--- a/40_AWS/05_改修資料/KSM_AWS_MOD_019_改修指示書_PromotionTier修正_ja_vi.docx
+++ b/40_AWS/05_改修資料/KSM_AWS_MOD_019_改修指示書_PromotionTier修正_ja_vi.docx
@@ -80,7 +80,7 @@
           <w:sz w:val="24"/>
           <w:szCs w:val="24"/>
         </w:rPr>
-        <w:t xml:space="preserve">■ 文書情報</w:t>
+        <w:t xml:space="preserve">■ ① 文書情報</w:t>
       </w:r>
       <w:r>
         <w:br/>
@@ -418,7 +418,7 @@
                 <w:sz w:val="18"/>
                 <w:szCs w:val="18"/>
               </w:rPr>
-              <w:t xml:space="preserve">カスミPOS</w:t>
+              <w:t xml:space="preserve">カスミ POS システム</w:t>
             </w:r>
           </w:p>
         </w:tc>
@@ -1310,7 +1310,1018 @@
           <w:sz w:val="24"/>
           <w:szCs w:val="24"/>
         </w:rPr>
-        <w:t xml:space="preserve">■ 改廃履歴</w:t>
+        <w:t xml:space="preserve">■ ② 改修概要</w:t>
+      </w:r>
+      <w:r>
+        <w:br/>
+      </w:r>
+      <w:r>
+        <w:rPr>
+          <w:rFonts w:ascii="BIZ UDPGothic" w:cs="BIZ UDPGothic" w:eastAsia="BIZ UDPGothic" w:hAnsi="BIZ UDPGothic"/>
+          <w:i/>
+          <w:iCs/>
+          <w:color w:val="AA3344"/>
+          <w:sz w:val="17"/>
+          <w:szCs w:val="17"/>
+        </w:rPr>
+        <w:t xml:space="preserve">　Tổng Quan Sửa Đổi</w:t>
+      </w:r>
+    </w:p>
+    <w:p>
+      <w:pPr>
+        <w:spacing w:before="100" w:after="100"/>
+      </w:pPr>
+      <w:r>
+        <w:rPr>
+          <w:rFonts w:ascii="BIZ UDPGothic" w:cs="BIZ UDPGothic" w:eastAsia="BIZ UDPGothic" w:hAnsi="BIZ UDPGothic"/>
+          <w:color w:val="404040"/>
+          <w:sz w:val="18"/>
+          <w:szCs w:val="18"/>
+        </w:rPr>
+        <w:t xml:space="preserve">Aurora MySQL クラスター ksm-posprd-db-cluster の Writer（instance-1）と</w:t>
+      </w:r>
+    </w:p>
+    <w:p>
+      <w:pPr>
+        <w:spacing w:before="100" w:after="100"/>
+      </w:pPr>
+      <w:r>
+        <w:rPr>
+          <w:rFonts w:ascii="BIZ UDPGothic" w:cs="BIZ UDPGothic" w:eastAsia="BIZ UDPGothic" w:hAnsi="BIZ UDPGothic"/>
+          <w:color w:val="404040"/>
+          <w:sz w:val="18"/>
+          <w:szCs w:val="18"/>
+        </w:rPr>
+        <w:t xml:space="preserve">Reader（instance-2）の PromotionTier</w:t>
+      </w:r>
+    </w:p>
+    <w:p>
+      <w:pPr>
+        <w:spacing w:before="100" w:after="100"/>
+      </w:pPr>
+      <w:r>
+        <w:rPr>
+          <w:rFonts w:ascii="BIZ UDPGothic" w:cs="BIZ UDPGothic" w:eastAsia="BIZ UDPGothic" w:hAnsi="BIZ UDPGothic"/>
+          <w:color w:val="404040"/>
+          <w:sz w:val="18"/>
+          <w:szCs w:val="18"/>
+        </w:rPr>
+        <w:t xml:space="preserve">が同値（0）に設定されている。フェイルオーバー時にどちらがWriterに昇格するか不定のため、Reader（instance-2）の</w:t>
+      </w:r>
+    </w:p>
+    <w:p>
+      <w:pPr>
+        <w:spacing w:before="100" w:after="100"/>
+      </w:pPr>
+      <w:r>
+        <w:rPr>
+          <w:rFonts w:ascii="BIZ UDPGothic" w:cs="BIZ UDPGothic" w:eastAsia="BIZ UDPGothic" w:hAnsi="BIZ UDPGothic"/>
+          <w:color w:val="404040"/>
+          <w:sz w:val="18"/>
+          <w:szCs w:val="18"/>
+        </w:rPr>
+        <w:t xml:space="preserve">PromotionTier を 2 に変更し、昇格順序を明確化する。 */ Writer</w:t>
+      </w:r>
+    </w:p>
+    <w:p>
+      <w:pPr>
+        <w:spacing w:before="100" w:after="100"/>
+      </w:pPr>
+      <w:r>
+        <w:rPr>
+          <w:rFonts w:ascii="BIZ UDPGothic" w:cs="BIZ UDPGothic" w:eastAsia="BIZ UDPGothic" w:hAnsi="BIZ UDPGothic"/>
+          <w:color w:val="404040"/>
+          <w:sz w:val="18"/>
+          <w:szCs w:val="18"/>
+        </w:rPr>
+        <w:t xml:space="preserve">(instance-1) và Reader (instance-2) của Aurora MySQL cluster</w:t>
+      </w:r>
+    </w:p>
+    <w:p>
+      <w:pPr>
+        <w:spacing w:before="100" w:after="100"/>
+      </w:pPr>
+      <w:r>
+        <w:rPr>
+          <w:rFonts w:ascii="BIZ UDPGothic" w:cs="BIZ UDPGothic" w:eastAsia="BIZ UDPGothic" w:hAnsi="BIZ UDPGothic"/>
+          <w:color w:val="404040"/>
+          <w:sz w:val="18"/>
+          <w:szCs w:val="18"/>
+        </w:rPr>
+        <w:t xml:space="preserve">ksm-posprd-db-cluster có PromotionTier cùng giá trị (0). Khi failover,</w:t>
+      </w:r>
+    </w:p>
+    <w:p>
+      <w:pPr>
+        <w:spacing w:before="100" w:after="100"/>
+      </w:pPr>
+      <w:r>
+        <w:rPr>
+          <w:rFonts w:ascii="BIZ UDPGothic" w:cs="BIZ UDPGothic" w:eastAsia="BIZ UDPGothic" w:hAnsi="BIZ UDPGothic"/>
+          <w:color w:val="404040"/>
+          <w:sz w:val="18"/>
+          <w:szCs w:val="18"/>
+        </w:rPr>
+        <w:t xml:space="preserve">không xác định instance nào sẽ được thăng cấp thành Writer. Thay đổi</w:t>
+      </w:r>
+    </w:p>
+    <w:p>
+      <w:pPr>
+        <w:spacing w:before="100" w:after="100"/>
+      </w:pPr>
+      <w:r>
+        <w:rPr>
+          <w:rFonts w:ascii="BIZ UDPGothic" w:cs="BIZ UDPGothic" w:eastAsia="BIZ UDPGothic" w:hAnsi="BIZ UDPGothic"/>
+          <w:color w:val="404040"/>
+          <w:sz w:val="18"/>
+          <w:szCs w:val="18"/>
+        </w:rPr>
+        <w:t xml:space="preserve">PromotionTier của Reader (instance-2) thành 2 để làm rõ thứ tự thăng</w:t>
+      </w:r>
+    </w:p>
+    <w:p>
+      <w:pPr>
+        <w:spacing w:before="100" w:after="100"/>
+      </w:pPr>
+      <w:r>
+        <w:rPr>
+          <w:rFonts w:ascii="BIZ UDPGothic" w:cs="BIZ UDPGothic" w:eastAsia="BIZ UDPGothic" w:hAnsi="BIZ UDPGothic"/>
+          <w:color w:val="404040"/>
+          <w:sz w:val="18"/>
+          <w:szCs w:val="18"/>
+        </w:rPr>
+        <w:t xml:space="preserve">cấp.*</w:t>
+      </w:r>
+    </w:p>
+    <w:p>
+      <w:pPr>
+        <w:spacing w:before="100" w:after="100"/>
+      </w:pPr>
+      <w:r>
+        <w:rPr>
+          <w:rFonts w:ascii="BIZ UDPGothic" w:cs="BIZ UDPGothic" w:eastAsia="BIZ UDPGothic" w:hAnsi="BIZ UDPGothic"/>
+          <w:b/>
+          <w:bCs/>
+          <w:color w:val="404040"/>
+          <w:sz w:val="18"/>
+          <w:szCs w:val="18"/>
+        </w:rPr>
+        <w:t xml:space="preserve">No.   改修タイトル */ 概要 */ Tổng quan*                        工数   リスク</w:t>
+      </w:r>
+    </w:p>
+    <w:p>
+      <w:pPr>
+        <w:spacing w:before="100" w:after="100"/>
+      </w:pPr>
+      <w:r>
+        <w:rPr>
+          <w:rFonts w:ascii="BIZ UDPGothic" w:cs="BIZ UDPGothic" w:eastAsia="BIZ UDPGothic" w:hAnsi="BIZ UDPGothic"/>
+          <w:color w:val="404040"/>
+          <w:sz w:val="18"/>
+          <w:szCs w:val="18"/>
+        </w:rPr>
+        <w:t xml:space="preserve">Tiêu đề*                                                          */ Khối    */ Rủi ro*</w:t>
+      </w:r>
+    </w:p>
+    <w:p>
+      <w:pPr>
+        <w:spacing w:before="100" w:after="100"/>
+      </w:pPr>
+      <w:r>
+        <w:rPr>
+          <w:rFonts w:ascii="BIZ UDPGothic" w:cs="BIZ UDPGothic" w:eastAsia="BIZ UDPGothic" w:hAnsi="BIZ UDPGothic"/>
+          <w:color w:val="404040"/>
+          <w:sz w:val="18"/>
+          <w:szCs w:val="18"/>
+        </w:rPr>
+        <w:t xml:space="preserve">lượng*</w:t>
+      </w:r>
+    </w:p>
+    <w:p>
+      <w:pPr>
+        <w:spacing w:before="100" w:after="100"/>
+      </w:pPr>
+      <w:r>
+        <w:rPr>
+          <w:rFonts w:ascii="BIZ UDPGothic" w:cs="BIZ UDPGothic" w:eastAsia="BIZ UDPGothic" w:hAnsi="BIZ UDPGothic"/>
+          <w:color w:val="404040"/>
+          <w:sz w:val="18"/>
+          <w:szCs w:val="18"/>
+        </w:rPr>
+        <w:t xml:space="preserve">1         instance-2          PromotionTier:                                0.5d       低</w:t>
+      </w:r>
+    </w:p>
+    <w:p>
+      <w:pPr>
+        <w:spacing w:before="100" w:after="100"/>
+      </w:pPr>
+      <w:r>
+        <w:rPr>
+          <w:rFonts w:ascii="BIZ UDPGothic" w:cs="BIZ UDPGothic" w:eastAsia="BIZ UDPGothic" w:hAnsi="BIZ UDPGothic"/>
+          <w:color w:val="404040"/>
+          <w:sz w:val="18"/>
+          <w:szCs w:val="18"/>
+        </w:rPr>
+        <w:t xml:space="preserve">PromotionTier変更   0→2に変更。フェイルオーバー昇格順序を明確化</w:t>
+      </w:r>
+    </w:p>
+    <w:p>
+      <w:pPr>
+        <w:pBdr>
+          <w:left w:val="thick" w:color="C8102E" w:sz="20" w:space="6"/>
+        </w:pBdr>
+        <w:spacing w:before="280" w:after="100"/>
+      </w:pPr>
+      <w:r>
+        <w:rPr>
+          <w:rFonts w:ascii="BIZ UDPGothic" w:cs="BIZ UDPGothic" w:eastAsia="BIZ UDPGothic" w:hAnsi="BIZ UDPGothic"/>
+          <w:b/>
+          <w:bCs/>
+          <w:color w:val="C8102E"/>
+          <w:sz w:val="24"/>
+          <w:szCs w:val="24"/>
+        </w:rPr>
+        <w:t xml:space="preserve">■ ③ 対象ファイル</w:t>
+      </w:r>
+      <w:r>
+        <w:br/>
+      </w:r>
+      <w:r>
+        <w:rPr>
+          <w:rFonts w:ascii="BIZ UDPGothic" w:cs="BIZ UDPGothic" w:eastAsia="BIZ UDPGothic" w:hAnsi="BIZ UDPGothic"/>
+          <w:i/>
+          <w:iCs/>
+          <w:color w:val="AA3344"/>
+          <w:sz w:val="17"/>
+          <w:szCs w:val="17"/>
+        </w:rPr>
+        <w:t xml:space="preserve">　File Đối Tượng</w:t>
+      </w:r>
+    </w:p>
+    <w:p>
+      <w:pPr>
+        <w:spacing w:before="100" w:after="100"/>
+      </w:pPr>
+      <w:r>
+        <w:rPr>
+          <w:rFonts w:ascii="BIZ UDPGothic" w:cs="BIZ UDPGothic" w:eastAsia="BIZ UDPGothic" w:hAnsi="BIZ UDPGothic"/>
+          <w:b/>
+          <w:bCs/>
+          <w:color w:val="C8102E"/>
+          <w:sz w:val="20"/>
+          <w:szCs w:val="20"/>
+        </w:rPr>
+        <w:t xml:space="preserve">■ 対象環境</w:t>
+      </w:r>
+    </w:p>
+    <w:p>
+      <w:pPr>
+        <w:spacing w:before="100" w:after="100"/>
+      </w:pPr>
+      <w:r>
+        <w:rPr>
+          <w:rFonts w:ascii="BIZ UDPGothic" w:cs="BIZ UDPGothic" w:eastAsia="BIZ UDPGothic" w:hAnsi="BIZ UDPGothic"/>
+          <w:color w:val="404040"/>
+          <w:sz w:val="18"/>
+          <w:szCs w:val="18"/>
+        </w:rPr>
+        <w:t xml:space="preserve">PRD（AWSアカウント: 332802448674）/ STG（AWSアカウント: 750735758916）</w:t>
+      </w:r>
+      <w:r>
+        <w:br/>
+      </w:r>
+      <w:r>
+        <w:rPr>
+          <w:rFonts w:ascii="BIZ UDPGothic" w:cs="BIZ UDPGothic" w:eastAsia="BIZ UDPGothic" w:hAnsi="BIZ UDPGothic"/>
+          <w:i/>
+          <w:iCs/>
+          <w:color w:val="777777"/>
+          <w:sz w:val="16"/>
+          <w:szCs w:val="16"/>
+        </w:rPr>
+        <w:t xml:space="preserve">/ PRD (Tài khoản AWS: 332802448674) / STG (Tài khoản AWS:</w:t>
+      </w:r>
+    </w:p>
+    <w:p>
+      <w:pPr>
+        <w:spacing w:before="100" w:after="100"/>
+      </w:pPr>
+      <w:r>
+        <w:rPr>
+          <w:rFonts w:ascii="BIZ UDPGothic" w:cs="BIZ UDPGothic" w:eastAsia="BIZ UDPGothic" w:hAnsi="BIZ UDPGothic"/>
+          <w:color w:val="404040"/>
+          <w:sz w:val="18"/>
+          <w:szCs w:val="18"/>
+        </w:rPr>
+        <w:t xml:space="preserve">750735758916)*</w:t>
+      </w:r>
+    </w:p>
+    <w:p>
+      <w:pPr>
+        <w:pBdr>
+          <w:left w:val="thick" w:color="C8102E" w:sz="20" w:space="6"/>
+        </w:pBdr>
+        <w:spacing w:before="280" w:after="100"/>
+      </w:pPr>
+      <w:r>
+        <w:rPr>
+          <w:rFonts w:ascii="BIZ UDPGothic" w:cs="BIZ UDPGothic" w:eastAsia="BIZ UDPGothic" w:hAnsi="BIZ UDPGothic"/>
+          <w:b/>
+          <w:bCs/>
+          <w:color w:val="C8102E"/>
+          <w:sz w:val="24"/>
+          <w:szCs w:val="24"/>
+        </w:rPr>
+        <w:t xml:space="preserve">■ ④ 改修内容</w:t>
+      </w:r>
+      <w:r>
+        <w:br/>
+      </w:r>
+      <w:r>
+        <w:rPr>
+          <w:rFonts w:ascii="BIZ UDPGothic" w:cs="BIZ UDPGothic" w:eastAsia="BIZ UDPGothic" w:hAnsi="BIZ UDPGothic"/>
+          <w:i/>
+          <w:iCs/>
+          <w:color w:val="AA3344"/>
+          <w:sz w:val="17"/>
+          <w:szCs w:val="17"/>
+        </w:rPr>
+        <w:t xml:space="preserve">　Nội Dung Sửa Đổi</w:t>
+      </w:r>
+    </w:p>
+    <w:p>
+      <w:pPr>
+        <w:spacing w:before="100" w:after="100"/>
+      </w:pPr>
+      <w:r>
+        <w:rPr>
+          <w:rFonts w:ascii="BIZ UDPGothic" w:cs="BIZ UDPGothic" w:eastAsia="BIZ UDPGothic" w:hAnsi="BIZ UDPGothic"/>
+          <w:b/>
+          <w:bCs/>
+          <w:color w:val="C8102E"/>
+          <w:sz w:val="20"/>
+          <w:szCs w:val="20"/>
+        </w:rPr>
+        <w:t xml:space="preserve">■ No.1 instance-2 PromotionTier 変更</w:t>
+      </w:r>
+    </w:p>
+    <w:p>
+      <w:pPr>
+        <w:spacing w:before="100" w:after="100"/>
+      </w:pPr>
+      <w:r>
+        <w:rPr>
+          <w:rFonts w:ascii="BIZ UDPGothic" w:cs="BIZ UDPGothic" w:eastAsia="BIZ UDPGothic" w:hAnsi="BIZ UDPGothic"/>
+          <w:b/>
+          <w:bCs/>
+          <w:color w:val="C8102E"/>
+          <w:sz w:val="20"/>
+          <w:szCs w:val="20"/>
+        </w:rPr>
+        <w:t xml:space="preserve">■ 改修内容</w:t>
+      </w:r>
+    </w:p>
+    <w:p>
+      <w:pPr>
+        <w:spacing w:before="100" w:after="100"/>
+      </w:pPr>
+      <w:r>
+        <w:rPr>
+          <w:rFonts w:ascii="BIZ UDPGothic" w:cs="BIZ UDPGothic" w:eastAsia="BIZ UDPGothic" w:hAnsi="BIZ UDPGothic"/>
+          <w:b/>
+          <w:bCs/>
+          <w:color w:val="C8102E"/>
+          <w:sz w:val="20"/>
+          <w:szCs w:val="20"/>
+        </w:rPr>
+        <w:t xml:space="preserve">■ 実行コマンド</w:t>
+      </w:r>
+    </w:p>
+    <w:tbl>
+      <w:tblPr>
+        <w:tblW w:type="dxa" w:w="9506"/>
+        <w:tblBorders>
+          <w:top w:val="single" w:color="CCCCCC" w:sz="4"/>
+          <w:left w:val="single" w:color="CCCCCC" w:sz="4"/>
+          <w:bottom w:val="single" w:color="CCCCCC" w:sz="4"/>
+          <w:right w:val="single" w:color="CCCCCC" w:sz="4"/>
+          <w:insideH w:val="single" w:color="auto" w:sz="4"/>
+          <w:insideV w:val="single" w:color="auto" w:sz="4"/>
+        </w:tblBorders>
+      </w:tblPr>
+      <w:tblGrid>
+        <w:gridCol w:w="9506"/>
+      </w:tblGrid>
+      <w:tr>
+        <w:trPr>
+          <w:cantSplit/>
+        </w:trPr>
+        <w:tc>
+          <w:tcPr>
+            <w:tcW w:type="dxa" w:w="9506"/>
+            <w:tcBorders>
+              <w:top w:val="single" w:color="CCCCCC" w:sz="4"/>
+              <w:left w:val="single" w:color="CCCCCC" w:sz="4"/>
+              <w:bottom w:val="single" w:color="CCCCCC" w:sz="4"/>
+              <w:right w:val="single" w:color="CCCCCC" w:sz="4"/>
+            </w:tcBorders>
+            <w:shd w:fill="F5F5F5" w:val="clear"/>
+            <w:tcMar>
+              <w:top w:type="dxa" w:w="80"/>
+              <w:left w:type="dxa" w:w="200"/>
+              <w:bottom w:type="dxa" w:w="80"/>
+              <w:right w:type="dxa" w:w="200"/>
+            </w:tcMar>
+          </w:tcPr>
+          <w:p>
+            <w:pPr>
+              <w:spacing w:before="0" w:after="0"/>
+            </w:pPr>
+            <w:r>
+              <w:rPr>
+                <w:rFonts w:ascii="Courier New" w:cs="Courier New" w:eastAsia="Courier New" w:hAnsi="Courier New"/>
+                <w:color w:val="404040"/>
+                <w:sz w:val="16"/>
+                <w:szCs w:val="16"/>
+              </w:rPr>
+              <w:t xml:space="preserve">AWS CloudShellで以下を実行すること。 */ Thực thi lệnh dưới đây trên AWS</w:t>
+            </w:r>
+          </w:p>
+          <w:p>
+            <w:pPr>
+              <w:spacing w:before="0" w:after="0"/>
+            </w:pPr>
+            <w:r>
+              <w:rPr>
+                <w:rFonts w:ascii="Courier New" w:cs="Courier New" w:eastAsia="Courier New" w:hAnsi="Courier New"/>
+                <w:color w:val="404040"/>
+                <w:sz w:val="16"/>
+                <w:szCs w:val="16"/>
+              </w:rPr>
+              <w:t xml:space="preserve">CloudShell.*</w:t>
+            </w:r>
+          </w:p>
+        </w:tc>
+      </w:tr>
+    </w:tbl>
+    <w:p>
+      <w:pPr>
+        <w:pBdr>
+          <w:left w:val="thick" w:color="C8102E" w:sz="20" w:space="6"/>
+        </w:pBdr>
+        <w:spacing w:before="280" w:after="100"/>
+      </w:pPr>
+      <w:r>
+        <w:rPr>
+          <w:rFonts w:ascii="BIZ UDPGothic" w:cs="BIZ UDPGothic" w:eastAsia="BIZ UDPGothic" w:hAnsi="BIZ UDPGothic"/>
+          <w:b/>
+          <w:bCs/>
+          <w:color w:val="C8102E"/>
+          <w:sz w:val="24"/>
+          <w:szCs w:val="24"/>
+        </w:rPr>
+        <w:t xml:space="preserve">■ ⑧ テスト手順・結果</w:t>
+      </w:r>
+      <w:r>
+        <w:br/>
+      </w:r>
+      <w:r>
+        <w:rPr>
+          <w:rFonts w:ascii="BIZ UDPGothic" w:cs="BIZ UDPGothic" w:eastAsia="BIZ UDPGothic" w:hAnsi="BIZ UDPGothic"/>
+          <w:i/>
+          <w:iCs/>
+          <w:color w:val="AA3344"/>
+          <w:sz w:val="17"/>
+          <w:szCs w:val="17"/>
+        </w:rPr>
+        <w:t xml:space="preserve">　Quy Trình &amp; Kết Quả Kiểm Thử</w:t>
+      </w:r>
+    </w:p>
+    <w:p>
+      <w:pPr>
+        <w:spacing w:before="100" w:after="100"/>
+      </w:pPr>
+      <w:r>
+        <w:rPr>
+          <w:rFonts w:ascii="BIZ UDPGothic" w:cs="BIZ UDPGothic" w:eastAsia="BIZ UDPGothic" w:hAnsi="BIZ UDPGothic"/>
+          <w:color w:val="404040"/>
+          <w:sz w:val="18"/>
+          <w:szCs w:val="18"/>
+        </w:rPr>
+        <w:t xml:space="preserve"/>
+      </w:r>
+    </w:p>
+    <w:tbl>
+      <w:tblPr>
+        <w:tblW w:type="dxa" w:w="9506"/>
+        <w:tblBorders>
+          <w:top w:val="single" w:color="CCCCCC" w:sz="4"/>
+          <w:left w:val="single" w:color="CCCCCC" w:sz="4"/>
+          <w:bottom w:val="single" w:color="CCCCCC" w:sz="4"/>
+          <w:right w:val="single" w:color="CCCCCC" w:sz="4"/>
+          <w:insideH w:val="single" w:color="auto" w:sz="4"/>
+          <w:insideV w:val="single" w:color="auto" w:sz="4"/>
+        </w:tblBorders>
+      </w:tblPr>
+      <w:tblGrid>
+        <w:gridCol w:w="2400"/>
+        <w:gridCol w:w="7106"/>
+      </w:tblGrid>
+      <w:tr>
+        <w:trPr>
+          <w:cantSplit/>
+        </w:trPr>
+        <w:tc>
+          <w:tcPr>
+            <w:tcW w:type="dxa" w:w="2400"/>
+            <w:tcBorders>
+              <w:top w:val="single" w:color="CCCCCC" w:sz="4"/>
+              <w:left w:val="single" w:color="CCCCCC" w:sz="4"/>
+              <w:bottom w:val="single" w:color="CCCCCC" w:sz="4"/>
+              <w:right w:val="single" w:color="CCCCCC" w:sz="4"/>
+            </w:tcBorders>
+            <w:shd w:fill="E8E8E8" w:val="clear"/>
+            <w:tcMar>
+              <w:top w:type="dxa" w:w="80"/>
+              <w:left w:type="dxa" w:w="120"/>
+              <w:bottom w:type="dxa" w:w="80"/>
+              <w:right w:type="dxa" w:w="120"/>
+            </w:tcMar>
+            <w:vAlign w:val="center"/>
+          </w:tcPr>
+          <w:p>
+            <w:pPr>
+              <w:jc w:val="left"/>
+            </w:pPr>
+            <w:r>
+              <w:rPr>
+                <w:rFonts w:ascii="BIZ UDPGothic" w:cs="BIZ UDPGothic" w:eastAsia="BIZ UDPGothic" w:hAnsi="BIZ UDPGothic"/>
+                <w:b/>
+                <w:bCs/>
+                <w:color w:val="000000"/>
+                <w:sz w:val="18"/>
+                <w:szCs w:val="18"/>
+              </w:rPr>
+              <w:t xml:space="preserve">テスト実施日</w:t>
+            </w:r>
+            <w:r>
+              <w:rPr>
+                <w:rFonts w:ascii="BIZ UDPGothic" w:cs="BIZ UDPGothic" w:eastAsia="BIZ UDPGothic" w:hAnsi="BIZ UDPGothic"/>
+                <w:i/>
+                <w:iCs/>
+                <w:color w:val="888888"/>
+                <w:sz w:val="16"/>
+                <w:szCs w:val="16"/>
+              </w:rPr>
+              <w:t xml:space="preserve"> / </w:t>
+            </w:r>
+            <w:r>
+              <w:rPr>
+                <w:rFonts w:ascii="BIZ UDPGothic" w:cs="BIZ UDPGothic" w:eastAsia="BIZ UDPGothic" w:hAnsi="BIZ UDPGothic"/>
+                <w:i/>
+                <w:iCs/>
+                <w:color w:val="888888"/>
+                <w:sz w:val="16"/>
+                <w:szCs w:val="16"/>
+              </w:rPr>
+              <w:t xml:space="preserve">Ngày kiểm thử</w:t>
+            </w:r>
+          </w:p>
+        </w:tc>
+        <w:tc>
+          <w:tcPr>
+            <w:tcW w:type="dxa" w:w="7106"/>
+            <w:tcBorders>
+              <w:top w:val="single" w:color="CCCCCC" w:sz="4"/>
+              <w:left w:val="single" w:color="CCCCCC" w:sz="4"/>
+              <w:bottom w:val="single" w:color="CCCCCC" w:sz="4"/>
+              <w:right w:val="single" w:color="CCCCCC" w:sz="4"/>
+            </w:tcBorders>
+            <w:shd w:fill="FFFFFF" w:val="clear"/>
+            <w:tcMar>
+              <w:top w:type="dxa" w:w="80"/>
+              <w:left w:type="dxa" w:w="120"/>
+              <w:bottom w:type="dxa" w:w="80"/>
+              <w:right w:type="dxa" w:w="120"/>
+            </w:tcMar>
+            <w:vAlign w:val="center"/>
+          </w:tcPr>
+          <w:p>
+            <w:pPr>
+              <w:jc w:val="left"/>
+            </w:pPr>
+            <w:r>
+              <w:rPr>
+                <w:rFonts w:ascii="BIZ UDPGothic" w:cs="BIZ UDPGothic" w:eastAsia="BIZ UDPGothic" w:hAnsi="BIZ UDPGothic"/>
+                <w:b w:val="false"/>
+                <w:bCs w:val="false"/>
+                <w:color w:val="404040"/>
+                <w:sz w:val="18"/>
+                <w:szCs w:val="18"/>
+              </w:rPr>
+              <w:t xml:space="preserve"/>
+            </w:r>
+          </w:p>
+        </w:tc>
+      </w:tr>
+      <w:tr>
+        <w:trPr>
+          <w:cantSplit/>
+        </w:trPr>
+        <w:tc>
+          <w:tcPr>
+            <w:tcW w:type="dxa" w:w="2400"/>
+            <w:tcBorders>
+              <w:top w:val="single" w:color="CCCCCC" w:sz="4"/>
+              <w:left w:val="single" w:color="CCCCCC" w:sz="4"/>
+              <w:bottom w:val="single" w:color="CCCCCC" w:sz="4"/>
+              <w:right w:val="single" w:color="CCCCCC" w:sz="4"/>
+            </w:tcBorders>
+            <w:shd w:fill="E8E8E8" w:val="clear"/>
+            <w:tcMar>
+              <w:top w:type="dxa" w:w="80"/>
+              <w:left w:type="dxa" w:w="120"/>
+              <w:bottom w:type="dxa" w:w="80"/>
+              <w:right w:type="dxa" w:w="120"/>
+            </w:tcMar>
+            <w:vAlign w:val="center"/>
+          </w:tcPr>
+          <w:p>
+            <w:pPr>
+              <w:jc w:val="left"/>
+            </w:pPr>
+            <w:r>
+              <w:rPr>
+                <w:rFonts w:ascii="BIZ UDPGothic" w:cs="BIZ UDPGothic" w:eastAsia="BIZ UDPGothic" w:hAnsi="BIZ UDPGothic"/>
+                <w:b/>
+                <w:bCs/>
+                <w:color w:val="000000"/>
+                <w:sz w:val="18"/>
+                <w:szCs w:val="18"/>
+              </w:rPr>
+              <w:t xml:space="preserve">実施者</w:t>
+            </w:r>
+            <w:r>
+              <w:rPr>
+                <w:rFonts w:ascii="BIZ UDPGothic" w:cs="BIZ UDPGothic" w:eastAsia="BIZ UDPGothic" w:hAnsi="BIZ UDPGothic"/>
+                <w:i/>
+                <w:iCs/>
+                <w:color w:val="888888"/>
+                <w:sz w:val="16"/>
+                <w:szCs w:val="16"/>
+              </w:rPr>
+              <w:t xml:space="preserve"> / </w:t>
+            </w:r>
+            <w:r>
+              <w:rPr>
+                <w:rFonts w:ascii="BIZ UDPGothic" w:cs="BIZ UDPGothic" w:eastAsia="BIZ UDPGothic" w:hAnsi="BIZ UDPGothic"/>
+                <w:i/>
+                <w:iCs/>
+                <w:color w:val="888888"/>
+                <w:sz w:val="16"/>
+                <w:szCs w:val="16"/>
+              </w:rPr>
+              <w:t xml:space="preserve">Người thực hiện</w:t>
+            </w:r>
+          </w:p>
+        </w:tc>
+        <w:tc>
+          <w:tcPr>
+            <w:tcW w:type="dxa" w:w="7106"/>
+            <w:tcBorders>
+              <w:top w:val="single" w:color="CCCCCC" w:sz="4"/>
+              <w:left w:val="single" w:color="CCCCCC" w:sz="4"/>
+              <w:bottom w:val="single" w:color="CCCCCC" w:sz="4"/>
+              <w:right w:val="single" w:color="CCCCCC" w:sz="4"/>
+            </w:tcBorders>
+            <w:shd w:fill="FFFFFF" w:val="clear"/>
+            <w:tcMar>
+              <w:top w:type="dxa" w:w="80"/>
+              <w:left w:type="dxa" w:w="120"/>
+              <w:bottom w:type="dxa" w:w="80"/>
+              <w:right w:type="dxa" w:w="120"/>
+            </w:tcMar>
+            <w:vAlign w:val="center"/>
+          </w:tcPr>
+          <w:p>
+            <w:pPr>
+              <w:jc w:val="left"/>
+            </w:pPr>
+            <w:r>
+              <w:rPr>
+                <w:rFonts w:ascii="BIZ UDPGothic" w:cs="BIZ UDPGothic" w:eastAsia="BIZ UDPGothic" w:hAnsi="BIZ UDPGothic"/>
+                <w:b w:val="false"/>
+                <w:bCs w:val="false"/>
+                <w:color w:val="404040"/>
+                <w:sz w:val="18"/>
+                <w:szCs w:val="18"/>
+              </w:rPr>
+              <w:t xml:space="preserve"/>
+            </w:r>
+          </w:p>
+        </w:tc>
+      </w:tr>
+      <w:tr>
+        <w:trPr>
+          <w:cantSplit/>
+        </w:trPr>
+        <w:tc>
+          <w:tcPr>
+            <w:tcW w:type="dxa" w:w="2400"/>
+            <w:tcBorders>
+              <w:top w:val="single" w:color="CCCCCC" w:sz="4"/>
+              <w:left w:val="single" w:color="CCCCCC" w:sz="4"/>
+              <w:bottom w:val="single" w:color="CCCCCC" w:sz="4"/>
+              <w:right w:val="single" w:color="CCCCCC" w:sz="4"/>
+            </w:tcBorders>
+            <w:shd w:fill="E8E8E8" w:val="clear"/>
+            <w:tcMar>
+              <w:top w:type="dxa" w:w="80"/>
+              <w:left w:type="dxa" w:w="120"/>
+              <w:bottom w:type="dxa" w:w="80"/>
+              <w:right w:type="dxa" w:w="120"/>
+            </w:tcMar>
+            <w:vAlign w:val="center"/>
+          </w:tcPr>
+          <w:p>
+            <w:pPr>
+              <w:jc w:val="left"/>
+            </w:pPr>
+            <w:r>
+              <w:rPr>
+                <w:rFonts w:ascii="BIZ UDPGothic" w:cs="BIZ UDPGothic" w:eastAsia="BIZ UDPGothic" w:hAnsi="BIZ UDPGothic"/>
+                <w:b/>
+                <w:bCs/>
+                <w:color w:val="000000"/>
+                <w:sz w:val="18"/>
+                <w:szCs w:val="18"/>
+              </w:rPr>
+              <w:t xml:space="preserve">承認日</w:t>
+            </w:r>
+            <w:r>
+              <w:rPr>
+                <w:rFonts w:ascii="BIZ UDPGothic" w:cs="BIZ UDPGothic" w:eastAsia="BIZ UDPGothic" w:hAnsi="BIZ UDPGothic"/>
+                <w:i/>
+                <w:iCs/>
+                <w:color w:val="888888"/>
+                <w:sz w:val="16"/>
+                <w:szCs w:val="16"/>
+              </w:rPr>
+              <w:t xml:space="preserve"> / </w:t>
+            </w:r>
+            <w:r>
+              <w:rPr>
+                <w:rFonts w:ascii="BIZ UDPGothic" w:cs="BIZ UDPGothic" w:eastAsia="BIZ UDPGothic" w:hAnsi="BIZ UDPGothic"/>
+                <w:i/>
+                <w:iCs/>
+                <w:color w:val="888888"/>
+                <w:sz w:val="16"/>
+                <w:szCs w:val="16"/>
+              </w:rPr>
+              <w:t xml:space="preserve">Ngày duyệt</w:t>
+            </w:r>
+          </w:p>
+        </w:tc>
+        <w:tc>
+          <w:tcPr>
+            <w:tcW w:type="dxa" w:w="7106"/>
+            <w:tcBorders>
+              <w:top w:val="single" w:color="CCCCCC" w:sz="4"/>
+              <w:left w:val="single" w:color="CCCCCC" w:sz="4"/>
+              <w:bottom w:val="single" w:color="CCCCCC" w:sz="4"/>
+              <w:right w:val="single" w:color="CCCCCC" w:sz="4"/>
+            </w:tcBorders>
+            <w:shd w:fill="FFFFFF" w:val="clear"/>
+            <w:tcMar>
+              <w:top w:type="dxa" w:w="80"/>
+              <w:left w:type="dxa" w:w="120"/>
+              <w:bottom w:type="dxa" w:w="80"/>
+              <w:right w:type="dxa" w:w="120"/>
+            </w:tcMar>
+            <w:vAlign w:val="center"/>
+          </w:tcPr>
+          <w:p>
+            <w:pPr>
+              <w:jc w:val="left"/>
+            </w:pPr>
+            <w:r>
+              <w:rPr>
+                <w:rFonts w:ascii="BIZ UDPGothic" w:cs="BIZ UDPGothic" w:eastAsia="BIZ UDPGothic" w:hAnsi="BIZ UDPGothic"/>
+                <w:b w:val="false"/>
+                <w:bCs w:val="false"/>
+                <w:color w:val="404040"/>
+                <w:sz w:val="18"/>
+                <w:szCs w:val="18"/>
+              </w:rPr>
+              <w:t xml:space="preserve"/>
+            </w:r>
+          </w:p>
+        </w:tc>
+      </w:tr>
+      <w:tr>
+        <w:trPr>
+          <w:cantSplit/>
+        </w:trPr>
+        <w:tc>
+          <w:tcPr>
+            <w:tcW w:type="dxa" w:w="2400"/>
+            <w:tcBorders>
+              <w:top w:val="single" w:color="CCCCCC" w:sz="4"/>
+              <w:left w:val="single" w:color="CCCCCC" w:sz="4"/>
+              <w:bottom w:val="single" w:color="CCCCCC" w:sz="4"/>
+              <w:right w:val="single" w:color="CCCCCC" w:sz="4"/>
+            </w:tcBorders>
+            <w:shd w:fill="E8E8E8" w:val="clear"/>
+            <w:tcMar>
+              <w:top w:type="dxa" w:w="80"/>
+              <w:left w:type="dxa" w:w="120"/>
+              <w:bottom w:type="dxa" w:w="80"/>
+              <w:right w:type="dxa" w:w="120"/>
+            </w:tcMar>
+            <w:vAlign w:val="center"/>
+          </w:tcPr>
+          <w:p>
+            <w:pPr>
+              <w:jc w:val="left"/>
+            </w:pPr>
+            <w:r>
+              <w:rPr>
+                <w:rFonts w:ascii="BIZ UDPGothic" w:cs="BIZ UDPGothic" w:eastAsia="BIZ UDPGothic" w:hAnsi="BIZ UDPGothic"/>
+                <w:b/>
+                <w:bCs/>
+                <w:color w:val="000000"/>
+                <w:sz w:val="18"/>
+                <w:szCs w:val="18"/>
+              </w:rPr>
+              <w:t xml:space="preserve">承認者</w:t>
+            </w:r>
+            <w:r>
+              <w:rPr>
+                <w:rFonts w:ascii="BIZ UDPGothic" w:cs="BIZ UDPGothic" w:eastAsia="BIZ UDPGothic" w:hAnsi="BIZ UDPGothic"/>
+                <w:i/>
+                <w:iCs/>
+                <w:color w:val="888888"/>
+                <w:sz w:val="16"/>
+                <w:szCs w:val="16"/>
+              </w:rPr>
+              <w:t xml:space="preserve"> / </w:t>
+            </w:r>
+            <w:r>
+              <w:rPr>
+                <w:rFonts w:ascii="BIZ UDPGothic" w:cs="BIZ UDPGothic" w:eastAsia="BIZ UDPGothic" w:hAnsi="BIZ UDPGothic"/>
+                <w:i/>
+                <w:iCs/>
+                <w:color w:val="888888"/>
+                <w:sz w:val="16"/>
+                <w:szCs w:val="16"/>
+              </w:rPr>
+              <w:t xml:space="preserve">Người duyệt</w:t>
+            </w:r>
+          </w:p>
+        </w:tc>
+        <w:tc>
+          <w:tcPr>
+            <w:tcW w:type="dxa" w:w="7106"/>
+            <w:tcBorders>
+              <w:top w:val="single" w:color="CCCCCC" w:sz="4"/>
+              <w:left w:val="single" w:color="CCCCCC" w:sz="4"/>
+              <w:bottom w:val="single" w:color="CCCCCC" w:sz="4"/>
+              <w:right w:val="single" w:color="CCCCCC" w:sz="4"/>
+            </w:tcBorders>
+            <w:shd w:fill="FFFFFF" w:val="clear"/>
+            <w:tcMar>
+              <w:top w:type="dxa" w:w="80"/>
+              <w:left w:type="dxa" w:w="120"/>
+              <w:bottom w:type="dxa" w:w="80"/>
+              <w:right w:type="dxa" w:w="120"/>
+            </w:tcMar>
+            <w:vAlign w:val="center"/>
+          </w:tcPr>
+          <w:p>
+            <w:pPr>
+              <w:jc w:val="left"/>
+            </w:pPr>
+            <w:r>
+              <w:rPr>
+                <w:rFonts w:ascii="BIZ UDPGothic" w:cs="BIZ UDPGothic" w:eastAsia="BIZ UDPGothic" w:hAnsi="BIZ UDPGothic"/>
+                <w:b w:val="false"/>
+                <w:bCs w:val="false"/>
+                <w:color w:val="404040"/>
+                <w:sz w:val="18"/>
+                <w:szCs w:val="18"/>
+              </w:rPr>
+              <w:t xml:space="preserve"/>
+            </w:r>
+          </w:p>
+        </w:tc>
+      </w:tr>
+    </w:tbl>
+    <w:p>
+      <w:pPr>
+        <w:pBdr>
+          <w:left w:val="thick" w:color="C8102E" w:sz="20" w:space="6"/>
+        </w:pBdr>
+        <w:spacing w:before="280" w:after="100"/>
+      </w:pPr>
+      <w:r>
+        <w:rPr>
+          <w:rFonts w:ascii="BIZ UDPGothic" w:cs="BIZ UDPGothic" w:eastAsia="BIZ UDPGothic" w:hAnsi="BIZ UDPGothic"/>
+          <w:b/>
+          <w:bCs/>
+          <w:color w:val="C8102E"/>
+          <w:sz w:val="24"/>
+          <w:szCs w:val="24"/>
+        </w:rPr>
+        <w:t xml:space="preserve">■ 報告方法</w:t>
+      </w:r>
+      <w:r>
+        <w:br/>
+      </w:r>
+      <w:r>
+        <w:rPr>
+          <w:rFonts w:ascii="BIZ UDPGothic" w:cs="BIZ UDPGothic" w:eastAsia="BIZ UDPGothic" w:hAnsi="BIZ UDPGothic"/>
+          <w:i/>
+          <w:iCs/>
+          <w:color w:val="AA3344"/>
+          <w:sz w:val="17"/>
+          <w:szCs w:val="17"/>
+        </w:rPr>
+        <w:t xml:space="preserve">　Phương Thức Báo Cáo</w:t>
+      </w:r>
+    </w:p>
+    <w:p>
+      <w:pPr>
+        <w:spacing w:before="100" w:after="100"/>
+      </w:pPr>
+      <w:r>
+        <w:rPr>
+          <w:rFonts w:ascii="BIZ UDPGothic" w:cs="BIZ UDPGothic" w:eastAsia="BIZ UDPGothic" w:hAnsi="BIZ UDPGothic"/>
+          <w:color w:val="404040"/>
+          <w:sz w:val="18"/>
+          <w:szCs w:val="18"/>
+        </w:rPr>
+        <w:t xml:space="preserve">全テスト完了後、結果欄（OK/NG）を記入して Thanh Nguyên へ提出すること。</w:t>
+      </w:r>
+      <w:r>
+        <w:br/>
+      </w:r>
+      <w:r>
+        <w:rPr>
+          <w:rFonts w:ascii="BIZ UDPGothic" w:cs="BIZ UDPGothic" w:eastAsia="BIZ UDPGothic" w:hAnsi="BIZ UDPGothic"/>
+          <w:i/>
+          <w:iCs/>
+          <w:color w:val="777777"/>
+          <w:sz w:val="16"/>
+          <w:szCs w:val="16"/>
+        </w:rPr>
+        <w:t xml:space="preserve">/ Sau khi hoàn thành tất cả kiểm thử, điền kết quả (OK/NG) và gửi cho Thanh Nguyên.</w:t>
+      </w:r>
+    </w:p>
+    <w:p>
+      <w:pPr>
+        <w:spacing w:before="100" w:after="100"/>
+      </w:pPr>
+      <w:r>
+        <w:rPr>
+          <w:rFonts w:ascii="BIZ UDPGothic" w:cs="BIZ UDPGothic" w:eastAsia="BIZ UDPGothic" w:hAnsi="BIZ UDPGothic"/>
+          <w:color w:val="404040"/>
+          <w:sz w:val="18"/>
+          <w:szCs w:val="18"/>
+        </w:rPr>
+        <w:t xml:space="preserve">提出先: thanh.nguyen@luvina.net</w:t>
+      </w:r>
+      <w:r>
+        <w:br/>
+      </w:r>
+      <w:r>
+        <w:rPr>
+          <w:rFonts w:ascii="BIZ UDPGothic" w:cs="BIZ UDPGothic" w:eastAsia="BIZ UDPGothic" w:hAnsi="BIZ UDPGothic"/>
+          <w:i/>
+          <w:iCs/>
+          <w:color w:val="777777"/>
+          <w:sz w:val="16"/>
+          <w:szCs w:val="16"/>
+        </w:rPr>
+        <w:t xml:space="preserve">/ Địa chỉ nộp: thanh.nguyen@luvina.net</w:t>
+      </w:r>
+    </w:p>
+    <w:p>
+      <w:pPr>
+        <w:pBdr>
+          <w:left w:val="thick" w:color="C8102E" w:sz="20" w:space="6"/>
+        </w:pBdr>
+        <w:spacing w:before="280" w:after="100"/>
+      </w:pPr>
+      <w:r>
+        <w:rPr>
+          <w:rFonts w:ascii="BIZ UDPGothic" w:cs="BIZ UDPGothic" w:eastAsia="BIZ UDPGothic" w:hAnsi="BIZ UDPGothic"/>
+          <w:b/>
+          <w:bCs/>
+          <w:color w:val="C8102E"/>
+          <w:sz w:val="24"/>
+          <w:szCs w:val="24"/>
+        </w:rPr>
+        <w:t xml:space="preserve">■ ⑨ 改廃履歴</w:t>
       </w:r>
       <w:r>
         <w:br/>
@@ -2042,804 +3053,6 @@
         </w:tc>
       </w:tr>
     </w:tbl>
-    <w:p>
-      <w:pPr>
-        <w:pBdr>
-          <w:left w:val="thick" w:color="C8102E" w:sz="20" w:space="6"/>
-        </w:pBdr>
-        <w:spacing w:before="280" w:after="100"/>
-      </w:pPr>
-      <w:r>
-        <w:rPr>
-          <w:rFonts w:ascii="BIZ UDPGothic" w:cs="BIZ UDPGothic" w:eastAsia="BIZ UDPGothic" w:hAnsi="BIZ UDPGothic"/>
-          <w:b/>
-          <w:bCs/>
-          <w:color w:val="C8102E"/>
-          <w:sz w:val="24"/>
-          <w:szCs w:val="24"/>
-        </w:rPr>
-        <w:t xml:space="preserve">■ 概要・目的</w:t>
-      </w:r>
-      <w:r>
-        <w:br/>
-      </w:r>
-      <w:r>
-        <w:rPr>
-          <w:rFonts w:ascii="BIZ UDPGothic" w:cs="BIZ UDPGothic" w:eastAsia="BIZ UDPGothic" w:hAnsi="BIZ UDPGothic"/>
-          <w:i/>
-          <w:iCs/>
-          <w:color w:val="AA3344"/>
-          <w:sz w:val="17"/>
-          <w:szCs w:val="17"/>
-        </w:rPr>
-        <w:t xml:space="preserve">　Tổng Quan</w:t>
-      </w:r>
-    </w:p>
-    <w:p>
-      <w:pPr>
-        <w:spacing w:before="100" w:after="100"/>
-      </w:pPr>
-      <w:r>
-        <w:rPr>
-          <w:rFonts w:ascii="BIZ UDPGothic" w:cs="BIZ UDPGothic" w:eastAsia="BIZ UDPGothic" w:hAnsi="BIZ UDPGothic"/>
-          <w:color w:val="404040"/>
-          <w:sz w:val="18"/>
-          <w:szCs w:val="18"/>
-        </w:rPr>
-        <w:t xml:space="preserve">Aurora MySQL クラスター ksm-posprd-db-cluster の Writer（instance-1）と</w:t>
-      </w:r>
-    </w:p>
-    <w:p>
-      <w:pPr>
-        <w:spacing w:before="100" w:after="100"/>
-      </w:pPr>
-      <w:r>
-        <w:rPr>
-          <w:rFonts w:ascii="BIZ UDPGothic" w:cs="BIZ UDPGothic" w:eastAsia="BIZ UDPGothic" w:hAnsi="BIZ UDPGothic"/>
-          <w:color w:val="404040"/>
-          <w:sz w:val="18"/>
-          <w:szCs w:val="18"/>
-        </w:rPr>
-        <w:t xml:space="preserve">Reader（instance-2）の PromotionTier</w:t>
-      </w:r>
-    </w:p>
-    <w:p>
-      <w:pPr>
-        <w:spacing w:before="100" w:after="100"/>
-      </w:pPr>
-      <w:r>
-        <w:rPr>
-          <w:rFonts w:ascii="BIZ UDPGothic" w:cs="BIZ UDPGothic" w:eastAsia="BIZ UDPGothic" w:hAnsi="BIZ UDPGothic"/>
-          <w:color w:val="404040"/>
-          <w:sz w:val="18"/>
-          <w:szCs w:val="18"/>
-        </w:rPr>
-        <w:t xml:space="preserve">が同値（0）に設定されている。フェイルオーバー時にどちらがWriterに昇格するか不定のため、Reader（instance-2）の</w:t>
-      </w:r>
-    </w:p>
-    <w:p>
-      <w:pPr>
-        <w:spacing w:before="100" w:after="100"/>
-      </w:pPr>
-      <w:r>
-        <w:rPr>
-          <w:rFonts w:ascii="BIZ UDPGothic" w:cs="BIZ UDPGothic" w:eastAsia="BIZ UDPGothic" w:hAnsi="BIZ UDPGothic"/>
-          <w:color w:val="404040"/>
-          <w:sz w:val="18"/>
-          <w:szCs w:val="18"/>
-        </w:rPr>
-        <w:t xml:space="preserve">PromotionTier を 2 に変更し、昇格順序を明確化する。 */ Writer</w:t>
-      </w:r>
-    </w:p>
-    <w:p>
-      <w:pPr>
-        <w:spacing w:before="100" w:after="100"/>
-      </w:pPr>
-      <w:r>
-        <w:rPr>
-          <w:rFonts w:ascii="BIZ UDPGothic" w:cs="BIZ UDPGothic" w:eastAsia="BIZ UDPGothic" w:hAnsi="BIZ UDPGothic"/>
-          <w:color w:val="404040"/>
-          <w:sz w:val="18"/>
-          <w:szCs w:val="18"/>
-        </w:rPr>
-        <w:t xml:space="preserve">(instance-1) và Reader (instance-2) của Aurora MySQL cluster</w:t>
-      </w:r>
-    </w:p>
-    <w:p>
-      <w:pPr>
-        <w:spacing w:before="100" w:after="100"/>
-      </w:pPr>
-      <w:r>
-        <w:rPr>
-          <w:rFonts w:ascii="BIZ UDPGothic" w:cs="BIZ UDPGothic" w:eastAsia="BIZ UDPGothic" w:hAnsi="BIZ UDPGothic"/>
-          <w:color w:val="404040"/>
-          <w:sz w:val="18"/>
-          <w:szCs w:val="18"/>
-        </w:rPr>
-        <w:t xml:space="preserve">ksm-posprd-db-cluster có PromotionTier cùng giá trị (0). Khi failover,</w:t>
-      </w:r>
-    </w:p>
-    <w:p>
-      <w:pPr>
-        <w:spacing w:before="100" w:after="100"/>
-      </w:pPr>
-      <w:r>
-        <w:rPr>
-          <w:rFonts w:ascii="BIZ UDPGothic" w:cs="BIZ UDPGothic" w:eastAsia="BIZ UDPGothic" w:hAnsi="BIZ UDPGothic"/>
-          <w:color w:val="404040"/>
-          <w:sz w:val="18"/>
-          <w:szCs w:val="18"/>
-        </w:rPr>
-        <w:t xml:space="preserve">không xác định instance nào sẽ được thăng cấp thành Writer. Thay đổi</w:t>
-      </w:r>
-    </w:p>
-    <w:p>
-      <w:pPr>
-        <w:spacing w:before="100" w:after="100"/>
-      </w:pPr>
-      <w:r>
-        <w:rPr>
-          <w:rFonts w:ascii="BIZ UDPGothic" w:cs="BIZ UDPGothic" w:eastAsia="BIZ UDPGothic" w:hAnsi="BIZ UDPGothic"/>
-          <w:color w:val="404040"/>
-          <w:sz w:val="18"/>
-          <w:szCs w:val="18"/>
-        </w:rPr>
-        <w:t xml:space="preserve">PromotionTier của Reader (instance-2) thành 2 để làm rõ thứ tự thăng</w:t>
-      </w:r>
-    </w:p>
-    <w:p>
-      <w:pPr>
-        <w:spacing w:before="100" w:after="100"/>
-      </w:pPr>
-      <w:r>
-        <w:rPr>
-          <w:rFonts w:ascii="BIZ UDPGothic" w:cs="BIZ UDPGothic" w:eastAsia="BIZ UDPGothic" w:hAnsi="BIZ UDPGothic"/>
-          <w:color w:val="404040"/>
-          <w:sz w:val="18"/>
-          <w:szCs w:val="18"/>
-        </w:rPr>
-        <w:t xml:space="preserve">cấp.*</w:t>
-      </w:r>
-    </w:p>
-    <w:p>
-      <w:pPr>
-        <w:spacing w:before="100" w:after="100"/>
-      </w:pPr>
-      <w:r>
-        <w:rPr>
-          <w:rFonts w:ascii="BIZ UDPGothic" w:cs="BIZ UDPGothic" w:eastAsia="BIZ UDPGothic" w:hAnsi="BIZ UDPGothic"/>
-          <w:b/>
-          <w:bCs/>
-          <w:color w:val="C8102E"/>
-          <w:sz w:val="20"/>
-          <w:szCs w:val="20"/>
-        </w:rPr>
-        <w:t xml:space="preserve">No.   改修タイトル */ 概要 */ Tổng quan*                        工数   リスク</w:t>
-      </w:r>
-    </w:p>
-    <w:p>
-      <w:pPr>
-        <w:spacing w:before="100" w:after="100"/>
-      </w:pPr>
-      <w:r>
-        <w:rPr>
-          <w:rFonts w:ascii="BIZ UDPGothic" w:cs="BIZ UDPGothic" w:eastAsia="BIZ UDPGothic" w:hAnsi="BIZ UDPGothic"/>
-          <w:color w:val="404040"/>
-          <w:sz w:val="18"/>
-          <w:szCs w:val="18"/>
-        </w:rPr>
-        <w:t xml:space="preserve">Tiêu đề*                                                          */ Khối    */ Rủi ro*</w:t>
-      </w:r>
-    </w:p>
-    <w:p>
-      <w:pPr>
-        <w:spacing w:before="100" w:after="100"/>
-      </w:pPr>
-      <w:r>
-        <w:rPr>
-          <w:rFonts w:ascii="BIZ UDPGothic" w:cs="BIZ UDPGothic" w:eastAsia="BIZ UDPGothic" w:hAnsi="BIZ UDPGothic"/>
-          <w:color w:val="404040"/>
-          <w:sz w:val="18"/>
-          <w:szCs w:val="18"/>
-        </w:rPr>
-        <w:t xml:space="preserve">lượng*</w:t>
-      </w:r>
-    </w:p>
-    <w:p>
-      <w:pPr>
-        <w:spacing w:before="100" w:after="100"/>
-      </w:pPr>
-      <w:r>
-        <w:rPr>
-          <w:rFonts w:ascii="BIZ UDPGothic" w:cs="BIZ UDPGothic" w:eastAsia="BIZ UDPGothic" w:hAnsi="BIZ UDPGothic"/>
-          <w:color w:val="404040"/>
-          <w:sz w:val="18"/>
-          <w:szCs w:val="18"/>
-        </w:rPr>
-        <w:t xml:space="preserve">1         instance-2          PromotionTier:                                0.5d       低</w:t>
-      </w:r>
-    </w:p>
-    <w:p>
-      <w:pPr>
-        <w:spacing w:before="100" w:after="100"/>
-      </w:pPr>
-      <w:r>
-        <w:rPr>
-          <w:rFonts w:ascii="BIZ UDPGothic" w:cs="BIZ UDPGothic" w:eastAsia="BIZ UDPGothic" w:hAnsi="BIZ UDPGothic"/>
-          <w:color w:val="404040"/>
-          <w:sz w:val="18"/>
-          <w:szCs w:val="18"/>
-        </w:rPr>
-        <w:t xml:space="preserve">PromotionTier変更   0→2に変更。フェイルオーバー昇格順序を明確化</w:t>
-      </w:r>
-    </w:p>
-    <w:p>
-      <w:pPr>
-        <w:pBdr>
-          <w:left w:val="thick" w:color="C8102E" w:sz="20" w:space="6"/>
-        </w:pBdr>
-        <w:spacing w:before="280" w:after="100"/>
-      </w:pPr>
-      <w:r>
-        <w:rPr>
-          <w:rFonts w:ascii="BIZ UDPGothic" w:cs="BIZ UDPGothic" w:eastAsia="BIZ UDPGothic" w:hAnsi="BIZ UDPGothic"/>
-          <w:b/>
-          <w:bCs/>
-          <w:color w:val="C8102E"/>
-          <w:sz w:val="24"/>
-          <w:szCs w:val="24"/>
-        </w:rPr>
-        <w:t xml:space="preserve">■ No.1 instance-2 PromotionTier 変更</w:t>
-      </w:r>
-      <w:r>
-        <w:br/>
-      </w:r>
-      <w:r>
-        <w:rPr>
-          <w:rFonts w:ascii="BIZ UDPGothic" w:cs="BIZ UDPGothic" w:eastAsia="BIZ UDPGothic" w:hAnsi="BIZ UDPGothic"/>
-          <w:i/>
-          <w:iCs/>
-          <w:color w:val="AA3344"/>
-          <w:sz w:val="17"/>
-          <w:szCs w:val="17"/>
-        </w:rPr>
-        <w:t xml:space="preserve">　Thay đổi PromotionTier instance-2</w:t>
-      </w:r>
-    </w:p>
-    <w:p>
-      <w:pPr>
-        <w:pBdr>
-          <w:left w:val="thick" w:color="C8102E" w:sz="20" w:space="6"/>
-        </w:pBdr>
-        <w:spacing w:before="280" w:after="100"/>
-      </w:pPr>
-      <w:r>
-        <w:rPr>
-          <w:rFonts w:ascii="BIZ UDPGothic" w:cs="BIZ UDPGothic" w:eastAsia="BIZ UDPGothic" w:hAnsi="BIZ UDPGothic"/>
-          <w:b/>
-          <w:bCs/>
-          <w:color w:val="C8102E"/>
-          <w:sz w:val="24"/>
-          <w:szCs w:val="24"/>
-        </w:rPr>
-        <w:t xml:space="preserve">■ 対象環境</w:t>
-      </w:r>
-      <w:r>
-        <w:br/>
-      </w:r>
-      <w:r>
-        <w:rPr>
-          <w:rFonts w:ascii="BIZ UDPGothic" w:cs="BIZ UDPGothic" w:eastAsia="BIZ UDPGothic" w:hAnsi="BIZ UDPGothic"/>
-          <w:i/>
-          <w:iCs/>
-          <w:color w:val="AA3344"/>
-          <w:sz w:val="17"/>
-          <w:szCs w:val="17"/>
-        </w:rPr>
-        <w:t xml:space="preserve">　Môi Trường Mục Tiêu</w:t>
-      </w:r>
-    </w:p>
-    <w:p>
-      <w:pPr>
-        <w:spacing w:before="100" w:after="100"/>
-      </w:pPr>
-      <w:r>
-        <w:rPr>
-          <w:rFonts w:ascii="BIZ UDPGothic" w:cs="BIZ UDPGothic" w:eastAsia="BIZ UDPGothic" w:hAnsi="BIZ UDPGothic"/>
-          <w:color w:val="404040"/>
-          <w:sz w:val="18"/>
-          <w:szCs w:val="18"/>
-        </w:rPr>
-        <w:t xml:space="preserve">PRD（AWSアカウント: 332802448674）/ STG（AWSアカウント: 750735758916）</w:t>
-      </w:r>
-      <w:r>
-        <w:br/>
-      </w:r>
-      <w:r>
-        <w:rPr>
-          <w:rFonts w:ascii="BIZ UDPGothic" w:cs="BIZ UDPGothic" w:eastAsia="BIZ UDPGothic" w:hAnsi="BIZ UDPGothic"/>
-          <w:i/>
-          <w:iCs/>
-          <w:color w:val="777777"/>
-          <w:sz w:val="16"/>
-          <w:szCs w:val="16"/>
-        </w:rPr>
-        <w:t xml:space="preserve">/ PRD (Tài khoản AWS: 332802448674) / STG (Tài khoản AWS:</w:t>
-      </w:r>
-    </w:p>
-    <w:p>
-      <w:pPr>
-        <w:spacing w:before="100" w:after="100"/>
-      </w:pPr>
-      <w:r>
-        <w:rPr>
-          <w:rFonts w:ascii="BIZ UDPGothic" w:cs="BIZ UDPGothic" w:eastAsia="BIZ UDPGothic" w:hAnsi="BIZ UDPGothic"/>
-          <w:color w:val="404040"/>
-          <w:sz w:val="18"/>
-          <w:szCs w:val="18"/>
-        </w:rPr>
-        <w:t xml:space="preserve">750735758916)*</w:t>
-      </w:r>
-    </w:p>
-    <w:p>
-      <w:pPr>
-        <w:pBdr>
-          <w:left w:val="thick" w:color="C8102E" w:sz="20" w:space="6"/>
-        </w:pBdr>
-        <w:spacing w:before="280" w:after="100"/>
-      </w:pPr>
-      <w:r>
-        <w:rPr>
-          <w:rFonts w:ascii="BIZ UDPGothic" w:cs="BIZ UDPGothic" w:eastAsia="BIZ UDPGothic" w:hAnsi="BIZ UDPGothic"/>
-          <w:b/>
-          <w:bCs/>
-          <w:color w:val="C8102E"/>
-          <w:sz w:val="24"/>
-          <w:szCs w:val="24"/>
-        </w:rPr>
-        <w:t xml:space="preserve">■ 改修内容</w:t>
-      </w:r>
-      <w:r>
-        <w:br/>
-      </w:r>
-      <w:r>
-        <w:rPr>
-          <w:rFonts w:ascii="BIZ UDPGothic" w:cs="BIZ UDPGothic" w:eastAsia="BIZ UDPGothic" w:hAnsi="BIZ UDPGothic"/>
-          <w:i/>
-          <w:iCs/>
-          <w:color w:val="AA3344"/>
-          <w:sz w:val="17"/>
-          <w:szCs w:val="17"/>
-        </w:rPr>
-        <w:t xml:space="preserve">　Nội Dung Sửa Đổi</w:t>
-      </w:r>
-    </w:p>
-    <w:p>
-      <w:pPr>
-        <w:spacing w:before="100" w:after="100"/>
-      </w:pPr>
-      <w:r>
-        <w:rPr>
-          <w:rFonts w:ascii="BIZ UDPGothic" w:cs="BIZ UDPGothic" w:eastAsia="BIZ UDPGothic" w:hAnsi="BIZ UDPGothic"/>
-          <w:color w:val="404040"/>
-          <w:sz w:val="18"/>
-          <w:szCs w:val="18"/>
-        </w:rPr>
-        <w:t xml:space="preserve">+-----------------------------------+-----------------------------------+</w:t>
-      </w:r>
-    </w:p>
-    <w:p>
-      <w:pPr>
-        <w:spacing w:before="100" w:after="100"/>
-      </w:pPr>
-      <w:r>
-        <w:rPr>
-          <w:rFonts w:ascii="BIZ UDPGothic" w:cs="BIZ UDPGothic" w:eastAsia="BIZ UDPGothic" w:hAnsi="BIZ UDPGothic"/>
-          <w:color w:val="404040"/>
-          <w:sz w:val="18"/>
-          <w:szCs w:val="18"/>
-        </w:rPr>
-        <w:t xml:space="preserve">+===================================+===================================+</w:t>
-      </w:r>
-    </w:p>
-    <w:p>
-      <w:pPr>
-        <w:spacing w:before="100" w:after="100"/>
-      </w:pPr>
-      <w:r>
-        <w:rPr>
-          <w:rFonts w:ascii="BIZ UDPGothic" w:cs="BIZ UDPGothic" w:eastAsia="BIZ UDPGothic" w:hAnsi="BIZ UDPGothic"/>
-          <w:color w:val="404040"/>
-          <w:sz w:val="18"/>
-          <w:szCs w:val="18"/>
-        </w:rPr>
-        <w:t xml:space="preserve">+-----------------------------------+-----------------------------------+</w:t>
-      </w:r>
-    </w:p>
-    <w:p>
-      <w:pPr>
-        <w:pBdr>
-          <w:left w:val="thick" w:color="C8102E" w:sz="20" w:space="6"/>
-        </w:pBdr>
-        <w:spacing w:before="280" w:after="100"/>
-      </w:pPr>
-      <w:r>
-        <w:rPr>
-          <w:rFonts w:ascii="BIZ UDPGothic" w:cs="BIZ UDPGothic" w:eastAsia="BIZ UDPGothic" w:hAnsi="BIZ UDPGothic"/>
-          <w:b/>
-          <w:bCs/>
-          <w:color w:val="C8102E"/>
-          <w:sz w:val="24"/>
-          <w:szCs w:val="24"/>
-        </w:rPr>
-        <w:t xml:space="preserve">■ 実行コマンド</w:t>
-      </w:r>
-      <w:r>
-        <w:br/>
-      </w:r>
-      <w:r>
-        <w:rPr>
-          <w:rFonts w:ascii="BIZ UDPGothic" w:cs="BIZ UDPGothic" w:eastAsia="BIZ UDPGothic" w:hAnsi="BIZ UDPGothic"/>
-          <w:i/>
-          <w:iCs/>
-          <w:color w:val="AA3344"/>
-          <w:sz w:val="17"/>
-          <w:szCs w:val="17"/>
-        </w:rPr>
-        <w:t xml:space="preserve">　Lệnh Thực Thi</w:t>
-      </w:r>
-    </w:p>
-    <w:p>
-      <w:pPr>
-        <w:spacing w:before="100" w:after="100"/>
-      </w:pPr>
-      <w:r>
-        <w:rPr>
-          <w:rFonts w:ascii="BIZ UDPGothic" w:cs="BIZ UDPGothic" w:eastAsia="BIZ UDPGothic" w:hAnsi="BIZ UDPGothic"/>
-          <w:color w:val="404040"/>
-          <w:sz w:val="18"/>
-          <w:szCs w:val="18"/>
-        </w:rPr>
-        <w:t xml:space="preserve">AWS CloudShellで以下を実行すること。 */ Thực thi lệnh dưới đây trên AWS</w:t>
-      </w:r>
-    </w:p>
-    <w:p>
-      <w:pPr>
-        <w:spacing w:before="100" w:after="100"/>
-      </w:pPr>
-      <w:r>
-        <w:rPr>
-          <w:rFonts w:ascii="BIZ UDPGothic" w:cs="BIZ UDPGothic" w:eastAsia="BIZ UDPGothic" w:hAnsi="BIZ UDPGothic"/>
-          <w:color w:val="404040"/>
-          <w:sz w:val="18"/>
-          <w:szCs w:val="18"/>
-        </w:rPr>
-        <w:t xml:space="preserve">CloudShell.*</w:t>
-      </w:r>
-    </w:p>
-    <w:p>
-      <w:pPr>
-        <w:spacing w:before="100" w:after="100"/>
-      </w:pPr>
-      <w:r>
-        <w:rPr>
-          <w:rFonts w:ascii="BIZ UDPGothic" w:cs="BIZ UDPGothic" w:eastAsia="BIZ UDPGothic" w:hAnsi="BIZ UDPGothic"/>
-          <w:color w:val="404040"/>
-          <w:sz w:val="18"/>
-          <w:szCs w:val="18"/>
-        </w:rPr>
-        <w:t xml:space="preserve">+-----------------------------------+-----------------------------------+</w:t>
-      </w:r>
-    </w:p>
-    <w:p>
-      <w:pPr>
-        <w:spacing w:before="100" w:after="100"/>
-      </w:pPr>
-      <w:r>
-        <w:rPr>
-          <w:rFonts w:ascii="BIZ UDPGothic" w:cs="BIZ UDPGothic" w:eastAsia="BIZ UDPGothic" w:hAnsi="BIZ UDPGothic"/>
-          <w:color w:val="404040"/>
-          <w:sz w:val="18"/>
-          <w:szCs w:val="18"/>
-        </w:rPr>
-        <w:t xml:space="preserve">+===================================+===================================+</w:t>
-      </w:r>
-    </w:p>
-    <w:p>
-      <w:pPr>
-        <w:spacing w:before="100" w:after="100"/>
-      </w:pPr>
-      <w:r>
-        <w:rPr>
-          <w:rFonts w:ascii="BIZ UDPGothic" w:cs="BIZ UDPGothic" w:eastAsia="BIZ UDPGothic" w:hAnsi="BIZ UDPGothic"/>
-          <w:color w:val="404040"/>
-          <w:sz w:val="18"/>
-          <w:szCs w:val="18"/>
-        </w:rPr>
-        <w:t xml:space="preserve">+-----------------------------------+-----------------------------------+</w:t>
-      </w:r>
-    </w:p>
-    <w:p>
-      <w:pPr>
-        <w:pBdr>
-          <w:left w:val="thick" w:color="C8102E" w:sz="20" w:space="6"/>
-        </w:pBdr>
-        <w:spacing w:before="280" w:after="100"/>
-      </w:pPr>
-      <w:r>
-        <w:rPr>
-          <w:rFonts w:ascii="BIZ UDPGothic" w:cs="BIZ UDPGothic" w:eastAsia="BIZ UDPGothic" w:hAnsi="BIZ UDPGothic"/>
-          <w:b/>
-          <w:bCs/>
-          <w:color w:val="C8102E"/>
-          <w:sz w:val="24"/>
-          <w:szCs w:val="24"/>
-        </w:rPr>
-        <w:t xml:space="preserve">■ テスト手順・報告</w:t>
-      </w:r>
-      <w:r>
-        <w:br/>
-      </w:r>
-      <w:r>
-        <w:rPr>
-          <w:rFonts w:ascii="BIZ UDPGothic" w:cs="BIZ UDPGothic" w:eastAsia="BIZ UDPGothic" w:hAnsi="BIZ UDPGothic"/>
-          <w:i/>
-          <w:iCs/>
-          <w:color w:val="AA3344"/>
-          <w:sz w:val="17"/>
-          <w:szCs w:val="17"/>
-        </w:rPr>
-        <w:t xml:space="preserve">　Quy Trình Kiểm Thử</w:t>
-      </w:r>
-    </w:p>
-    <w:p>
-      <w:pPr>
-        <w:spacing w:before="100" w:after="100"/>
-      </w:pPr>
-      <w:r>
-        <w:rPr>
-          <w:rFonts w:ascii="BIZ UDPGothic" w:cs="BIZ UDPGothic" w:eastAsia="BIZ UDPGothic" w:hAnsi="BIZ UDPGothic"/>
-          <w:color w:val="404040"/>
-          <w:sz w:val="18"/>
-          <w:szCs w:val="18"/>
-        </w:rPr>
-        <w:t xml:space="preserve">+---+------------------------------+--------------------+----+--------+</w:t>
-      </w:r>
-    </w:p>
-    <w:p>
-      <w:pPr>
-        <w:spacing w:before="100" w:after="100"/>
-      </w:pPr>
-      <w:r>
-        <w:rPr>
-          <w:rFonts w:ascii="BIZ UDPGothic" w:cs="BIZ UDPGothic" w:eastAsia="BIZ UDPGothic" w:hAnsi="BIZ UDPGothic"/>
-          <w:color w:val="404040"/>
-          <w:sz w:val="18"/>
-          <w:szCs w:val="18"/>
-        </w:rPr>
-        <w:t xml:space="preserve">+===+==============================+====================+====+========+</w:t>
-      </w:r>
-    </w:p>
-    <w:p>
-      <w:pPr>
-        <w:spacing w:before="100" w:after="100"/>
-      </w:pPr>
-      <w:r>
-        <w:rPr>
-          <w:rFonts w:ascii="BIZ UDPGothic" w:cs="BIZ UDPGothic" w:eastAsia="BIZ UDPGothic" w:hAnsi="BIZ UDPGothic"/>
-          <w:color w:val="404040"/>
-          <w:sz w:val="18"/>
-          <w:szCs w:val="18"/>
-        </w:rPr>
-        <w:t xml:space="preserve">+---+------------------------------+--------------------+----+--------+</w:t>
-      </w:r>
-    </w:p>
-    <w:p>
-      <w:pPr>
-        <w:spacing w:before="100" w:after="100"/>
-      </w:pPr>
-      <w:r>
-        <w:rPr>
-          <w:rFonts w:ascii="BIZ UDPGothic" w:cs="BIZ UDPGothic" w:eastAsia="BIZ UDPGothic" w:hAnsi="BIZ UDPGothic"/>
-          <w:color w:val="404040"/>
-          <w:sz w:val="18"/>
-          <w:szCs w:val="18"/>
-        </w:rPr>
-        <w:t xml:space="preserve">+---+------------------------------+--------------------+----+--------+</w:t>
-      </w:r>
-    </w:p>
-    <w:p>
-      <w:pPr>
-        <w:pBdr>
-          <w:left w:val="thick" w:color="C8102E" w:sz="20" w:space="6"/>
-        </w:pBdr>
-        <w:spacing w:before="280" w:after="100"/>
-      </w:pPr>
-      <w:r>
-        <w:rPr>
-          <w:rFonts w:ascii="BIZ UDPGothic" w:cs="BIZ UDPGothic" w:eastAsia="BIZ UDPGothic" w:hAnsi="BIZ UDPGothic"/>
-          <w:b/>
-          <w:bCs/>
-          <w:color w:val="C8102E"/>
-          <w:sz w:val="24"/>
-          <w:szCs w:val="24"/>
-        </w:rPr>
-        <w:t xml:space="preserve">■ 報告方法</w:t>
-      </w:r>
-      <w:r>
-        <w:br/>
-      </w:r>
-      <w:r>
-        <w:rPr>
-          <w:rFonts w:ascii="BIZ UDPGothic" w:cs="BIZ UDPGothic" w:eastAsia="BIZ UDPGothic" w:hAnsi="BIZ UDPGothic"/>
-          <w:i/>
-          <w:iCs/>
-          <w:color w:val="AA3344"/>
-          <w:sz w:val="17"/>
-          <w:szCs w:val="17"/>
-        </w:rPr>
-        <w:t xml:space="preserve">　Phương Thức Báo Cáo</w:t>
-      </w:r>
-    </w:p>
-    <w:p>
-      <w:pPr>
-        <w:spacing w:before="100" w:after="100"/>
-      </w:pPr>
-      <w:r>
-        <w:rPr>
-          <w:rFonts w:ascii="BIZ UDPGothic" w:cs="BIZ UDPGothic" w:eastAsia="BIZ UDPGothic" w:hAnsi="BIZ UDPGothic"/>
-          <w:color w:val="404040"/>
-          <w:sz w:val="18"/>
-          <w:szCs w:val="18"/>
-        </w:rPr>
-        <w:t xml:space="preserve">全テスト完了後、結果欄（OK/NG）を記入して Thanh Nguyên へ提出すること。</w:t>
-      </w:r>
-      <w:r>
-        <w:br/>
-      </w:r>
-      <w:r>
-        <w:rPr>
-          <w:rFonts w:ascii="BIZ UDPGothic" w:cs="BIZ UDPGothic" w:eastAsia="BIZ UDPGothic" w:hAnsi="BIZ UDPGothic"/>
-          <w:i/>
-          <w:iCs/>
-          <w:color w:val="777777"/>
-          <w:sz w:val="16"/>
-          <w:szCs w:val="16"/>
-        </w:rPr>
-        <w:t xml:space="preserve">/ Sau khi hoàn thành tất cả kiểm thử, điền kết quả (OK/NG) và gửi cho</w:t>
-      </w:r>
-    </w:p>
-    <w:p>
-      <w:pPr>
-        <w:spacing w:before="100" w:after="100"/>
-      </w:pPr>
-      <w:r>
-        <w:rPr>
-          <w:rFonts w:ascii="BIZ UDPGothic" w:cs="BIZ UDPGothic" w:eastAsia="BIZ UDPGothic" w:hAnsi="BIZ UDPGothic"/>
-          <w:color w:val="404040"/>
-          <w:sz w:val="18"/>
-          <w:szCs w:val="18"/>
-        </w:rPr>
-        <w:t xml:space="preserve">Thanh Nguyên.*</w:t>
-      </w:r>
-    </w:p>
-    <w:p>
-      <w:pPr>
-        <w:spacing w:before="100" w:after="100"/>
-      </w:pPr>
-      <w:r>
-        <w:rPr>
-          <w:rFonts w:ascii="BIZ UDPGothic" w:cs="BIZ UDPGothic" w:eastAsia="BIZ UDPGothic" w:hAnsi="BIZ UDPGothic"/>
-          <w:color w:val="404040"/>
-          <w:sz w:val="18"/>
-          <w:szCs w:val="18"/>
-        </w:rPr>
-        <w:t xml:space="preserve">提出先: nguyenthanhloc@luvina.net */ Địa chỉ nộp:</w:t>
-      </w:r>
-    </w:p>
-    <w:p>
-      <w:pPr>
-        <w:spacing w:before="100" w:after="100"/>
-      </w:pPr>
-      <w:r>
-        <w:rPr>
-          <w:rFonts w:ascii="BIZ UDPGothic" w:cs="BIZ UDPGothic" w:eastAsia="BIZ UDPGothic" w:hAnsi="BIZ UDPGothic"/>
-          <w:color w:val="404040"/>
-          <w:sz w:val="18"/>
-          <w:szCs w:val="18"/>
-        </w:rPr>
-        <w:t xml:space="preserve">nguyenthanhloc@luvina.net*</w:t>
-      </w:r>
-    </w:p>
-    <w:p>
-      <w:pPr>
-        <w:pBdr>
-          <w:left w:val="thick" w:color="C8102E" w:sz="20" w:space="6"/>
-        </w:pBdr>
-        <w:spacing w:before="280" w:after="100"/>
-      </w:pPr>
-      <w:r>
-        <w:rPr>
-          <w:rFonts w:ascii="BIZ UDPGothic" w:cs="BIZ UDPGothic" w:eastAsia="BIZ UDPGothic" w:hAnsi="BIZ UDPGothic"/>
-          <w:b/>
-          <w:bCs/>
-          <w:color w:val="C8102E"/>
-          <w:sz w:val="24"/>
-          <w:szCs w:val="24"/>
-        </w:rPr>
-        <w:t xml:space="preserve">■ 報告方法</w:t>
-      </w:r>
-      <w:r>
-        <w:br/>
-      </w:r>
-      <w:r>
-        <w:rPr>
-          <w:rFonts w:ascii="BIZ UDPGothic" w:cs="BIZ UDPGothic" w:eastAsia="BIZ UDPGothic" w:hAnsi="BIZ UDPGothic"/>
-          <w:i/>
-          <w:iCs/>
-          <w:color w:val="AA3344"/>
-          <w:sz w:val="17"/>
-          <w:szCs w:val="17"/>
-        </w:rPr>
-        <w:t xml:space="preserve">　Phương Thức Báo Cáo</w:t>
-      </w:r>
-    </w:p>
-    <w:p>
-      <w:pPr>
-        <w:spacing w:before="100" w:after="100"/>
-      </w:pPr>
-      <w:r>
-        <w:rPr>
-          <w:rFonts w:ascii="BIZ UDPGothic" w:cs="BIZ UDPGothic" w:eastAsia="BIZ UDPGothic" w:hAnsi="BIZ UDPGothic"/>
-          <w:color w:val="404040"/>
-          <w:sz w:val="18"/>
-          <w:szCs w:val="18"/>
-        </w:rPr>
-        <w:t xml:space="preserve">全テスト完了後、結果欄（OK/NG）を記入して Thanh Nguyên へ提出すること。</w:t>
-      </w:r>
-      <w:r>
-        <w:br/>
-      </w:r>
-      <w:r>
-        <w:rPr>
-          <w:rFonts w:ascii="BIZ UDPGothic" w:cs="BIZ UDPGothic" w:eastAsia="BIZ UDPGothic" w:hAnsi="BIZ UDPGothic"/>
-          <w:i/>
-          <w:iCs/>
-          <w:color w:val="777777"/>
-          <w:sz w:val="16"/>
-          <w:szCs w:val="16"/>
-        </w:rPr>
-        <w:t xml:space="preserve">/ Sau khi hoàn thành tất cả kiểm thử, điền kết quả (OK/NG) và gửi cho Thanh Nguyên.</w:t>
-      </w:r>
-    </w:p>
-    <w:p>
-      <w:pPr>
-        <w:spacing w:before="100" w:after="100"/>
-      </w:pPr>
-      <w:r>
-        <w:rPr>
-          <w:rFonts w:ascii="BIZ UDPGothic" w:cs="BIZ UDPGothic" w:eastAsia="BIZ UDPGothic" w:hAnsi="BIZ UDPGothic"/>
-          <w:color w:val="404040"/>
-          <w:sz w:val="18"/>
-          <w:szCs w:val="18"/>
-        </w:rPr>
-        <w:t xml:space="preserve">提出先: thanh.nguyen@luvina.net</w:t>
-      </w:r>
-      <w:r>
-        <w:br/>
-      </w:r>
-      <w:r>
-        <w:rPr>
-          <w:rFonts w:ascii="BIZ UDPGothic" w:cs="BIZ UDPGothic" w:eastAsia="BIZ UDPGothic" w:hAnsi="BIZ UDPGothic"/>
-          <w:i/>
-          <w:iCs/>
-          <w:color w:val="777777"/>
-          <w:sz w:val="16"/>
-          <w:szCs w:val="16"/>
-        </w:rPr>
-        <w:t xml:space="preserve">/ Địa chỉ nộp: thanh.nguyen@luvina.net</w:t>
-      </w:r>
-    </w:p>
     <w:sectPr>
       <w:headerReference w:type="default" r:id="rId6"/>
       <w:footerReference w:type="default" r:id="rId7"/>

--- a/40_AWS/05_改修資料/KSM_AWS_MOD_019_改修指示書_PromotionTier修正_ja_vi.docx
+++ b/40_AWS/05_改修資料/KSM_AWS_MOD_019_改修指示書_PromotionTier修正_ja_vi.docx
@@ -80,7 +80,7 @@
           <w:sz w:val="24"/>
           <w:szCs w:val="24"/>
         </w:rPr>
-        <w:t xml:space="preserve">■ ① 文書情報</w:t>
+        <w:t xml:space="preserve">■ 文書情報</w:t>
       </w:r>
       <w:r>
         <w:br/>
@@ -1310,7 +1310,7 @@
           <w:sz w:val="24"/>
           <w:szCs w:val="24"/>
         </w:rPr>
-        <w:t xml:space="preserve">■ ② 改修概要</w:t>
+        <w:t xml:space="preserve">■ 改修概要</w:t>
       </w:r>
       <w:r>
         <w:br/>
@@ -1541,7 +1541,7 @@
           <w:sz w:val="24"/>
           <w:szCs w:val="24"/>
         </w:rPr>
-        <w:t xml:space="preserve">■ ③ 対象ファイル</w:t>
+        <w:t xml:space="preserve">■ 改修内容</w:t>
       </w:r>
       <w:r>
         <w:br/>
@@ -1555,7 +1555,7 @@
           <w:sz w:val="17"/>
           <w:szCs w:val="17"/>
         </w:rPr>
-        <w:t xml:space="preserve">　File Đối Tượng</w:t>
+        <w:t xml:space="preserve">　Nội Dung Sửa Đổi</w:t>
       </w:r>
     </w:p>
     <w:p>
@@ -1571,6 +1571,22 @@
           <w:sz w:val="20"/>
           <w:szCs w:val="20"/>
         </w:rPr>
+        <w:t xml:space="preserve">■ No.1 instance-2 PromotionTier 変更</w:t>
+      </w:r>
+    </w:p>
+    <w:p>
+      <w:pPr>
+        <w:spacing w:before="100" w:after="100"/>
+      </w:pPr>
+      <w:r>
+        <w:rPr>
+          <w:rFonts w:ascii="BIZ UDPGothic" w:cs="BIZ UDPGothic" w:eastAsia="BIZ UDPGothic" w:hAnsi="BIZ UDPGothic"/>
+          <w:b/>
+          <w:bCs/>
+          <w:color w:val="C8102E"/>
+          <w:sz w:val="20"/>
+          <w:szCs w:val="20"/>
+        </w:rPr>
         <w:t xml:space="preserve">■ 対象環境</w:t>
       </w:r>
     </w:p>
@@ -1614,55 +1630,6 @@
           <w:szCs w:val="18"/>
         </w:rPr>
         <w:t xml:space="preserve">750735758916)*</w:t>
-      </w:r>
-    </w:p>
-    <w:p>
-      <w:pPr>
-        <w:pBdr>
-          <w:left w:val="thick" w:color="C8102E" w:sz="20" w:space="6"/>
-        </w:pBdr>
-        <w:spacing w:before="280" w:after="100"/>
-      </w:pPr>
-      <w:r>
-        <w:rPr>
-          <w:rFonts w:ascii="BIZ UDPGothic" w:cs="BIZ UDPGothic" w:eastAsia="BIZ UDPGothic" w:hAnsi="BIZ UDPGothic"/>
-          <w:b/>
-          <w:bCs/>
-          <w:color w:val="C8102E"/>
-          <w:sz w:val="24"/>
-          <w:szCs w:val="24"/>
-        </w:rPr>
-        <w:t xml:space="preserve">■ ④ 改修内容</w:t>
-      </w:r>
-      <w:r>
-        <w:br/>
-      </w:r>
-      <w:r>
-        <w:rPr>
-          <w:rFonts w:ascii="BIZ UDPGothic" w:cs="BIZ UDPGothic" w:eastAsia="BIZ UDPGothic" w:hAnsi="BIZ UDPGothic"/>
-          <w:i/>
-          <w:iCs/>
-          <w:color w:val="AA3344"/>
-          <w:sz w:val="17"/>
-          <w:szCs w:val="17"/>
-        </w:rPr>
-        <w:t xml:space="preserve">　Nội Dung Sửa Đổi</w:t>
-      </w:r>
-    </w:p>
-    <w:p>
-      <w:pPr>
-        <w:spacing w:before="100" w:after="100"/>
-      </w:pPr>
-      <w:r>
-        <w:rPr>
-          <w:rFonts w:ascii="BIZ UDPGothic" w:cs="BIZ UDPGothic" w:eastAsia="BIZ UDPGothic" w:hAnsi="BIZ UDPGothic"/>
-          <w:b/>
-          <w:bCs/>
-          <w:color w:val="C8102E"/>
-          <w:sz w:val="20"/>
-          <w:szCs w:val="20"/>
-        </w:rPr>
-        <w:t xml:space="preserve">■ No.1 instance-2 PromotionTier 変更</w:t>
       </w:r>
     </w:p>
     <w:p>
@@ -1761,6 +1728,384 @@
               <w:t xml:space="preserve">CloudShell.*</w:t>
             </w:r>
           </w:p>
+          <w:p>
+            <w:pPr>
+              <w:spacing w:before="0" w:after="0"/>
+            </w:pPr>
+            <w:r>
+              <w:rPr>
+                <w:rFonts w:ascii="Courier New" w:cs="Courier New" w:eastAsia="Courier New" w:hAnsi="Courier New"/>
+                <w:color w:val="404040"/>
+                <w:sz w:val="16"/>
+                <w:szCs w:val="16"/>
+              </w:rPr>
+              <w:t xml:space="preserve"/>
+            </w:r>
+          </w:p>
+          <w:p>
+            <w:pPr>
+              <w:spacing w:before="0" w:after="0"/>
+            </w:pPr>
+            <w:r>
+              <w:rPr>
+                <w:rFonts w:ascii="Courier New" w:cs="Courier New" w:eastAsia="Courier New" w:hAnsi="Courier New"/>
+                <w:color w:val="404040"/>
+                <w:sz w:val="16"/>
+                <w:szCs w:val="16"/>
+              </w:rPr>
+              <w:t xml:space="preserve">**▼ 変更前 (Before)**             | **▲ 変更後 (After)**</w:t>
+            </w:r>
+          </w:p>
+          <w:p>
+            <w:pPr>
+              <w:spacing w:before="0" w:after="0"/>
+            </w:pPr>
+            <w:r>
+              <w:rPr>
+                <w:rFonts w:ascii="Courier New" w:cs="Courier New" w:eastAsia="Courier New" w:hAnsi="Courier New"/>
+                <w:color w:val="404040"/>
+                <w:sz w:val="16"/>
+                <w:szCs w:val="16"/>
+              </w:rPr>
+              <w:t xml:space="preserve">（設定なし）                      | \# PRD</w:t>
+            </w:r>
+          </w:p>
+          <w:p>
+            <w:pPr>
+              <w:spacing w:before="0" w:after="0"/>
+            </w:pPr>
+            <w:r>
+              <w:rPr>
+                <w:rFonts w:ascii="Courier New" w:cs="Courier New" w:eastAsia="Courier New" w:hAnsi="Courier New"/>
+                <w:color w:val="404040"/>
+                <w:sz w:val="16"/>
+                <w:szCs w:val="16"/>
+              </w:rPr>
+              <w:t xml:space="preserve">|</w:t>
+            </w:r>
+          </w:p>
+          <w:p>
+            <w:pPr>
+              <w:spacing w:before="0" w:after="0"/>
+            </w:pPr>
+            <w:r>
+              <w:rPr>
+                <w:rFonts w:ascii="Courier New" w:cs="Courier New" w:eastAsia="Courier New" w:hAnsi="Courier New"/>
+                <w:color w:val="404040"/>
+                <w:sz w:val="16"/>
+                <w:szCs w:val="16"/>
+              </w:rPr>
+              <w:t xml:space="preserve">| aws rds modify-db-instance \</w:t>
+            </w:r>
+          </w:p>
+          <w:p>
+            <w:pPr>
+              <w:spacing w:before="0" w:after="0"/>
+            </w:pPr>
+            <w:r>
+              <w:rPr>
+                <w:rFonts w:ascii="Courier New" w:cs="Courier New" w:eastAsia="Courier New" w:hAnsi="Courier New"/>
+                <w:color w:val="404040"/>
+                <w:sz w:val="16"/>
+                <w:szCs w:val="16"/>
+              </w:rPr>
+              <w:t xml:space="preserve">|</w:t>
+            </w:r>
+          </w:p>
+          <w:p>
+            <w:pPr>
+              <w:spacing w:before="0" w:after="0"/>
+            </w:pPr>
+            <w:r>
+              <w:rPr>
+                <w:rFonts w:ascii="Courier New" w:cs="Courier New" w:eastAsia="Courier New" w:hAnsi="Courier New"/>
+                <w:color w:val="404040"/>
+                <w:sz w:val="16"/>
+                <w:szCs w:val="16"/>
+              </w:rPr>
+              <w:t xml:space="preserve">| --region ap-northeast-1 \</w:t>
+            </w:r>
+          </w:p>
+          <w:p>
+            <w:pPr>
+              <w:spacing w:before="0" w:after="0"/>
+            </w:pPr>
+            <w:r>
+              <w:rPr>
+                <w:rFonts w:ascii="Courier New" w:cs="Courier New" w:eastAsia="Courier New" w:hAnsi="Courier New"/>
+                <w:color w:val="404040"/>
+                <w:sz w:val="16"/>
+                <w:szCs w:val="16"/>
+              </w:rPr>
+              <w:t xml:space="preserve">|</w:t>
+            </w:r>
+          </w:p>
+          <w:p>
+            <w:pPr>
+              <w:spacing w:before="0" w:after="0"/>
+            </w:pPr>
+            <w:r>
+              <w:rPr>
+                <w:rFonts w:ascii="Courier New" w:cs="Courier New" w:eastAsia="Courier New" w:hAnsi="Courier New"/>
+                <w:color w:val="404040"/>
+                <w:sz w:val="16"/>
+                <w:szCs w:val="16"/>
+              </w:rPr>
+              <w:t xml:space="preserve">| --db-instance-identifier</w:t>
+            </w:r>
+          </w:p>
+          <w:p>
+            <w:pPr>
+              <w:spacing w:before="0" w:after="0"/>
+            </w:pPr>
+            <w:r>
+              <w:rPr>
+                <w:rFonts w:ascii="Courier New" w:cs="Courier New" w:eastAsia="Courier New" w:hAnsi="Courier New"/>
+                <w:color w:val="404040"/>
+                <w:sz w:val="16"/>
+                <w:szCs w:val="16"/>
+              </w:rPr>
+              <w:t xml:space="preserve">| ksm-posprd-db-instance-2 \</w:t>
+            </w:r>
+          </w:p>
+          <w:p>
+            <w:pPr>
+              <w:spacing w:before="0" w:after="0"/>
+            </w:pPr>
+            <w:r>
+              <w:rPr>
+                <w:rFonts w:ascii="Courier New" w:cs="Courier New" w:eastAsia="Courier New" w:hAnsi="Courier New"/>
+                <w:color w:val="404040"/>
+                <w:sz w:val="16"/>
+                <w:szCs w:val="16"/>
+              </w:rPr>
+              <w:t xml:space="preserve">|</w:t>
+            </w:r>
+          </w:p>
+          <w:p>
+            <w:pPr>
+              <w:spacing w:before="0" w:after="0"/>
+            </w:pPr>
+            <w:r>
+              <w:rPr>
+                <w:rFonts w:ascii="Courier New" w:cs="Courier New" w:eastAsia="Courier New" w:hAnsi="Courier New"/>
+                <w:color w:val="404040"/>
+                <w:sz w:val="16"/>
+                <w:szCs w:val="16"/>
+              </w:rPr>
+              <w:t xml:space="preserve">| --promotion-tier 2 \</w:t>
+            </w:r>
+          </w:p>
+          <w:p>
+            <w:pPr>
+              <w:spacing w:before="0" w:after="0"/>
+            </w:pPr>
+            <w:r>
+              <w:rPr>
+                <w:rFonts w:ascii="Courier New" w:cs="Courier New" w:eastAsia="Courier New" w:hAnsi="Courier New"/>
+                <w:color w:val="404040"/>
+                <w:sz w:val="16"/>
+                <w:szCs w:val="16"/>
+              </w:rPr>
+              <w:t xml:space="preserve">|</w:t>
+            </w:r>
+          </w:p>
+          <w:p>
+            <w:pPr>
+              <w:spacing w:before="0" w:after="0"/>
+            </w:pPr>
+            <w:r>
+              <w:rPr>
+                <w:rFonts w:ascii="Courier New" w:cs="Courier New" w:eastAsia="Courier New" w:hAnsi="Courier New"/>
+                <w:color w:val="404040"/>
+                <w:sz w:val="16"/>
+                <w:szCs w:val="16"/>
+              </w:rPr>
+              <w:t xml:space="preserve">| --apply-immediately</w:t>
+            </w:r>
+          </w:p>
+          <w:p>
+            <w:pPr>
+              <w:spacing w:before="0" w:after="0"/>
+            </w:pPr>
+            <w:r>
+              <w:rPr>
+                <w:rFonts w:ascii="Courier New" w:cs="Courier New" w:eastAsia="Courier New" w:hAnsi="Courier New"/>
+                <w:color w:val="404040"/>
+                <w:sz w:val="16"/>
+                <w:szCs w:val="16"/>
+              </w:rPr>
+              <w:t xml:space="preserve">|</w:t>
+            </w:r>
+          </w:p>
+          <w:p>
+            <w:pPr>
+              <w:spacing w:before="0" w:after="0"/>
+            </w:pPr>
+            <w:r>
+              <w:rPr>
+                <w:rFonts w:ascii="Courier New" w:cs="Courier New" w:eastAsia="Courier New" w:hAnsi="Courier New"/>
+                <w:color w:val="404040"/>
+                <w:sz w:val="16"/>
+                <w:szCs w:val="16"/>
+              </w:rPr>
+              <w:t xml:space="preserve">| \# STG</w:t>
+            </w:r>
+          </w:p>
+          <w:p>
+            <w:pPr>
+              <w:spacing w:before="0" w:after="0"/>
+            </w:pPr>
+            <w:r>
+              <w:rPr>
+                <w:rFonts w:ascii="Courier New" w:cs="Courier New" w:eastAsia="Courier New" w:hAnsi="Courier New"/>
+                <w:color w:val="404040"/>
+                <w:sz w:val="16"/>
+                <w:szCs w:val="16"/>
+              </w:rPr>
+              <w:t xml:space="preserve">|</w:t>
+            </w:r>
+          </w:p>
+          <w:p>
+            <w:pPr>
+              <w:spacing w:before="0" w:after="0"/>
+            </w:pPr>
+            <w:r>
+              <w:rPr>
+                <w:rFonts w:ascii="Courier New" w:cs="Courier New" w:eastAsia="Courier New" w:hAnsi="Courier New"/>
+                <w:color w:val="404040"/>
+                <w:sz w:val="16"/>
+                <w:szCs w:val="16"/>
+              </w:rPr>
+              <w:t xml:space="preserve">| aws rds modify-db-instance \</w:t>
+            </w:r>
+          </w:p>
+          <w:p>
+            <w:pPr>
+              <w:spacing w:before="0" w:after="0"/>
+            </w:pPr>
+            <w:r>
+              <w:rPr>
+                <w:rFonts w:ascii="Courier New" w:cs="Courier New" w:eastAsia="Courier New" w:hAnsi="Courier New"/>
+                <w:color w:val="404040"/>
+                <w:sz w:val="16"/>
+                <w:szCs w:val="16"/>
+              </w:rPr>
+              <w:t xml:space="preserve">|</w:t>
+            </w:r>
+          </w:p>
+          <w:p>
+            <w:pPr>
+              <w:spacing w:before="0" w:after="0"/>
+            </w:pPr>
+            <w:r>
+              <w:rPr>
+                <w:rFonts w:ascii="Courier New" w:cs="Courier New" w:eastAsia="Courier New" w:hAnsi="Courier New"/>
+                <w:color w:val="404040"/>
+                <w:sz w:val="16"/>
+                <w:szCs w:val="16"/>
+              </w:rPr>
+              <w:t xml:space="preserve">| --region ap-northeast-1 \</w:t>
+            </w:r>
+          </w:p>
+          <w:p>
+            <w:pPr>
+              <w:spacing w:before="0" w:after="0"/>
+            </w:pPr>
+            <w:r>
+              <w:rPr>
+                <w:rFonts w:ascii="Courier New" w:cs="Courier New" w:eastAsia="Courier New" w:hAnsi="Courier New"/>
+                <w:color w:val="404040"/>
+                <w:sz w:val="16"/>
+                <w:szCs w:val="16"/>
+              </w:rPr>
+              <w:t xml:space="preserve">|</w:t>
+            </w:r>
+          </w:p>
+          <w:p>
+            <w:pPr>
+              <w:spacing w:before="0" w:after="0"/>
+            </w:pPr>
+            <w:r>
+              <w:rPr>
+                <w:rFonts w:ascii="Courier New" w:cs="Courier New" w:eastAsia="Courier New" w:hAnsi="Courier New"/>
+                <w:color w:val="404040"/>
+                <w:sz w:val="16"/>
+                <w:szCs w:val="16"/>
+              </w:rPr>
+              <w:t xml:space="preserve">| --db-instance-identifier</w:t>
+            </w:r>
+          </w:p>
+          <w:p>
+            <w:pPr>
+              <w:spacing w:before="0" w:after="0"/>
+            </w:pPr>
+            <w:r>
+              <w:rPr>
+                <w:rFonts w:ascii="Courier New" w:cs="Courier New" w:eastAsia="Courier New" w:hAnsi="Courier New"/>
+                <w:color w:val="404040"/>
+                <w:sz w:val="16"/>
+                <w:szCs w:val="16"/>
+              </w:rPr>
+              <w:t xml:space="preserve">| ksm-posstg-db-instance-2 \</w:t>
+            </w:r>
+          </w:p>
+          <w:p>
+            <w:pPr>
+              <w:spacing w:before="0" w:after="0"/>
+            </w:pPr>
+            <w:r>
+              <w:rPr>
+                <w:rFonts w:ascii="Courier New" w:cs="Courier New" w:eastAsia="Courier New" w:hAnsi="Courier New"/>
+                <w:color w:val="404040"/>
+                <w:sz w:val="16"/>
+                <w:szCs w:val="16"/>
+              </w:rPr>
+              <w:t xml:space="preserve">|</w:t>
+            </w:r>
+          </w:p>
+          <w:p>
+            <w:pPr>
+              <w:spacing w:before="0" w:after="0"/>
+            </w:pPr>
+            <w:r>
+              <w:rPr>
+                <w:rFonts w:ascii="Courier New" w:cs="Courier New" w:eastAsia="Courier New" w:hAnsi="Courier New"/>
+                <w:color w:val="404040"/>
+                <w:sz w:val="16"/>
+                <w:szCs w:val="16"/>
+              </w:rPr>
+              <w:t xml:space="preserve">| --promotion-tier 2 \</w:t>
+            </w:r>
+          </w:p>
+          <w:p>
+            <w:pPr>
+              <w:spacing w:before="0" w:after="0"/>
+            </w:pPr>
+            <w:r>
+              <w:rPr>
+                <w:rFonts w:ascii="Courier New" w:cs="Courier New" w:eastAsia="Courier New" w:hAnsi="Courier New"/>
+                <w:color w:val="404040"/>
+                <w:sz w:val="16"/>
+                <w:szCs w:val="16"/>
+              </w:rPr>
+              <w:t xml:space="preserve">|</w:t>
+            </w:r>
+          </w:p>
+          <w:p>
+            <w:pPr>
+              <w:spacing w:before="0" w:after="0"/>
+            </w:pPr>
+            <w:r>
+              <w:rPr>
+                <w:rFonts w:ascii="Courier New" w:cs="Courier New" w:eastAsia="Courier New" w:hAnsi="Courier New"/>
+                <w:color w:val="404040"/>
+                <w:sz w:val="16"/>
+                <w:szCs w:val="16"/>
+              </w:rPr>
+              <w:t xml:space="preserve">| --apply-immediately</w:t>
+            </w:r>
+          </w:p>
         </w:tc>
       </w:tr>
     </w:tbl>
@@ -1780,7 +2125,7 @@
           <w:sz w:val="24"/>
           <w:szCs w:val="24"/>
         </w:rPr>
-        <w:t xml:space="preserve">■ ⑧ テスト手順・結果</w:t>
+        <w:t xml:space="preserve">■ テスト手順・結果</w:t>
       </w:r>
       <w:r>
         <w:br/>
@@ -2321,7 +2666,7 @@
           <w:sz w:val="24"/>
           <w:szCs w:val="24"/>
         </w:rPr>
-        <w:t xml:space="preserve">■ ⑨ 改廃履歴</w:t>
+        <w:t xml:space="preserve">■ 改廃履歴</w:t>
       </w:r>
       <w:r>
         <w:br/>

--- a/40_AWS/05_改修資料/KSM_AWS_MOD_019_改修指示書_PromotionTier修正_ja_vi.docx
+++ b/40_AWS/05_改修資料/KSM_AWS_MOD_019_改修指示書_PromotionTier修正_ja_vi.docx
@@ -1310,7 +1310,7 @@
           <w:sz w:val="24"/>
           <w:szCs w:val="24"/>
         </w:rPr>
-        <w:t xml:space="preserve">■ 改修概要</w:t>
+        <w:t xml:space="preserve">■ 概要・目的</w:t>
       </w:r>
       <w:r>
         <w:br/>
@@ -1324,7 +1324,7 @@
           <w:sz w:val="17"/>
           <w:szCs w:val="17"/>
         </w:rPr>
-        <w:t xml:space="preserve">　Tổng Quan Sửa Đổi</w:t>
+        <w:t xml:space="preserve">　Tổng quan / Mục đích</w:t>
       </w:r>
     </w:p>
     <w:p>
@@ -1338,270 +1338,7 @@
           <w:sz w:val="18"/>
           <w:szCs w:val="18"/>
         </w:rPr>
-        <w:t xml:space="preserve">Aurora MySQL クラスター ksm-posprd-db-cluster の Writer（instance-1）と</w:t>
-      </w:r>
-    </w:p>
-    <w:p>
-      <w:pPr>
-        <w:spacing w:before="100" w:after="100"/>
-      </w:pPr>
-      <w:r>
-        <w:rPr>
-          <w:rFonts w:ascii="BIZ UDPGothic" w:cs="BIZ UDPGothic" w:eastAsia="BIZ UDPGothic" w:hAnsi="BIZ UDPGothic"/>
-          <w:color w:val="404040"/>
-          <w:sz w:val="18"/>
-          <w:szCs w:val="18"/>
-        </w:rPr>
-        <w:t xml:space="preserve">Reader（instance-2）の PromotionTier</w:t>
-      </w:r>
-    </w:p>
-    <w:p>
-      <w:pPr>
-        <w:spacing w:before="100" w:after="100"/>
-      </w:pPr>
-      <w:r>
-        <w:rPr>
-          <w:rFonts w:ascii="BIZ UDPGothic" w:cs="BIZ UDPGothic" w:eastAsia="BIZ UDPGothic" w:hAnsi="BIZ UDPGothic"/>
-          <w:color w:val="404040"/>
-          <w:sz w:val="18"/>
-          <w:szCs w:val="18"/>
-        </w:rPr>
-        <w:t xml:space="preserve">が同値（0）に設定されている。フェイルオーバー時にどちらがWriterに昇格するか不定のため、Reader（instance-2）の</w:t>
-      </w:r>
-    </w:p>
-    <w:p>
-      <w:pPr>
-        <w:spacing w:before="100" w:after="100"/>
-      </w:pPr>
-      <w:r>
-        <w:rPr>
-          <w:rFonts w:ascii="BIZ UDPGothic" w:cs="BIZ UDPGothic" w:eastAsia="BIZ UDPGothic" w:hAnsi="BIZ UDPGothic"/>
-          <w:color w:val="404040"/>
-          <w:sz w:val="18"/>
-          <w:szCs w:val="18"/>
-        </w:rPr>
-        <w:t xml:space="preserve">PromotionTier を 2 に変更し、昇格順序を明確化する。 */ Writer</w:t>
-      </w:r>
-    </w:p>
-    <w:p>
-      <w:pPr>
-        <w:spacing w:before="100" w:after="100"/>
-      </w:pPr>
-      <w:r>
-        <w:rPr>
-          <w:rFonts w:ascii="BIZ UDPGothic" w:cs="BIZ UDPGothic" w:eastAsia="BIZ UDPGothic" w:hAnsi="BIZ UDPGothic"/>
-          <w:color w:val="404040"/>
-          <w:sz w:val="18"/>
-          <w:szCs w:val="18"/>
-        </w:rPr>
-        <w:t xml:space="preserve">(instance-1) và Reader (instance-2) của Aurora MySQL cluster</w:t>
-      </w:r>
-    </w:p>
-    <w:p>
-      <w:pPr>
-        <w:spacing w:before="100" w:after="100"/>
-      </w:pPr>
-      <w:r>
-        <w:rPr>
-          <w:rFonts w:ascii="BIZ UDPGothic" w:cs="BIZ UDPGothic" w:eastAsia="BIZ UDPGothic" w:hAnsi="BIZ UDPGothic"/>
-          <w:color w:val="404040"/>
-          <w:sz w:val="18"/>
-          <w:szCs w:val="18"/>
-        </w:rPr>
-        <w:t xml:space="preserve">ksm-posprd-db-cluster có PromotionTier cùng giá trị (0). Khi failover,</w:t>
-      </w:r>
-    </w:p>
-    <w:p>
-      <w:pPr>
-        <w:spacing w:before="100" w:after="100"/>
-      </w:pPr>
-      <w:r>
-        <w:rPr>
-          <w:rFonts w:ascii="BIZ UDPGothic" w:cs="BIZ UDPGothic" w:eastAsia="BIZ UDPGothic" w:hAnsi="BIZ UDPGothic"/>
-          <w:color w:val="404040"/>
-          <w:sz w:val="18"/>
-          <w:szCs w:val="18"/>
-        </w:rPr>
-        <w:t xml:space="preserve">không xác định instance nào sẽ được thăng cấp thành Writer. Thay đổi</w:t>
-      </w:r>
-    </w:p>
-    <w:p>
-      <w:pPr>
-        <w:spacing w:before="100" w:after="100"/>
-      </w:pPr>
-      <w:r>
-        <w:rPr>
-          <w:rFonts w:ascii="BIZ UDPGothic" w:cs="BIZ UDPGothic" w:eastAsia="BIZ UDPGothic" w:hAnsi="BIZ UDPGothic"/>
-          <w:color w:val="404040"/>
-          <w:sz w:val="18"/>
-          <w:szCs w:val="18"/>
-        </w:rPr>
-        <w:t xml:space="preserve">PromotionTier của Reader (instance-2) thành 2 để làm rõ thứ tự thăng</w:t>
-      </w:r>
-    </w:p>
-    <w:p>
-      <w:pPr>
-        <w:spacing w:before="100" w:after="100"/>
-      </w:pPr>
-      <w:r>
-        <w:rPr>
-          <w:rFonts w:ascii="BIZ UDPGothic" w:cs="BIZ UDPGothic" w:eastAsia="BIZ UDPGothic" w:hAnsi="BIZ UDPGothic"/>
-          <w:color w:val="404040"/>
-          <w:sz w:val="18"/>
-          <w:szCs w:val="18"/>
-        </w:rPr>
-        <w:t xml:space="preserve">cấp.*</w:t>
-      </w:r>
-    </w:p>
-    <w:p>
-      <w:pPr>
-        <w:spacing w:before="100" w:after="100"/>
-      </w:pPr>
-      <w:r>
-        <w:rPr>
-          <w:rFonts w:ascii="BIZ UDPGothic" w:cs="BIZ UDPGothic" w:eastAsia="BIZ UDPGothic" w:hAnsi="BIZ UDPGothic"/>
-          <w:b/>
-          <w:bCs/>
-          <w:color w:val="404040"/>
-          <w:sz w:val="18"/>
-          <w:szCs w:val="18"/>
-        </w:rPr>
-        <w:t xml:space="preserve">No.   改修タイトル */ 概要 */ Tổng quan*                        工数   リスク</w:t>
-      </w:r>
-    </w:p>
-    <w:p>
-      <w:pPr>
-        <w:spacing w:before="100" w:after="100"/>
-      </w:pPr>
-      <w:r>
-        <w:rPr>
-          <w:rFonts w:ascii="BIZ UDPGothic" w:cs="BIZ UDPGothic" w:eastAsia="BIZ UDPGothic" w:hAnsi="BIZ UDPGothic"/>
-          <w:color w:val="404040"/>
-          <w:sz w:val="18"/>
-          <w:szCs w:val="18"/>
-        </w:rPr>
-        <w:t xml:space="preserve">Tiêu đề*                                                          */ Khối    */ Rủi ro*</w:t>
-      </w:r>
-    </w:p>
-    <w:p>
-      <w:pPr>
-        <w:spacing w:before="100" w:after="100"/>
-      </w:pPr>
-      <w:r>
-        <w:rPr>
-          <w:rFonts w:ascii="BIZ UDPGothic" w:cs="BIZ UDPGothic" w:eastAsia="BIZ UDPGothic" w:hAnsi="BIZ UDPGothic"/>
-          <w:color w:val="404040"/>
-          <w:sz w:val="18"/>
-          <w:szCs w:val="18"/>
-        </w:rPr>
-        <w:t xml:space="preserve">lượng*</w:t>
-      </w:r>
-    </w:p>
-    <w:p>
-      <w:pPr>
-        <w:spacing w:before="100" w:after="100"/>
-      </w:pPr>
-      <w:r>
-        <w:rPr>
-          <w:rFonts w:ascii="BIZ UDPGothic" w:cs="BIZ UDPGothic" w:eastAsia="BIZ UDPGothic" w:hAnsi="BIZ UDPGothic"/>
-          <w:color w:val="404040"/>
-          <w:sz w:val="18"/>
-          <w:szCs w:val="18"/>
-        </w:rPr>
-        <w:t xml:space="preserve">1         instance-2          PromotionTier:                                0.5d       低</w:t>
-      </w:r>
-    </w:p>
-    <w:p>
-      <w:pPr>
-        <w:spacing w:before="100" w:after="100"/>
-      </w:pPr>
-      <w:r>
-        <w:rPr>
-          <w:rFonts w:ascii="BIZ UDPGothic" w:cs="BIZ UDPGothic" w:eastAsia="BIZ UDPGothic" w:hAnsi="BIZ UDPGothic"/>
-          <w:color w:val="404040"/>
-          <w:sz w:val="18"/>
-          <w:szCs w:val="18"/>
-        </w:rPr>
-        <w:t xml:space="preserve">PromotionTier変更   0→2に変更。フェイルオーバー昇格順序を明確化</w:t>
-      </w:r>
-    </w:p>
-    <w:p>
-      <w:pPr>
-        <w:pBdr>
-          <w:left w:val="thick" w:color="C8102E" w:sz="20" w:space="6"/>
-        </w:pBdr>
-        <w:spacing w:before="280" w:after="100"/>
-      </w:pPr>
-      <w:r>
-        <w:rPr>
-          <w:rFonts w:ascii="BIZ UDPGothic" w:cs="BIZ UDPGothic" w:eastAsia="BIZ UDPGothic" w:hAnsi="BIZ UDPGothic"/>
-          <w:b/>
-          <w:bCs/>
-          <w:color w:val="C8102E"/>
-          <w:sz w:val="24"/>
-          <w:szCs w:val="24"/>
-        </w:rPr>
-        <w:t xml:space="preserve">■ 改修内容</w:t>
-      </w:r>
-      <w:r>
-        <w:br/>
-      </w:r>
-      <w:r>
-        <w:rPr>
-          <w:rFonts w:ascii="BIZ UDPGothic" w:cs="BIZ UDPGothic" w:eastAsia="BIZ UDPGothic" w:hAnsi="BIZ UDPGothic"/>
-          <w:i/>
-          <w:iCs/>
-          <w:color w:val="AA3344"/>
-          <w:sz w:val="17"/>
-          <w:szCs w:val="17"/>
-        </w:rPr>
-        <w:t xml:space="preserve">　Nội Dung Sửa Đổi</w:t>
-      </w:r>
-    </w:p>
-    <w:p>
-      <w:pPr>
-        <w:spacing w:before="100" w:after="100"/>
-      </w:pPr>
-      <w:r>
-        <w:rPr>
-          <w:rFonts w:ascii="BIZ UDPGothic" w:cs="BIZ UDPGothic" w:eastAsia="BIZ UDPGothic" w:hAnsi="BIZ UDPGothic"/>
-          <w:b/>
-          <w:bCs/>
-          <w:color w:val="C8102E"/>
-          <w:sz w:val="20"/>
-          <w:szCs w:val="20"/>
-        </w:rPr>
-        <w:t xml:space="preserve">■ No.1 instance-2 PromotionTier 変更</w:t>
-      </w:r>
-    </w:p>
-    <w:p>
-      <w:pPr>
-        <w:spacing w:before="100" w:after="100"/>
-      </w:pPr>
-      <w:r>
-        <w:rPr>
-          <w:rFonts w:ascii="BIZ UDPGothic" w:cs="BIZ UDPGothic" w:eastAsia="BIZ UDPGothic" w:hAnsi="BIZ UDPGothic"/>
-          <w:b/>
-          <w:bCs/>
-          <w:color w:val="C8102E"/>
-          <w:sz w:val="20"/>
-          <w:szCs w:val="20"/>
-        </w:rPr>
-        <w:t xml:space="preserve">■ 対象環境</w:t>
-      </w:r>
-    </w:p>
-    <w:p>
-      <w:pPr>
-        <w:spacing w:before="100" w:after="100"/>
-      </w:pPr>
-      <w:r>
-        <w:rPr>
-          <w:rFonts w:ascii="BIZ UDPGothic" w:cs="BIZ UDPGothic" w:eastAsia="BIZ UDPGothic" w:hAnsi="BIZ UDPGothic"/>
-          <w:color w:val="404040"/>
-          <w:sz w:val="18"/>
-          <w:szCs w:val="18"/>
-        </w:rPr>
-        <w:t xml:space="preserve">PRD（AWSアカウント: 332802448674）/ STG（AWSアカウント: 750735758916）</w:t>
+        <w:t xml:space="preserve">Aurora MySQL クラスター ksm-posprd-db-cluster の Writer（instance-1）と Reader（instance-2）の PromotionTier が同値（0）に設定されている。フェイルオーバー時にどちらがWriterに昇格するか不定のため、Reader（instance-2）の PromotionTier を 2 に変更し、昇格順序を明確化する。</w:t>
       </w:r>
       <w:r>
         <w:br/>
@@ -1615,53 +1352,7 @@
           <w:sz w:val="16"/>
           <w:szCs w:val="16"/>
         </w:rPr>
-        <w:t xml:space="preserve">/ PRD (Tài khoản AWS: 332802448674) / STG (Tài khoản AWS:</w:t>
-      </w:r>
-    </w:p>
-    <w:p>
-      <w:pPr>
-        <w:spacing w:before="100" w:after="100"/>
-      </w:pPr>
-      <w:r>
-        <w:rPr>
-          <w:rFonts w:ascii="BIZ UDPGothic" w:cs="BIZ UDPGothic" w:eastAsia="BIZ UDPGothic" w:hAnsi="BIZ UDPGothic"/>
-          <w:color w:val="404040"/>
-          <w:sz w:val="18"/>
-          <w:szCs w:val="18"/>
-        </w:rPr>
-        <w:t xml:space="preserve">750735758916)*</w:t>
-      </w:r>
-    </w:p>
-    <w:p>
-      <w:pPr>
-        <w:spacing w:before="100" w:after="100"/>
-      </w:pPr>
-      <w:r>
-        <w:rPr>
-          <w:rFonts w:ascii="BIZ UDPGothic" w:cs="BIZ UDPGothic" w:eastAsia="BIZ UDPGothic" w:hAnsi="BIZ UDPGothic"/>
-          <w:b/>
-          <w:bCs/>
-          <w:color w:val="C8102E"/>
-          <w:sz w:val="20"/>
-          <w:szCs w:val="20"/>
-        </w:rPr>
-        <w:t xml:space="preserve">■ 改修内容</w:t>
-      </w:r>
-    </w:p>
-    <w:p>
-      <w:pPr>
-        <w:spacing w:before="100" w:after="100"/>
-      </w:pPr>
-      <w:r>
-        <w:rPr>
-          <w:rFonts w:ascii="BIZ UDPGothic" w:cs="BIZ UDPGothic" w:eastAsia="BIZ UDPGothic" w:hAnsi="BIZ UDPGothic"/>
-          <w:b/>
-          <w:bCs/>
-          <w:color w:val="C8102E"/>
-          <w:sz w:val="20"/>
-          <w:szCs w:val="20"/>
-        </w:rPr>
-        <w:t xml:space="preserve">■ 実行コマンド</w:t>
+        <w:t xml:space="preserve">/ Writer (instance-1) và Reader (instance-2) của Aurora MySQL cluster ksm-posprd-db-cluster có PromotionTier cùng giá trị (0). Khi failover, không xác định instance nào sẽ được thăng cấp thành Writer. Thay đổi PromotionTier của Reader (instance-2) thành 2 để làm rõ thứ tự thăng cấp.</w:t>
       </w:r>
     </w:p>
     <w:tbl>
@@ -1677,433 +1368,339 @@
         </w:tblBorders>
       </w:tblPr>
       <w:tblGrid>
-        <w:gridCol w:w="9506"/>
+        <w:gridCol w:w="1901"/>
+        <w:gridCol w:w="1901"/>
+        <w:gridCol w:w="1901"/>
+        <w:gridCol w:w="1901"/>
+        <w:gridCol w:w="1902"/>
       </w:tblGrid>
       <w:tr>
         <w:trPr>
           <w:cantSplit/>
+          <w:tblHeader/>
         </w:trPr>
         <w:tc>
           <w:tcPr>
-            <w:tcW w:type="dxa" w:w="9506"/>
-            <w:tcBorders>
-              <w:top w:val="single" w:color="CCCCCC" w:sz="4"/>
-              <w:left w:val="single" w:color="CCCCCC" w:sz="4"/>
-              <w:bottom w:val="single" w:color="CCCCCC" w:sz="4"/>
-              <w:right w:val="single" w:color="CCCCCC" w:sz="4"/>
-            </w:tcBorders>
-            <w:shd w:fill="F5F5F5" w:val="clear"/>
-            <w:tcMar>
-              <w:top w:type="dxa" w:w="80"/>
-              <w:left w:type="dxa" w:w="200"/>
-              <w:bottom w:type="dxa" w:w="80"/>
-              <w:right w:type="dxa" w:w="200"/>
-            </w:tcMar>
-          </w:tcPr>
-          <w:p>
-            <w:pPr>
-              <w:spacing w:before="0" w:after="0"/>
-            </w:pPr>
-            <w:r>
-              <w:rPr>
-                <w:rFonts w:ascii="Courier New" w:cs="Courier New" w:eastAsia="Courier New" w:hAnsi="Courier New"/>
-                <w:color w:val="404040"/>
-                <w:sz w:val="16"/>
-                <w:szCs w:val="16"/>
-              </w:rPr>
-              <w:t xml:space="preserve">AWS CloudShellで以下を実行すること。 */ Thực thi lệnh dưới đây trên AWS</w:t>
-            </w:r>
-          </w:p>
-          <w:p>
-            <w:pPr>
-              <w:spacing w:before="0" w:after="0"/>
-            </w:pPr>
-            <w:r>
-              <w:rPr>
-                <w:rFonts w:ascii="Courier New" w:cs="Courier New" w:eastAsia="Courier New" w:hAnsi="Courier New"/>
-                <w:color w:val="404040"/>
-                <w:sz w:val="16"/>
-                <w:szCs w:val="16"/>
-              </w:rPr>
-              <w:t xml:space="preserve">CloudShell.*</w:t>
-            </w:r>
-          </w:p>
-          <w:p>
-            <w:pPr>
-              <w:spacing w:before="0" w:after="0"/>
-            </w:pPr>
-            <w:r>
-              <w:rPr>
-                <w:rFonts w:ascii="Courier New" w:cs="Courier New" w:eastAsia="Courier New" w:hAnsi="Courier New"/>
-                <w:color w:val="404040"/>
-                <w:sz w:val="16"/>
-                <w:szCs w:val="16"/>
-              </w:rPr>
-              <w:t xml:space="preserve"/>
-            </w:r>
-          </w:p>
-          <w:p>
-            <w:pPr>
-              <w:spacing w:before="0" w:after="0"/>
-            </w:pPr>
-            <w:r>
-              <w:rPr>
-                <w:rFonts w:ascii="Courier New" w:cs="Courier New" w:eastAsia="Courier New" w:hAnsi="Courier New"/>
-                <w:color w:val="404040"/>
-                <w:sz w:val="16"/>
-                <w:szCs w:val="16"/>
-              </w:rPr>
-              <w:t xml:space="preserve">**▼ 変更前 (Before)**             | **▲ 変更後 (After)**</w:t>
-            </w:r>
-          </w:p>
-          <w:p>
-            <w:pPr>
-              <w:spacing w:before="0" w:after="0"/>
-            </w:pPr>
-            <w:r>
-              <w:rPr>
-                <w:rFonts w:ascii="Courier New" w:cs="Courier New" w:eastAsia="Courier New" w:hAnsi="Courier New"/>
-                <w:color w:val="404040"/>
-                <w:sz w:val="16"/>
-                <w:szCs w:val="16"/>
-              </w:rPr>
-              <w:t xml:space="preserve">（設定なし）                      | \# PRD</w:t>
-            </w:r>
-          </w:p>
-          <w:p>
-            <w:pPr>
-              <w:spacing w:before="0" w:after="0"/>
-            </w:pPr>
-            <w:r>
-              <w:rPr>
-                <w:rFonts w:ascii="Courier New" w:cs="Courier New" w:eastAsia="Courier New" w:hAnsi="Courier New"/>
-                <w:color w:val="404040"/>
-                <w:sz w:val="16"/>
-                <w:szCs w:val="16"/>
-              </w:rPr>
-              <w:t xml:space="preserve">|</w:t>
-            </w:r>
-          </w:p>
-          <w:p>
-            <w:pPr>
-              <w:spacing w:before="0" w:after="0"/>
-            </w:pPr>
-            <w:r>
-              <w:rPr>
-                <w:rFonts w:ascii="Courier New" w:cs="Courier New" w:eastAsia="Courier New" w:hAnsi="Courier New"/>
-                <w:color w:val="404040"/>
-                <w:sz w:val="16"/>
-                <w:szCs w:val="16"/>
-              </w:rPr>
-              <w:t xml:space="preserve">| aws rds modify-db-instance \</w:t>
-            </w:r>
-          </w:p>
-          <w:p>
-            <w:pPr>
-              <w:spacing w:before="0" w:after="0"/>
-            </w:pPr>
-            <w:r>
-              <w:rPr>
-                <w:rFonts w:ascii="Courier New" w:cs="Courier New" w:eastAsia="Courier New" w:hAnsi="Courier New"/>
-                <w:color w:val="404040"/>
-                <w:sz w:val="16"/>
-                <w:szCs w:val="16"/>
-              </w:rPr>
-              <w:t xml:space="preserve">|</w:t>
-            </w:r>
-          </w:p>
-          <w:p>
-            <w:pPr>
-              <w:spacing w:before="0" w:after="0"/>
-            </w:pPr>
-            <w:r>
-              <w:rPr>
-                <w:rFonts w:ascii="Courier New" w:cs="Courier New" w:eastAsia="Courier New" w:hAnsi="Courier New"/>
-                <w:color w:val="404040"/>
-                <w:sz w:val="16"/>
-                <w:szCs w:val="16"/>
-              </w:rPr>
-              <w:t xml:space="preserve">| --region ap-northeast-1 \</w:t>
-            </w:r>
-          </w:p>
-          <w:p>
-            <w:pPr>
-              <w:spacing w:before="0" w:after="0"/>
-            </w:pPr>
-            <w:r>
-              <w:rPr>
-                <w:rFonts w:ascii="Courier New" w:cs="Courier New" w:eastAsia="Courier New" w:hAnsi="Courier New"/>
-                <w:color w:val="404040"/>
-                <w:sz w:val="16"/>
-                <w:szCs w:val="16"/>
-              </w:rPr>
-              <w:t xml:space="preserve">|</w:t>
-            </w:r>
-          </w:p>
-          <w:p>
-            <w:pPr>
-              <w:spacing w:before="0" w:after="0"/>
-            </w:pPr>
-            <w:r>
-              <w:rPr>
-                <w:rFonts w:ascii="Courier New" w:cs="Courier New" w:eastAsia="Courier New" w:hAnsi="Courier New"/>
-                <w:color w:val="404040"/>
-                <w:sz w:val="16"/>
-                <w:szCs w:val="16"/>
-              </w:rPr>
-              <w:t xml:space="preserve">| --db-instance-identifier</w:t>
-            </w:r>
-          </w:p>
-          <w:p>
-            <w:pPr>
-              <w:spacing w:before="0" w:after="0"/>
-            </w:pPr>
-            <w:r>
-              <w:rPr>
-                <w:rFonts w:ascii="Courier New" w:cs="Courier New" w:eastAsia="Courier New" w:hAnsi="Courier New"/>
-                <w:color w:val="404040"/>
-                <w:sz w:val="16"/>
-                <w:szCs w:val="16"/>
-              </w:rPr>
-              <w:t xml:space="preserve">| ksm-posprd-db-instance-2 \</w:t>
-            </w:r>
-          </w:p>
-          <w:p>
-            <w:pPr>
-              <w:spacing w:before="0" w:after="0"/>
-            </w:pPr>
-            <w:r>
-              <w:rPr>
-                <w:rFonts w:ascii="Courier New" w:cs="Courier New" w:eastAsia="Courier New" w:hAnsi="Courier New"/>
-                <w:color w:val="404040"/>
-                <w:sz w:val="16"/>
-                <w:szCs w:val="16"/>
-              </w:rPr>
-              <w:t xml:space="preserve">|</w:t>
-            </w:r>
-          </w:p>
-          <w:p>
-            <w:pPr>
-              <w:spacing w:before="0" w:after="0"/>
-            </w:pPr>
-            <w:r>
-              <w:rPr>
-                <w:rFonts w:ascii="Courier New" w:cs="Courier New" w:eastAsia="Courier New" w:hAnsi="Courier New"/>
-                <w:color w:val="404040"/>
-                <w:sz w:val="16"/>
-                <w:szCs w:val="16"/>
-              </w:rPr>
-              <w:t xml:space="preserve">| --promotion-tier 2 \</w:t>
-            </w:r>
-          </w:p>
-          <w:p>
-            <w:pPr>
-              <w:spacing w:before="0" w:after="0"/>
-            </w:pPr>
-            <w:r>
-              <w:rPr>
-                <w:rFonts w:ascii="Courier New" w:cs="Courier New" w:eastAsia="Courier New" w:hAnsi="Courier New"/>
-                <w:color w:val="404040"/>
-                <w:sz w:val="16"/>
-                <w:szCs w:val="16"/>
-              </w:rPr>
-              <w:t xml:space="preserve">|</w:t>
-            </w:r>
-          </w:p>
-          <w:p>
-            <w:pPr>
-              <w:spacing w:before="0" w:after="0"/>
-            </w:pPr>
-            <w:r>
-              <w:rPr>
-                <w:rFonts w:ascii="Courier New" w:cs="Courier New" w:eastAsia="Courier New" w:hAnsi="Courier New"/>
-                <w:color w:val="404040"/>
-                <w:sz w:val="16"/>
-                <w:szCs w:val="16"/>
-              </w:rPr>
-              <w:t xml:space="preserve">| --apply-immediately</w:t>
-            </w:r>
-          </w:p>
-          <w:p>
-            <w:pPr>
-              <w:spacing w:before="0" w:after="0"/>
-            </w:pPr>
-            <w:r>
-              <w:rPr>
-                <w:rFonts w:ascii="Courier New" w:cs="Courier New" w:eastAsia="Courier New" w:hAnsi="Courier New"/>
-                <w:color w:val="404040"/>
-                <w:sz w:val="16"/>
-                <w:szCs w:val="16"/>
-              </w:rPr>
-              <w:t xml:space="preserve">|</w:t>
-            </w:r>
-          </w:p>
-          <w:p>
-            <w:pPr>
-              <w:spacing w:before="0" w:after="0"/>
-            </w:pPr>
-            <w:r>
-              <w:rPr>
-                <w:rFonts w:ascii="Courier New" w:cs="Courier New" w:eastAsia="Courier New" w:hAnsi="Courier New"/>
-                <w:color w:val="404040"/>
-                <w:sz w:val="16"/>
-                <w:szCs w:val="16"/>
-              </w:rPr>
-              <w:t xml:space="preserve">| \# STG</w:t>
-            </w:r>
-          </w:p>
-          <w:p>
-            <w:pPr>
-              <w:spacing w:before="0" w:after="0"/>
-            </w:pPr>
-            <w:r>
-              <w:rPr>
-                <w:rFonts w:ascii="Courier New" w:cs="Courier New" w:eastAsia="Courier New" w:hAnsi="Courier New"/>
-                <w:color w:val="404040"/>
-                <w:sz w:val="16"/>
-                <w:szCs w:val="16"/>
-              </w:rPr>
-              <w:t xml:space="preserve">|</w:t>
-            </w:r>
-          </w:p>
-          <w:p>
-            <w:pPr>
-              <w:spacing w:before="0" w:after="0"/>
-            </w:pPr>
-            <w:r>
-              <w:rPr>
-                <w:rFonts w:ascii="Courier New" w:cs="Courier New" w:eastAsia="Courier New" w:hAnsi="Courier New"/>
-                <w:color w:val="404040"/>
-                <w:sz w:val="16"/>
-                <w:szCs w:val="16"/>
-              </w:rPr>
-              <w:t xml:space="preserve">| aws rds modify-db-instance \</w:t>
-            </w:r>
-          </w:p>
-          <w:p>
-            <w:pPr>
-              <w:spacing w:before="0" w:after="0"/>
-            </w:pPr>
-            <w:r>
-              <w:rPr>
-                <w:rFonts w:ascii="Courier New" w:cs="Courier New" w:eastAsia="Courier New" w:hAnsi="Courier New"/>
-                <w:color w:val="404040"/>
-                <w:sz w:val="16"/>
-                <w:szCs w:val="16"/>
-              </w:rPr>
-              <w:t xml:space="preserve">|</w:t>
-            </w:r>
-          </w:p>
-          <w:p>
-            <w:pPr>
-              <w:spacing w:before="0" w:after="0"/>
-            </w:pPr>
-            <w:r>
-              <w:rPr>
-                <w:rFonts w:ascii="Courier New" w:cs="Courier New" w:eastAsia="Courier New" w:hAnsi="Courier New"/>
-                <w:color w:val="404040"/>
-                <w:sz w:val="16"/>
-                <w:szCs w:val="16"/>
-              </w:rPr>
-              <w:t xml:space="preserve">| --region ap-northeast-1 \</w:t>
-            </w:r>
-          </w:p>
-          <w:p>
-            <w:pPr>
-              <w:spacing w:before="0" w:after="0"/>
-            </w:pPr>
-            <w:r>
-              <w:rPr>
-                <w:rFonts w:ascii="Courier New" w:cs="Courier New" w:eastAsia="Courier New" w:hAnsi="Courier New"/>
-                <w:color w:val="404040"/>
-                <w:sz w:val="16"/>
-                <w:szCs w:val="16"/>
-              </w:rPr>
-              <w:t xml:space="preserve">|</w:t>
-            </w:r>
-          </w:p>
-          <w:p>
-            <w:pPr>
-              <w:spacing w:before="0" w:after="0"/>
-            </w:pPr>
-            <w:r>
-              <w:rPr>
-                <w:rFonts w:ascii="Courier New" w:cs="Courier New" w:eastAsia="Courier New" w:hAnsi="Courier New"/>
-                <w:color w:val="404040"/>
-                <w:sz w:val="16"/>
-                <w:szCs w:val="16"/>
-              </w:rPr>
-              <w:t xml:space="preserve">| --db-instance-identifier</w:t>
-            </w:r>
-          </w:p>
-          <w:p>
-            <w:pPr>
-              <w:spacing w:before="0" w:after="0"/>
-            </w:pPr>
-            <w:r>
-              <w:rPr>
-                <w:rFonts w:ascii="Courier New" w:cs="Courier New" w:eastAsia="Courier New" w:hAnsi="Courier New"/>
-                <w:color w:val="404040"/>
-                <w:sz w:val="16"/>
-                <w:szCs w:val="16"/>
-              </w:rPr>
-              <w:t xml:space="preserve">| ksm-posstg-db-instance-2 \</w:t>
-            </w:r>
-          </w:p>
-          <w:p>
-            <w:pPr>
-              <w:spacing w:before="0" w:after="0"/>
-            </w:pPr>
-            <w:r>
-              <w:rPr>
-                <w:rFonts w:ascii="Courier New" w:cs="Courier New" w:eastAsia="Courier New" w:hAnsi="Courier New"/>
-                <w:color w:val="404040"/>
-                <w:sz w:val="16"/>
-                <w:szCs w:val="16"/>
-              </w:rPr>
-              <w:t xml:space="preserve">|</w:t>
-            </w:r>
-          </w:p>
-          <w:p>
-            <w:pPr>
-              <w:spacing w:before="0" w:after="0"/>
-            </w:pPr>
-            <w:r>
-              <w:rPr>
-                <w:rFonts w:ascii="Courier New" w:cs="Courier New" w:eastAsia="Courier New" w:hAnsi="Courier New"/>
-                <w:color w:val="404040"/>
-                <w:sz w:val="16"/>
-                <w:szCs w:val="16"/>
-              </w:rPr>
-              <w:t xml:space="preserve">| --promotion-tier 2 \</w:t>
-            </w:r>
-          </w:p>
-          <w:p>
-            <w:pPr>
-              <w:spacing w:before="0" w:after="0"/>
-            </w:pPr>
-            <w:r>
-              <w:rPr>
-                <w:rFonts w:ascii="Courier New" w:cs="Courier New" w:eastAsia="Courier New" w:hAnsi="Courier New"/>
-                <w:color w:val="404040"/>
-                <w:sz w:val="16"/>
-                <w:szCs w:val="16"/>
-              </w:rPr>
-              <w:t xml:space="preserve">|</w:t>
-            </w:r>
-          </w:p>
-          <w:p>
-            <w:pPr>
-              <w:spacing w:before="0" w:after="0"/>
-            </w:pPr>
-            <w:r>
-              <w:rPr>
-                <w:rFonts w:ascii="Courier New" w:cs="Courier New" w:eastAsia="Courier New" w:hAnsi="Courier New"/>
-                <w:color w:val="404040"/>
-                <w:sz w:val="16"/>
-                <w:szCs w:val="16"/>
-              </w:rPr>
-              <w:t xml:space="preserve">| --apply-immediately</w:t>
+            <w:tcW w:type="dxa" w:w="1901"/>
+            <w:tcBorders>
+              <w:top w:val="single" w:color="CCCCCC" w:sz="4"/>
+              <w:left w:val="single" w:color="CCCCCC" w:sz="4"/>
+              <w:bottom w:val="single" w:color="CCCCCC" w:sz="4"/>
+              <w:right w:val="single" w:color="CCCCCC" w:sz="4"/>
+            </w:tcBorders>
+            <w:shd w:fill="E8E8E8" w:val="clear"/>
+            <w:tcMar>
+              <w:top w:type="dxa" w:w="80"/>
+              <w:left w:type="dxa" w:w="120"/>
+              <w:bottom w:type="dxa" w:w="80"/>
+              <w:right w:type="dxa" w:w="120"/>
+            </w:tcMar>
+          </w:tcPr>
+          <w:p>
+            <w:pPr>
+              <w:spacing w:before="0" w:after="0"/>
+            </w:pPr>
+            <w:r>
+              <w:rPr>
+                <w:rFonts w:ascii="BIZ UDPGothic" w:cs="BIZ UDPGothic" w:eastAsia="BIZ UDPGothic" w:hAnsi="BIZ UDPGothic"/>
+                <w:color w:val="404040"/>
+                <w:sz w:val="18"/>
+                <w:szCs w:val="18"/>
+              </w:rPr>
+              <w:t xml:space="preserve">No.</w:t>
+            </w:r>
+          </w:p>
+        </w:tc>
+        <w:tc>
+          <w:tcPr>
+            <w:tcW w:type="dxa" w:w="1901"/>
+            <w:tcBorders>
+              <w:top w:val="single" w:color="CCCCCC" w:sz="4"/>
+              <w:left w:val="single" w:color="CCCCCC" w:sz="4"/>
+              <w:bottom w:val="single" w:color="CCCCCC" w:sz="4"/>
+              <w:right w:val="single" w:color="CCCCCC" w:sz="4"/>
+            </w:tcBorders>
+            <w:shd w:fill="E8E8E8" w:val="clear"/>
+            <w:tcMar>
+              <w:top w:type="dxa" w:w="80"/>
+              <w:left w:type="dxa" w:w="120"/>
+              <w:bottom w:type="dxa" w:w="80"/>
+              <w:right w:type="dxa" w:w="120"/>
+            </w:tcMar>
+          </w:tcPr>
+          <w:p>
+            <w:pPr>
+              <w:spacing w:before="0" w:after="0"/>
+            </w:pPr>
+            <w:r>
+              <w:rPr>
+                <w:rFonts w:ascii="BIZ UDPGothic" w:cs="BIZ UDPGothic" w:eastAsia="BIZ UDPGothic" w:hAnsi="BIZ UDPGothic"/>
+                <w:color w:val="404040"/>
+                <w:sz w:val="18"/>
+                <w:szCs w:val="18"/>
+              </w:rPr>
+              <w:t xml:space="preserve">改修タイトル / Tiêu đề</w:t>
+            </w:r>
+          </w:p>
+        </w:tc>
+        <w:tc>
+          <w:tcPr>
+            <w:tcW w:type="dxa" w:w="1901"/>
+            <w:tcBorders>
+              <w:top w:val="single" w:color="CCCCCC" w:sz="4"/>
+              <w:left w:val="single" w:color="CCCCCC" w:sz="4"/>
+              <w:bottom w:val="single" w:color="CCCCCC" w:sz="4"/>
+              <w:right w:val="single" w:color="CCCCCC" w:sz="4"/>
+            </w:tcBorders>
+            <w:shd w:fill="E8E8E8" w:val="clear"/>
+            <w:tcMar>
+              <w:top w:type="dxa" w:w="80"/>
+              <w:left w:type="dxa" w:w="120"/>
+              <w:bottom w:type="dxa" w:w="80"/>
+              <w:right w:type="dxa" w:w="120"/>
+            </w:tcMar>
+          </w:tcPr>
+          <w:p>
+            <w:pPr>
+              <w:spacing w:before="0" w:after="0"/>
+            </w:pPr>
+            <w:r>
+              <w:rPr>
+                <w:rFonts w:ascii="BIZ UDPGothic" w:cs="BIZ UDPGothic" w:eastAsia="BIZ UDPGothic" w:hAnsi="BIZ UDPGothic"/>
+                <w:color w:val="404040"/>
+                <w:sz w:val="18"/>
+                <w:szCs w:val="18"/>
+              </w:rPr>
+              <w:t xml:space="preserve">概要 / Tổng quan</w:t>
+            </w:r>
+          </w:p>
+        </w:tc>
+        <w:tc>
+          <w:tcPr>
+            <w:tcW w:type="dxa" w:w="1901"/>
+            <w:tcBorders>
+              <w:top w:val="single" w:color="CCCCCC" w:sz="4"/>
+              <w:left w:val="single" w:color="CCCCCC" w:sz="4"/>
+              <w:bottom w:val="single" w:color="CCCCCC" w:sz="4"/>
+              <w:right w:val="single" w:color="CCCCCC" w:sz="4"/>
+            </w:tcBorders>
+            <w:shd w:fill="E8E8E8" w:val="clear"/>
+            <w:tcMar>
+              <w:top w:type="dxa" w:w="80"/>
+              <w:left w:type="dxa" w:w="120"/>
+              <w:bottom w:type="dxa" w:w="80"/>
+              <w:right w:type="dxa" w:w="120"/>
+            </w:tcMar>
+          </w:tcPr>
+          <w:p>
+            <w:pPr>
+              <w:spacing w:before="0" w:after="0"/>
+            </w:pPr>
+            <w:r>
+              <w:rPr>
+                <w:rFonts w:ascii="BIZ UDPGothic" w:cs="BIZ UDPGothic" w:eastAsia="BIZ UDPGothic" w:hAnsi="BIZ UDPGothic"/>
+                <w:color w:val="404040"/>
+                <w:sz w:val="18"/>
+                <w:szCs w:val="18"/>
+              </w:rPr>
+              <w:t xml:space="preserve">工数 / Khối lượng</w:t>
+            </w:r>
+          </w:p>
+        </w:tc>
+        <w:tc>
+          <w:tcPr>
+            <w:tcW w:type="dxa" w:w="1902"/>
+            <w:tcBorders>
+              <w:top w:val="single" w:color="CCCCCC" w:sz="4"/>
+              <w:left w:val="single" w:color="CCCCCC" w:sz="4"/>
+              <w:bottom w:val="single" w:color="CCCCCC" w:sz="4"/>
+              <w:right w:val="single" w:color="CCCCCC" w:sz="4"/>
+            </w:tcBorders>
+            <w:shd w:fill="E8E8E8" w:val="clear"/>
+            <w:tcMar>
+              <w:top w:type="dxa" w:w="80"/>
+              <w:left w:type="dxa" w:w="120"/>
+              <w:bottom w:type="dxa" w:w="80"/>
+              <w:right w:type="dxa" w:w="120"/>
+            </w:tcMar>
+          </w:tcPr>
+          <w:p>
+            <w:pPr>
+              <w:spacing w:before="0" w:after="0"/>
+            </w:pPr>
+            <w:r>
+              <w:rPr>
+                <w:rFonts w:ascii="BIZ UDPGothic" w:cs="BIZ UDPGothic" w:eastAsia="BIZ UDPGothic" w:hAnsi="BIZ UDPGothic"/>
+                <w:color w:val="404040"/>
+                <w:sz w:val="18"/>
+                <w:szCs w:val="18"/>
+              </w:rPr>
+              <w:t xml:space="preserve">リスク / Rủi ro</w:t>
+            </w:r>
+          </w:p>
+        </w:tc>
+      </w:tr>
+      <w:tr>
+        <w:trPr>
+          <w:cantSplit/>
+        </w:trPr>
+        <w:tc>
+          <w:tcPr>
+            <w:tcW w:type="dxa" w:w="1901"/>
+            <w:tcBorders>
+              <w:top w:val="single" w:color="CCCCCC" w:sz="4"/>
+              <w:left w:val="single" w:color="CCCCCC" w:sz="4"/>
+              <w:bottom w:val="single" w:color="CCCCCC" w:sz="4"/>
+              <w:right w:val="single" w:color="CCCCCC" w:sz="4"/>
+            </w:tcBorders>
+            <w:shd w:fill="FFFFFF" w:val="clear"/>
+            <w:tcMar>
+              <w:top w:type="dxa" w:w="80"/>
+              <w:left w:type="dxa" w:w="120"/>
+              <w:bottom w:type="dxa" w:w="80"/>
+              <w:right w:type="dxa" w:w="120"/>
+            </w:tcMar>
+          </w:tcPr>
+          <w:p>
+            <w:pPr>
+              <w:spacing w:before="0" w:after="0"/>
+            </w:pPr>
+            <w:r>
+              <w:rPr>
+                <w:rFonts w:ascii="BIZ UDPGothic" w:cs="BIZ UDPGothic" w:eastAsia="BIZ UDPGothic" w:hAnsi="BIZ UDPGothic"/>
+                <w:color w:val="404040"/>
+                <w:sz w:val="18"/>
+                <w:szCs w:val="18"/>
+              </w:rPr>
+              <w:t xml:space="preserve">1</w:t>
+            </w:r>
+          </w:p>
+        </w:tc>
+        <w:tc>
+          <w:tcPr>
+            <w:tcW w:type="dxa" w:w="1901"/>
+            <w:tcBorders>
+              <w:top w:val="single" w:color="CCCCCC" w:sz="4"/>
+              <w:left w:val="single" w:color="CCCCCC" w:sz="4"/>
+              <w:bottom w:val="single" w:color="CCCCCC" w:sz="4"/>
+              <w:right w:val="single" w:color="CCCCCC" w:sz="4"/>
+            </w:tcBorders>
+            <w:shd w:fill="FFFFFF" w:val="clear"/>
+            <w:tcMar>
+              <w:top w:type="dxa" w:w="80"/>
+              <w:left w:type="dxa" w:w="120"/>
+              <w:bottom w:type="dxa" w:w="80"/>
+              <w:right w:type="dxa" w:w="120"/>
+            </w:tcMar>
+          </w:tcPr>
+          <w:p>
+            <w:pPr>
+              <w:spacing w:before="0" w:after="0"/>
+            </w:pPr>
+            <w:r>
+              <w:rPr>
+                <w:rFonts w:ascii="BIZ UDPGothic" w:cs="BIZ UDPGothic" w:eastAsia="BIZ UDPGothic" w:hAnsi="BIZ UDPGothic"/>
+                <w:color w:val="404040"/>
+                <w:sz w:val="18"/>
+                <w:szCs w:val="18"/>
+              </w:rPr>
+              <w:t xml:space="preserve">instance-2 PromotionTier変更</w:t>
+            </w:r>
+          </w:p>
+        </w:tc>
+        <w:tc>
+          <w:tcPr>
+            <w:tcW w:type="dxa" w:w="1901"/>
+            <w:tcBorders>
+              <w:top w:val="single" w:color="CCCCCC" w:sz="4"/>
+              <w:left w:val="single" w:color="CCCCCC" w:sz="4"/>
+              <w:bottom w:val="single" w:color="CCCCCC" w:sz="4"/>
+              <w:right w:val="single" w:color="CCCCCC" w:sz="4"/>
+            </w:tcBorders>
+            <w:shd w:fill="FFFFFF" w:val="clear"/>
+            <w:tcMar>
+              <w:top w:type="dxa" w:w="80"/>
+              <w:left w:type="dxa" w:w="120"/>
+              <w:bottom w:type="dxa" w:w="80"/>
+              <w:right w:type="dxa" w:w="120"/>
+            </w:tcMar>
+          </w:tcPr>
+          <w:p>
+            <w:pPr>
+              <w:spacing w:before="0" w:after="0"/>
+            </w:pPr>
+            <w:r>
+              <w:rPr>
+                <w:rFonts w:ascii="BIZ UDPGothic" w:cs="BIZ UDPGothic" w:eastAsia="BIZ UDPGothic" w:hAnsi="BIZ UDPGothic"/>
+                <w:color w:val="404040"/>
+                <w:sz w:val="18"/>
+                <w:szCs w:val="18"/>
+              </w:rPr>
+              <w:t xml:space="preserve">PromotionTier: 0→2に変更。フェイルオーバー昇格順序を明確化</w:t>
+            </w:r>
+          </w:p>
+        </w:tc>
+        <w:tc>
+          <w:tcPr>
+            <w:tcW w:type="dxa" w:w="1901"/>
+            <w:tcBorders>
+              <w:top w:val="single" w:color="CCCCCC" w:sz="4"/>
+              <w:left w:val="single" w:color="CCCCCC" w:sz="4"/>
+              <w:bottom w:val="single" w:color="CCCCCC" w:sz="4"/>
+              <w:right w:val="single" w:color="CCCCCC" w:sz="4"/>
+            </w:tcBorders>
+            <w:shd w:fill="FFFFFF" w:val="clear"/>
+            <w:tcMar>
+              <w:top w:type="dxa" w:w="80"/>
+              <w:left w:type="dxa" w:w="120"/>
+              <w:bottom w:type="dxa" w:w="80"/>
+              <w:right w:type="dxa" w:w="120"/>
+            </w:tcMar>
+          </w:tcPr>
+          <w:p>
+            <w:pPr>
+              <w:spacing w:before="0" w:after="0"/>
+            </w:pPr>
+            <w:r>
+              <w:rPr>
+                <w:rFonts w:ascii="BIZ UDPGothic" w:cs="BIZ UDPGothic" w:eastAsia="BIZ UDPGothic" w:hAnsi="BIZ UDPGothic"/>
+                <w:color w:val="404040"/>
+                <w:sz w:val="18"/>
+                <w:szCs w:val="18"/>
+              </w:rPr>
+              <w:t xml:space="preserve">0.5d</w:t>
+            </w:r>
+          </w:p>
+        </w:tc>
+        <w:tc>
+          <w:tcPr>
+            <w:tcW w:type="dxa" w:w="1902"/>
+            <w:tcBorders>
+              <w:top w:val="single" w:color="CCCCCC" w:sz="4"/>
+              <w:left w:val="single" w:color="CCCCCC" w:sz="4"/>
+              <w:bottom w:val="single" w:color="CCCCCC" w:sz="4"/>
+              <w:right w:val="single" w:color="CCCCCC" w:sz="4"/>
+            </w:tcBorders>
+            <w:shd w:fill="FFFFFF" w:val="clear"/>
+            <w:tcMar>
+              <w:top w:type="dxa" w:w="80"/>
+              <w:left w:type="dxa" w:w="120"/>
+              <w:bottom w:type="dxa" w:w="80"/>
+              <w:right w:type="dxa" w:w="120"/>
+            </w:tcMar>
+          </w:tcPr>
+          <w:p>
+            <w:pPr>
+              <w:spacing w:before="0" w:after="0"/>
+            </w:pPr>
+            <w:r>
+              <w:rPr>
+                <w:rFonts w:ascii="BIZ UDPGothic" w:cs="BIZ UDPGothic" w:eastAsia="BIZ UDPGothic" w:hAnsi="BIZ UDPGothic"/>
+                <w:color w:val="404040"/>
+                <w:sz w:val="18"/>
+                <w:szCs w:val="18"/>
+              </w:rPr>
+              <w:t xml:space="preserve">低</w:t>
             </w:r>
           </w:p>
         </w:tc>
@@ -2125,7 +1722,7 @@
           <w:sz w:val="24"/>
           <w:szCs w:val="24"/>
         </w:rPr>
-        <w:t xml:space="preserve">■ テスト手順・結果</w:t>
+        <w:t xml:space="preserve">■ No.1 instance-2 PromotionTier 変更</w:t>
       </w:r>
       <w:r>
         <w:br/>
@@ -2139,7 +1736,1392 @@
           <w:sz w:val="17"/>
           <w:szCs w:val="17"/>
         </w:rPr>
-        <w:t xml:space="preserve">　Quy Trình &amp; Kết Quả Kiểm Thử</w:t>
+        <w:t xml:space="preserve">　Thay đổi PromotionTier instance-2</w:t>
+      </w:r>
+    </w:p>
+    <w:p>
+      <w:pPr>
+        <w:pBdr>
+          <w:left w:val="thick" w:color="C8102E" w:sz="20" w:space="6"/>
+        </w:pBdr>
+        <w:spacing w:before="280" w:after="100"/>
+      </w:pPr>
+      <w:r>
+        <w:rPr>
+          <w:rFonts w:ascii="BIZ UDPGothic" w:cs="BIZ UDPGothic" w:eastAsia="BIZ UDPGothic" w:hAnsi="BIZ UDPGothic"/>
+          <w:b/>
+          <w:bCs/>
+          <w:color w:val="C8102E"/>
+          <w:sz w:val="24"/>
+          <w:szCs w:val="24"/>
+        </w:rPr>
+        <w:t xml:space="preserve">■ 対象環境 / Môi trường mục tiêu</w:t>
+      </w:r>
+      <w:r>
+        <w:br/>
+      </w:r>
+      <w:r>
+        <w:rPr>
+          <w:rFonts w:ascii="BIZ UDPGothic" w:cs="BIZ UDPGothic" w:eastAsia="BIZ UDPGothic" w:hAnsi="BIZ UDPGothic"/>
+          <w:i/>
+          <w:iCs/>
+          <w:color w:val="AA3344"/>
+          <w:sz w:val="17"/>
+          <w:szCs w:val="17"/>
+        </w:rPr>
+        <w:t xml:space="preserve">　</w:t>
+      </w:r>
+    </w:p>
+    <w:p>
+      <w:pPr>
+        <w:spacing w:before="100" w:after="100"/>
+      </w:pPr>
+      <w:r>
+        <w:rPr>
+          <w:rFonts w:ascii="BIZ UDPGothic" w:cs="BIZ UDPGothic" w:eastAsia="BIZ UDPGothic" w:hAnsi="BIZ UDPGothic"/>
+          <w:color w:val="404040"/>
+          <w:sz w:val="18"/>
+          <w:szCs w:val="18"/>
+        </w:rPr>
+        <w:t xml:space="preserve">PRD（AWSアカウント: 332802448674）</w:t>
+      </w:r>
+      <w:r>
+        <w:br/>
+      </w:r>
+      <w:r>
+        <w:rPr>
+          <w:rFonts w:ascii="BIZ UDPGothic" w:cs="BIZ UDPGothic" w:eastAsia="BIZ UDPGothic" w:hAnsi="BIZ UDPGothic"/>
+          <w:i/>
+          <w:iCs/>
+          <w:color w:val="777777"/>
+          <w:sz w:val="16"/>
+          <w:szCs w:val="16"/>
+        </w:rPr>
+        <w:t xml:space="preserve">/ STG（AWSアカウント: 750735758916） / PRD (Tài khoản AWS: 332802448674) / STG (Tài khoản AWS: 750735758916)</w:t>
+      </w:r>
+    </w:p>
+    <w:p>
+      <w:pPr>
+        <w:pBdr>
+          <w:left w:val="thick" w:color="C8102E" w:sz="20" w:space="6"/>
+        </w:pBdr>
+        <w:spacing w:before="280" w:after="100"/>
+      </w:pPr>
+      <w:r>
+        <w:rPr>
+          <w:rFonts w:ascii="BIZ UDPGothic" w:cs="BIZ UDPGothic" w:eastAsia="BIZ UDPGothic" w:hAnsi="BIZ UDPGothic"/>
+          <w:b/>
+          <w:bCs/>
+          <w:color w:val="C8102E"/>
+          <w:sz w:val="24"/>
+          <w:szCs w:val="24"/>
+        </w:rPr>
+        <w:t xml:space="preserve">■ 改修内容 / Nội dung sửa đổi</w:t>
+      </w:r>
+      <w:r>
+        <w:br/>
+      </w:r>
+      <w:r>
+        <w:rPr>
+          <w:rFonts w:ascii="BIZ UDPGothic" w:cs="BIZ UDPGothic" w:eastAsia="BIZ UDPGothic" w:hAnsi="BIZ UDPGothic"/>
+          <w:i/>
+          <w:iCs/>
+          <w:color w:val="AA3344"/>
+          <w:sz w:val="17"/>
+          <w:szCs w:val="17"/>
+        </w:rPr>
+        <w:t xml:space="preserve">　</w:t>
+      </w:r>
+    </w:p>
+    <w:tbl>
+      <w:tblPr>
+        <w:tblW w:type="dxa" w:w="9506"/>
+        <w:tblBorders>
+          <w:top w:val="single" w:color="CCCCCC" w:sz="4"/>
+          <w:left w:val="single" w:color="CCCCCC" w:sz="4"/>
+          <w:bottom w:val="single" w:color="CCCCCC" w:sz="4"/>
+          <w:right w:val="single" w:color="CCCCCC" w:sz="4"/>
+          <w:insideH w:val="single" w:color="auto" w:sz="4"/>
+          <w:insideV w:val="single" w:color="auto" w:sz="4"/>
+        </w:tblBorders>
+      </w:tblPr>
+      <w:tblGrid>
+        <w:gridCol w:w="4753"/>
+        <w:gridCol w:w="4753"/>
+      </w:tblGrid>
+      <w:tr>
+        <w:trPr>
+          <w:cantSplit/>
+          <w:tblHeader/>
+        </w:trPr>
+        <w:tc>
+          <w:tcPr>
+            <w:tcW w:type="dxa" w:w="4753"/>
+            <w:tcBorders>
+              <w:top w:val="single" w:color="CCCCCC" w:sz="4"/>
+              <w:left w:val="single" w:color="CCCCCC" w:sz="4"/>
+              <w:bottom w:val="single" w:color="CCCCCC" w:sz="4"/>
+              <w:right w:val="single" w:color="CCCCCC" w:sz="4"/>
+            </w:tcBorders>
+            <w:shd w:fill="E8E8E8" w:val="clear"/>
+            <w:tcMar>
+              <w:top w:type="dxa" w:w="80"/>
+              <w:left w:type="dxa" w:w="120"/>
+              <w:bottom w:type="dxa" w:w="80"/>
+              <w:right w:type="dxa" w:w="120"/>
+            </w:tcMar>
+          </w:tcPr>
+          <w:p>
+            <w:pPr>
+              <w:spacing w:before="0" w:after="0"/>
+            </w:pPr>
+            <w:r>
+              <w:rPr>
+                <w:rFonts w:ascii="BIZ UDPGothic" w:cs="BIZ UDPGothic" w:eastAsia="BIZ UDPGothic" w:hAnsi="BIZ UDPGothic"/>
+                <w:color w:val="404040"/>
+                <w:sz w:val="18"/>
+                <w:szCs w:val="18"/>
+              </w:rPr>
+              <w:t xml:space="preserve">▼ 変更前 (Before)</w:t>
+            </w:r>
+          </w:p>
+        </w:tc>
+        <w:tc>
+          <w:tcPr>
+            <w:tcW w:type="dxa" w:w="4753"/>
+            <w:tcBorders>
+              <w:top w:val="single" w:color="CCCCCC" w:sz="4"/>
+              <w:left w:val="single" w:color="CCCCCC" w:sz="4"/>
+              <w:bottom w:val="single" w:color="CCCCCC" w:sz="4"/>
+              <w:right w:val="single" w:color="CCCCCC" w:sz="4"/>
+            </w:tcBorders>
+            <w:shd w:fill="E8E8E8" w:val="clear"/>
+            <w:tcMar>
+              <w:top w:type="dxa" w:w="80"/>
+              <w:left w:type="dxa" w:w="120"/>
+              <w:bottom w:type="dxa" w:w="80"/>
+              <w:right w:type="dxa" w:w="120"/>
+            </w:tcMar>
+          </w:tcPr>
+          <w:p>
+            <w:pPr>
+              <w:spacing w:before="0" w:after="0"/>
+            </w:pPr>
+            <w:r>
+              <w:rPr>
+                <w:rFonts w:ascii="BIZ UDPGothic" w:cs="BIZ UDPGothic" w:eastAsia="BIZ UDPGothic" w:hAnsi="BIZ UDPGothic"/>
+                <w:color w:val="404040"/>
+                <w:sz w:val="18"/>
+                <w:szCs w:val="18"/>
+              </w:rPr>
+              <w:t xml:space="preserve">▲ 変更後 (After)</w:t>
+            </w:r>
+          </w:p>
+        </w:tc>
+      </w:tr>
+      <w:tr>
+        <w:trPr>
+          <w:cantSplit/>
+        </w:trPr>
+        <w:tc>
+          <w:tcPr>
+            <w:tcW w:type="dxa" w:w="4753"/>
+            <w:tcBorders>
+              <w:top w:val="single" w:color="CCCCCC" w:sz="4"/>
+              <w:left w:val="single" w:color="CCCCCC" w:sz="4"/>
+              <w:bottom w:val="single" w:color="CCCCCC" w:sz="4"/>
+              <w:right w:val="single" w:color="CCCCCC" w:sz="4"/>
+            </w:tcBorders>
+            <w:shd w:fill="FFFFFF" w:val="clear"/>
+            <w:tcMar>
+              <w:top w:type="dxa" w:w="80"/>
+              <w:left w:type="dxa" w:w="120"/>
+              <w:bottom w:type="dxa" w:w="80"/>
+              <w:right w:type="dxa" w:w="120"/>
+            </w:tcMar>
+          </w:tcPr>
+          <w:p>
+            <w:pPr>
+              <w:spacing w:before="0" w:after="0"/>
+            </w:pPr>
+            <w:r>
+              <w:rPr>
+                <w:rFonts w:ascii="BIZ UDPGothic" w:cs="BIZ UDPGothic" w:eastAsia="BIZ UDPGothic" w:hAnsi="BIZ UDPGothic"/>
+                <w:color w:val="404040"/>
+                <w:sz w:val="18"/>
+                <w:szCs w:val="18"/>
+              </w:rPr>
+              <w:t xml:space="preserve">instance-2 PromotionTier: 0</w:t>
+            </w:r>
+          </w:p>
+          <w:p>
+            <w:pPr>
+              <w:spacing w:before="0" w:after="0"/>
+            </w:pPr>
+            <w:r>
+              <w:rPr>
+                <w:rFonts w:ascii="BIZ UDPGothic" w:cs="BIZ UDPGothic" w:eastAsia="BIZ UDPGothic" w:hAnsi="BIZ UDPGothic"/>
+                <w:color w:val="404040"/>
+                <w:sz w:val="18"/>
+                <w:szCs w:val="18"/>
+              </w:rPr>
+              <w:t xml:space="preserve">（Writerと同値 → フェイルオーバー順序不定）</w:t>
+            </w:r>
+          </w:p>
+        </w:tc>
+        <w:tc>
+          <w:tcPr>
+            <w:tcW w:type="dxa" w:w="4753"/>
+            <w:tcBorders>
+              <w:top w:val="single" w:color="CCCCCC" w:sz="4"/>
+              <w:left w:val="single" w:color="CCCCCC" w:sz="4"/>
+              <w:bottom w:val="single" w:color="CCCCCC" w:sz="4"/>
+              <w:right w:val="single" w:color="CCCCCC" w:sz="4"/>
+            </w:tcBorders>
+            <w:shd w:fill="FFFFFF" w:val="clear"/>
+            <w:tcMar>
+              <w:top w:type="dxa" w:w="80"/>
+              <w:left w:type="dxa" w:w="120"/>
+              <w:bottom w:type="dxa" w:w="80"/>
+              <w:right w:type="dxa" w:w="120"/>
+            </w:tcMar>
+          </w:tcPr>
+          <w:p>
+            <w:pPr>
+              <w:spacing w:before="0" w:after="0"/>
+            </w:pPr>
+            <w:r>
+              <w:rPr>
+                <w:rFonts w:ascii="BIZ UDPGothic" w:cs="BIZ UDPGothic" w:eastAsia="BIZ UDPGothic" w:hAnsi="BIZ UDPGothic"/>
+                <w:color w:val="404040"/>
+                <w:sz w:val="18"/>
+                <w:szCs w:val="18"/>
+              </w:rPr>
+              <w:t xml:space="preserve">instance-2 PromotionTier: 2</w:t>
+            </w:r>
+          </w:p>
+          <w:p>
+            <w:pPr>
+              <w:spacing w:before="0" w:after="0"/>
+            </w:pPr>
+            <w:r>
+              <w:rPr>
+                <w:rFonts w:ascii="BIZ UDPGothic" w:cs="BIZ UDPGothic" w:eastAsia="BIZ UDPGothic" w:hAnsi="BIZ UDPGothic"/>
+                <w:color w:val="404040"/>
+                <w:sz w:val="18"/>
+                <w:szCs w:val="18"/>
+              </w:rPr>
+              <w:t xml:space="preserve">（Writer=0, Reader=2 → 昇格順序明確）</w:t>
+            </w:r>
+          </w:p>
+        </w:tc>
+      </w:tr>
+    </w:tbl>
+    <w:p>
+      <w:pPr>
+        <w:pBdr>
+          <w:left w:val="thick" w:color="C8102E" w:sz="20" w:space="6"/>
+        </w:pBdr>
+        <w:spacing w:before="280" w:after="100"/>
+      </w:pPr>
+      <w:r>
+        <w:rPr>
+          <w:rFonts w:ascii="BIZ UDPGothic" w:cs="BIZ UDPGothic" w:eastAsia="BIZ UDPGothic" w:hAnsi="BIZ UDPGothic"/>
+          <w:b/>
+          <w:bCs/>
+          <w:color w:val="C8102E"/>
+          <w:sz w:val="24"/>
+          <w:szCs w:val="24"/>
+        </w:rPr>
+        <w:t xml:space="preserve">■ 実行コマンド / Lệnh thực thi</w:t>
+      </w:r>
+      <w:r>
+        <w:br/>
+      </w:r>
+      <w:r>
+        <w:rPr>
+          <w:rFonts w:ascii="BIZ UDPGothic" w:cs="BIZ UDPGothic" w:eastAsia="BIZ UDPGothic" w:hAnsi="BIZ UDPGothic"/>
+          <w:i/>
+          <w:iCs/>
+          <w:color w:val="AA3344"/>
+          <w:sz w:val="17"/>
+          <w:szCs w:val="17"/>
+        </w:rPr>
+        <w:t xml:space="preserve">　</w:t>
+      </w:r>
+    </w:p>
+    <w:p>
+      <w:pPr>
+        <w:spacing w:before="100" w:after="100"/>
+      </w:pPr>
+      <w:r>
+        <w:rPr>
+          <w:rFonts w:ascii="BIZ UDPGothic" w:cs="BIZ UDPGothic" w:eastAsia="BIZ UDPGothic" w:hAnsi="BIZ UDPGothic"/>
+          <w:color w:val="404040"/>
+          <w:sz w:val="18"/>
+          <w:szCs w:val="18"/>
+        </w:rPr>
+        <w:t xml:space="preserve">AWS CloudShellで以下を実行すること。</w:t>
+      </w:r>
+      <w:r>
+        <w:br/>
+      </w:r>
+      <w:r>
+        <w:rPr>
+          <w:rFonts w:ascii="BIZ UDPGothic" w:cs="BIZ UDPGothic" w:eastAsia="BIZ UDPGothic" w:hAnsi="BIZ UDPGothic"/>
+          <w:i/>
+          <w:iCs/>
+          <w:color w:val="777777"/>
+          <w:sz w:val="16"/>
+          <w:szCs w:val="16"/>
+        </w:rPr>
+        <w:t xml:space="preserve">/ Thực thi lệnh dưới đây trên AWS CloudShell.</w:t>
+      </w:r>
+    </w:p>
+    <w:tbl>
+      <w:tblPr>
+        <w:tblW w:type="dxa" w:w="9506"/>
+        <w:tblBorders>
+          <w:top w:val="single" w:color="CCCCCC" w:sz="4"/>
+          <w:left w:val="single" w:color="CCCCCC" w:sz="4"/>
+          <w:bottom w:val="single" w:color="CCCCCC" w:sz="4"/>
+          <w:right w:val="single" w:color="CCCCCC" w:sz="4"/>
+          <w:insideH w:val="single" w:color="auto" w:sz="4"/>
+          <w:insideV w:val="single" w:color="auto" w:sz="4"/>
+        </w:tblBorders>
+      </w:tblPr>
+      <w:tblGrid>
+        <w:gridCol w:w="4753"/>
+        <w:gridCol w:w="4753"/>
+      </w:tblGrid>
+      <w:tr>
+        <w:trPr>
+          <w:cantSplit/>
+          <w:tblHeader/>
+        </w:trPr>
+        <w:tc>
+          <w:tcPr>
+            <w:tcW w:type="dxa" w:w="4753"/>
+            <w:tcBorders>
+              <w:top w:val="single" w:color="CCCCCC" w:sz="4"/>
+              <w:left w:val="single" w:color="CCCCCC" w:sz="4"/>
+              <w:bottom w:val="single" w:color="CCCCCC" w:sz="4"/>
+              <w:right w:val="single" w:color="CCCCCC" w:sz="4"/>
+            </w:tcBorders>
+            <w:shd w:fill="E8E8E8" w:val="clear"/>
+            <w:tcMar>
+              <w:top w:type="dxa" w:w="80"/>
+              <w:left w:type="dxa" w:w="120"/>
+              <w:bottom w:type="dxa" w:w="80"/>
+              <w:right w:type="dxa" w:w="120"/>
+            </w:tcMar>
+          </w:tcPr>
+          <w:p>
+            <w:pPr>
+              <w:spacing w:before="0" w:after="0"/>
+            </w:pPr>
+            <w:r>
+              <w:rPr>
+                <w:rFonts w:ascii="BIZ UDPGothic" w:cs="BIZ UDPGothic" w:eastAsia="BIZ UDPGothic" w:hAnsi="BIZ UDPGothic"/>
+                <w:color w:val="404040"/>
+                <w:sz w:val="18"/>
+                <w:szCs w:val="18"/>
+              </w:rPr>
+              <w:t xml:space="preserve">▼ 変更前 (Before)</w:t>
+            </w:r>
+          </w:p>
+        </w:tc>
+        <w:tc>
+          <w:tcPr>
+            <w:tcW w:type="dxa" w:w="4753"/>
+            <w:tcBorders>
+              <w:top w:val="single" w:color="CCCCCC" w:sz="4"/>
+              <w:left w:val="single" w:color="CCCCCC" w:sz="4"/>
+              <w:bottom w:val="single" w:color="CCCCCC" w:sz="4"/>
+              <w:right w:val="single" w:color="CCCCCC" w:sz="4"/>
+            </w:tcBorders>
+            <w:shd w:fill="E8E8E8" w:val="clear"/>
+            <w:tcMar>
+              <w:top w:type="dxa" w:w="80"/>
+              <w:left w:type="dxa" w:w="120"/>
+              <w:bottom w:type="dxa" w:w="80"/>
+              <w:right w:type="dxa" w:w="120"/>
+            </w:tcMar>
+          </w:tcPr>
+          <w:p>
+            <w:pPr>
+              <w:spacing w:before="0" w:after="0"/>
+            </w:pPr>
+            <w:r>
+              <w:rPr>
+                <w:rFonts w:ascii="BIZ UDPGothic" w:cs="BIZ UDPGothic" w:eastAsia="BIZ UDPGothic" w:hAnsi="BIZ UDPGothic"/>
+                <w:color w:val="404040"/>
+                <w:sz w:val="18"/>
+                <w:szCs w:val="18"/>
+              </w:rPr>
+              <w:t xml:space="preserve">▲ 変更後 (After)</w:t>
+            </w:r>
+          </w:p>
+        </w:tc>
+      </w:tr>
+      <w:tr>
+        <w:trPr>
+          <w:cantSplit/>
+        </w:trPr>
+        <w:tc>
+          <w:tcPr>
+            <w:tcW w:type="dxa" w:w="4753"/>
+            <w:tcBorders>
+              <w:top w:val="single" w:color="CCCCCC" w:sz="4"/>
+              <w:left w:val="single" w:color="CCCCCC" w:sz="4"/>
+              <w:bottom w:val="single" w:color="CCCCCC" w:sz="4"/>
+              <w:right w:val="single" w:color="CCCCCC" w:sz="4"/>
+            </w:tcBorders>
+            <w:shd w:fill="FFFFFF" w:val="clear"/>
+            <w:tcMar>
+              <w:top w:type="dxa" w:w="80"/>
+              <w:left w:type="dxa" w:w="120"/>
+              <w:bottom w:type="dxa" w:w="80"/>
+              <w:right w:type="dxa" w:w="120"/>
+            </w:tcMar>
+          </w:tcPr>
+          <w:p>
+            <w:pPr>
+              <w:spacing w:before="0" w:after="0"/>
+            </w:pPr>
+            <w:r>
+              <w:rPr>
+                <w:rFonts w:ascii="BIZ UDPGothic" w:cs="BIZ UDPGothic" w:eastAsia="BIZ UDPGothic" w:hAnsi="BIZ UDPGothic"/>
+                <w:color w:val="404040"/>
+                <w:sz w:val="18"/>
+                <w:szCs w:val="18"/>
+              </w:rPr>
+              <w:t xml:space="preserve">（設定なし）</w:t>
+            </w:r>
+          </w:p>
+        </w:tc>
+        <w:tc>
+          <w:tcPr>
+            <w:tcW w:type="dxa" w:w="4753"/>
+            <w:tcBorders>
+              <w:top w:val="single" w:color="CCCCCC" w:sz="4"/>
+              <w:left w:val="single" w:color="CCCCCC" w:sz="4"/>
+              <w:bottom w:val="single" w:color="CCCCCC" w:sz="4"/>
+              <w:right w:val="single" w:color="CCCCCC" w:sz="4"/>
+            </w:tcBorders>
+            <w:shd w:fill="FFFFFF" w:val="clear"/>
+            <w:tcMar>
+              <w:top w:type="dxa" w:w="80"/>
+              <w:left w:type="dxa" w:w="120"/>
+              <w:bottom w:type="dxa" w:w="80"/>
+              <w:right w:type="dxa" w:w="120"/>
+            </w:tcMar>
+          </w:tcPr>
+          <w:p>
+            <w:pPr>
+              <w:spacing w:before="0" w:after="0"/>
+            </w:pPr>
+            <w:r>
+              <w:rPr>
+                <w:rFonts w:ascii="Courier New" w:cs="Courier New" w:eastAsia="Courier New" w:hAnsi="Courier New"/>
+                <w:color w:val="404040"/>
+                <w:sz w:val="16"/>
+                <w:szCs w:val="16"/>
+              </w:rPr>
+              <w:t xml:space="preserve"># PRD</w:t>
+            </w:r>
+          </w:p>
+          <w:p>
+            <w:pPr>
+              <w:spacing w:before="0" w:after="0"/>
+            </w:pPr>
+            <w:r>
+              <w:rPr>
+                <w:rFonts w:ascii="Courier New" w:cs="Courier New" w:eastAsia="Courier New" w:hAnsi="Courier New"/>
+                <w:color w:val="404040"/>
+                <w:sz w:val="16"/>
+                <w:szCs w:val="16"/>
+              </w:rPr>
+              <w:t xml:space="preserve">aws rds modify-db-instance \</w:t>
+            </w:r>
+          </w:p>
+          <w:p>
+            <w:pPr>
+              <w:spacing w:before="0" w:after="0"/>
+            </w:pPr>
+            <w:r>
+              <w:rPr>
+                <w:rFonts w:ascii="Courier New" w:cs="Courier New" w:eastAsia="Courier New" w:hAnsi="Courier New"/>
+                <w:color w:val="404040"/>
+                <w:sz w:val="16"/>
+                <w:szCs w:val="16"/>
+              </w:rPr>
+              <w:t xml:space="preserve">--region ap-northeast-1 \</w:t>
+            </w:r>
+          </w:p>
+          <w:p>
+            <w:pPr>
+              <w:spacing w:before="0" w:after="0"/>
+            </w:pPr>
+            <w:r>
+              <w:rPr>
+                <w:rFonts w:ascii="Courier New" w:cs="Courier New" w:eastAsia="Courier New" w:hAnsi="Courier New"/>
+                <w:color w:val="404040"/>
+                <w:sz w:val="16"/>
+                <w:szCs w:val="16"/>
+              </w:rPr>
+              <w:t xml:space="preserve">--db-instance-identifier ksm-posprd-db-instance-2 \</w:t>
+            </w:r>
+          </w:p>
+          <w:p>
+            <w:pPr>
+              <w:spacing w:before="0" w:after="0"/>
+            </w:pPr>
+            <w:r>
+              <w:rPr>
+                <w:rFonts w:ascii="Courier New" w:cs="Courier New" w:eastAsia="Courier New" w:hAnsi="Courier New"/>
+                <w:color w:val="404040"/>
+                <w:sz w:val="16"/>
+                <w:szCs w:val="16"/>
+              </w:rPr>
+              <w:t xml:space="preserve">--promotion-tier 2 \</w:t>
+            </w:r>
+          </w:p>
+          <w:p>
+            <w:pPr>
+              <w:spacing w:before="0" w:after="0"/>
+            </w:pPr>
+            <w:r>
+              <w:rPr>
+                <w:rFonts w:ascii="Courier New" w:cs="Courier New" w:eastAsia="Courier New" w:hAnsi="Courier New"/>
+                <w:color w:val="404040"/>
+                <w:sz w:val="16"/>
+                <w:szCs w:val="16"/>
+              </w:rPr>
+              <w:t xml:space="preserve">--apply-immediately</w:t>
+            </w:r>
+          </w:p>
+          <w:p>
+            <w:pPr>
+              <w:spacing w:before="0" w:after="0"/>
+            </w:pPr>
+            <w:r>
+              <w:rPr>
+                <w:rFonts w:ascii="Courier New" w:cs="Courier New" w:eastAsia="Courier New" w:hAnsi="Courier New"/>
+                <w:color w:val="404040"/>
+                <w:sz w:val="16"/>
+                <w:szCs w:val="16"/>
+              </w:rPr>
+              <w:t xml:space="preserve"># STG</w:t>
+            </w:r>
+          </w:p>
+          <w:p>
+            <w:pPr>
+              <w:spacing w:before="0" w:after="0"/>
+            </w:pPr>
+            <w:r>
+              <w:rPr>
+                <w:rFonts w:ascii="Courier New" w:cs="Courier New" w:eastAsia="Courier New" w:hAnsi="Courier New"/>
+                <w:color w:val="404040"/>
+                <w:sz w:val="16"/>
+                <w:szCs w:val="16"/>
+              </w:rPr>
+              <w:t xml:space="preserve">aws rds modify-db-instance \</w:t>
+            </w:r>
+          </w:p>
+          <w:p>
+            <w:pPr>
+              <w:spacing w:before="0" w:after="0"/>
+            </w:pPr>
+            <w:r>
+              <w:rPr>
+                <w:rFonts w:ascii="Courier New" w:cs="Courier New" w:eastAsia="Courier New" w:hAnsi="Courier New"/>
+                <w:color w:val="404040"/>
+                <w:sz w:val="16"/>
+                <w:szCs w:val="16"/>
+              </w:rPr>
+              <w:t xml:space="preserve">--region ap-northeast-1 \</w:t>
+            </w:r>
+          </w:p>
+          <w:p>
+            <w:pPr>
+              <w:spacing w:before="0" w:after="0"/>
+            </w:pPr>
+            <w:r>
+              <w:rPr>
+                <w:rFonts w:ascii="Courier New" w:cs="Courier New" w:eastAsia="Courier New" w:hAnsi="Courier New"/>
+                <w:color w:val="404040"/>
+                <w:sz w:val="16"/>
+                <w:szCs w:val="16"/>
+              </w:rPr>
+              <w:t xml:space="preserve">--db-instance-identifier ksm-posstg-db-instance-2 \</w:t>
+            </w:r>
+          </w:p>
+          <w:p>
+            <w:pPr>
+              <w:spacing w:before="0" w:after="0"/>
+            </w:pPr>
+            <w:r>
+              <w:rPr>
+                <w:rFonts w:ascii="Courier New" w:cs="Courier New" w:eastAsia="Courier New" w:hAnsi="Courier New"/>
+                <w:color w:val="404040"/>
+                <w:sz w:val="16"/>
+                <w:szCs w:val="16"/>
+              </w:rPr>
+              <w:t xml:space="preserve">--promotion-tier 2 \</w:t>
+            </w:r>
+          </w:p>
+          <w:p>
+            <w:pPr>
+              <w:spacing w:before="0" w:after="0"/>
+            </w:pPr>
+            <w:r>
+              <w:rPr>
+                <w:rFonts w:ascii="Courier New" w:cs="Courier New" w:eastAsia="Courier New" w:hAnsi="Courier New"/>
+                <w:color w:val="404040"/>
+                <w:sz w:val="16"/>
+                <w:szCs w:val="16"/>
+              </w:rPr>
+              <w:t xml:space="preserve">--apply-immediately</w:t>
+            </w:r>
+          </w:p>
+        </w:tc>
+      </w:tr>
+    </w:tbl>
+    <w:p>
+      <w:pPr>
+        <w:pBdr>
+          <w:left w:val="thick" w:color="C8102E" w:sz="20" w:space="6"/>
+        </w:pBdr>
+        <w:spacing w:before="280" w:after="100"/>
+      </w:pPr>
+      <w:r>
+        <w:rPr>
+          <w:rFonts w:ascii="BIZ UDPGothic" w:cs="BIZ UDPGothic" w:eastAsia="BIZ UDPGothic" w:hAnsi="BIZ UDPGothic"/>
+          <w:b/>
+          <w:bCs/>
+          <w:color w:val="C8102E"/>
+          <w:sz w:val="24"/>
+          <w:szCs w:val="24"/>
+        </w:rPr>
+        <w:t xml:space="preserve">■ テスト手順・報告 / Quy trình kiểm thử / Báo cáo</w:t>
+      </w:r>
+      <w:r>
+        <w:br/>
+      </w:r>
+      <w:r>
+        <w:rPr>
+          <w:rFonts w:ascii="BIZ UDPGothic" w:cs="BIZ UDPGothic" w:eastAsia="BIZ UDPGothic" w:hAnsi="BIZ UDPGothic"/>
+          <w:i/>
+          <w:iCs/>
+          <w:color w:val="AA3344"/>
+          <w:sz w:val="17"/>
+          <w:szCs w:val="17"/>
+        </w:rPr>
+        <w:t xml:space="preserve">　</w:t>
+      </w:r>
+    </w:p>
+    <w:tbl>
+      <w:tblPr>
+        <w:tblW w:type="dxa" w:w="9506"/>
+        <w:tblBorders>
+          <w:top w:val="single" w:color="CCCCCC" w:sz="4"/>
+          <w:left w:val="single" w:color="CCCCCC" w:sz="4"/>
+          <w:bottom w:val="single" w:color="CCCCCC" w:sz="4"/>
+          <w:right w:val="single" w:color="CCCCCC" w:sz="4"/>
+          <w:insideH w:val="single" w:color="auto" w:sz="4"/>
+          <w:insideV w:val="single" w:color="auto" w:sz="4"/>
+        </w:tblBorders>
+      </w:tblPr>
+      <w:tblGrid>
+        <w:gridCol w:w="1901"/>
+        <w:gridCol w:w="1901"/>
+        <w:gridCol w:w="1901"/>
+        <w:gridCol w:w="1901"/>
+        <w:gridCol w:w="1902"/>
+      </w:tblGrid>
+      <w:tr>
+        <w:trPr>
+          <w:cantSplit/>
+          <w:tblHeader/>
+        </w:trPr>
+        <w:tc>
+          <w:tcPr>
+            <w:tcW w:type="dxa" w:w="1901"/>
+            <w:tcBorders>
+              <w:top w:val="single" w:color="CCCCCC" w:sz="4"/>
+              <w:left w:val="single" w:color="CCCCCC" w:sz="4"/>
+              <w:bottom w:val="single" w:color="CCCCCC" w:sz="4"/>
+              <w:right w:val="single" w:color="CCCCCC" w:sz="4"/>
+            </w:tcBorders>
+            <w:shd w:fill="E8E8E8" w:val="clear"/>
+            <w:tcMar>
+              <w:top w:type="dxa" w:w="80"/>
+              <w:left w:type="dxa" w:w="120"/>
+              <w:bottom w:type="dxa" w:w="80"/>
+              <w:right w:type="dxa" w:w="120"/>
+            </w:tcMar>
+          </w:tcPr>
+          <w:p>
+            <w:pPr>
+              <w:spacing w:before="0" w:after="0"/>
+            </w:pPr>
+            <w:r>
+              <w:rPr>
+                <w:rFonts w:ascii="BIZ UDPGothic" w:cs="BIZ UDPGothic" w:eastAsia="BIZ UDPGothic" w:hAnsi="BIZ UDPGothic"/>
+                <w:color w:val="404040"/>
+                <w:sz w:val="18"/>
+                <w:szCs w:val="18"/>
+              </w:rPr>
+              <w:t xml:space="preserve">No.</w:t>
+            </w:r>
+          </w:p>
+        </w:tc>
+        <w:tc>
+          <w:tcPr>
+            <w:tcW w:type="dxa" w:w="1901"/>
+            <w:tcBorders>
+              <w:top w:val="single" w:color="CCCCCC" w:sz="4"/>
+              <w:left w:val="single" w:color="CCCCCC" w:sz="4"/>
+              <w:bottom w:val="single" w:color="CCCCCC" w:sz="4"/>
+              <w:right w:val="single" w:color="CCCCCC" w:sz="4"/>
+            </w:tcBorders>
+            <w:shd w:fill="E8E8E8" w:val="clear"/>
+            <w:tcMar>
+              <w:top w:type="dxa" w:w="80"/>
+              <w:left w:type="dxa" w:w="120"/>
+              <w:bottom w:type="dxa" w:w="80"/>
+              <w:right w:type="dxa" w:w="120"/>
+            </w:tcMar>
+          </w:tcPr>
+          <w:p>
+            <w:pPr>
+              <w:spacing w:before="0" w:after="0"/>
+            </w:pPr>
+            <w:r>
+              <w:rPr>
+                <w:rFonts w:ascii="BIZ UDPGothic" w:cs="BIZ UDPGothic" w:eastAsia="BIZ UDPGothic" w:hAnsi="BIZ UDPGothic"/>
+                <w:color w:val="404040"/>
+                <w:sz w:val="18"/>
+                <w:szCs w:val="18"/>
+              </w:rPr>
+              <w:t xml:space="preserve">テスト手順・確認内容 / Nội dung xác nhận</w:t>
+            </w:r>
+          </w:p>
+        </w:tc>
+        <w:tc>
+          <w:tcPr>
+            <w:tcW w:type="dxa" w:w="1901"/>
+            <w:tcBorders>
+              <w:top w:val="single" w:color="CCCCCC" w:sz="4"/>
+              <w:left w:val="single" w:color="CCCCCC" w:sz="4"/>
+              <w:bottom w:val="single" w:color="CCCCCC" w:sz="4"/>
+              <w:right w:val="single" w:color="CCCCCC" w:sz="4"/>
+            </w:tcBorders>
+            <w:shd w:fill="E8E8E8" w:val="clear"/>
+            <w:tcMar>
+              <w:top w:type="dxa" w:w="80"/>
+              <w:left w:type="dxa" w:w="120"/>
+              <w:bottom w:type="dxa" w:w="80"/>
+              <w:right w:type="dxa" w:w="120"/>
+            </w:tcMar>
+          </w:tcPr>
+          <w:p>
+            <w:pPr>
+              <w:spacing w:before="0" w:after="0"/>
+            </w:pPr>
+            <w:r>
+              <w:rPr>
+                <w:rFonts w:ascii="BIZ UDPGothic" w:cs="BIZ UDPGothic" w:eastAsia="BIZ UDPGothic" w:hAnsi="BIZ UDPGothic"/>
+                <w:color w:val="404040"/>
+                <w:sz w:val="18"/>
+                <w:szCs w:val="18"/>
+              </w:rPr>
+              <w:t xml:space="preserve">期待結果 / Kết quả mong đợi</w:t>
+            </w:r>
+          </w:p>
+        </w:tc>
+        <w:tc>
+          <w:tcPr>
+            <w:tcW w:type="dxa" w:w="1901"/>
+            <w:tcBorders>
+              <w:top w:val="single" w:color="CCCCCC" w:sz="4"/>
+              <w:left w:val="single" w:color="CCCCCC" w:sz="4"/>
+              <w:bottom w:val="single" w:color="CCCCCC" w:sz="4"/>
+              <w:right w:val="single" w:color="CCCCCC" w:sz="4"/>
+            </w:tcBorders>
+            <w:shd w:fill="E8E8E8" w:val="clear"/>
+            <w:tcMar>
+              <w:top w:type="dxa" w:w="80"/>
+              <w:left w:type="dxa" w:w="120"/>
+              <w:bottom w:type="dxa" w:w="80"/>
+              <w:right w:type="dxa" w:w="120"/>
+            </w:tcMar>
+          </w:tcPr>
+          <w:p>
+            <w:pPr>
+              <w:spacing w:before="0" w:after="0"/>
+            </w:pPr>
+            <w:r>
+              <w:rPr>
+                <w:rFonts w:ascii="BIZ UDPGothic" w:cs="BIZ UDPGothic" w:eastAsia="BIZ UDPGothic" w:hAnsi="BIZ UDPGothic"/>
+                <w:color w:val="404040"/>
+                <w:sz w:val="18"/>
+                <w:szCs w:val="18"/>
+              </w:rPr>
+              <w:t xml:space="preserve">結果 / KQ</w:t>
+            </w:r>
+          </w:p>
+        </w:tc>
+        <w:tc>
+          <w:tcPr>
+            <w:tcW w:type="dxa" w:w="1902"/>
+            <w:tcBorders>
+              <w:top w:val="single" w:color="CCCCCC" w:sz="4"/>
+              <w:left w:val="single" w:color="CCCCCC" w:sz="4"/>
+              <w:bottom w:val="single" w:color="CCCCCC" w:sz="4"/>
+              <w:right w:val="single" w:color="CCCCCC" w:sz="4"/>
+            </w:tcBorders>
+            <w:shd w:fill="E8E8E8" w:val="clear"/>
+            <w:tcMar>
+              <w:top w:type="dxa" w:w="80"/>
+              <w:left w:type="dxa" w:w="120"/>
+              <w:bottom w:type="dxa" w:w="80"/>
+              <w:right w:type="dxa" w:w="120"/>
+            </w:tcMar>
+          </w:tcPr>
+          <w:p>
+            <w:pPr>
+              <w:spacing w:before="0" w:after="0"/>
+            </w:pPr>
+            <w:r>
+              <w:rPr>
+                <w:rFonts w:ascii="BIZ UDPGothic" w:cs="BIZ UDPGothic" w:eastAsia="BIZ UDPGothic" w:hAnsi="BIZ UDPGothic"/>
+                <w:color w:val="404040"/>
+                <w:sz w:val="18"/>
+                <w:szCs w:val="18"/>
+              </w:rPr>
+              <w:t xml:space="preserve">備考 / Ghi chú</w:t>
+            </w:r>
+          </w:p>
+        </w:tc>
+      </w:tr>
+      <w:tr>
+        <w:trPr>
+          <w:cantSplit/>
+        </w:trPr>
+        <w:tc>
+          <w:tcPr>
+            <w:tcW w:type="dxa" w:w="1901"/>
+            <w:tcBorders>
+              <w:top w:val="single" w:color="CCCCCC" w:sz="4"/>
+              <w:left w:val="single" w:color="CCCCCC" w:sz="4"/>
+              <w:bottom w:val="single" w:color="CCCCCC" w:sz="4"/>
+              <w:right w:val="single" w:color="CCCCCC" w:sz="4"/>
+            </w:tcBorders>
+            <w:shd w:fill="FFFFFF" w:val="clear"/>
+            <w:tcMar>
+              <w:top w:type="dxa" w:w="80"/>
+              <w:left w:type="dxa" w:w="120"/>
+              <w:bottom w:type="dxa" w:w="80"/>
+              <w:right w:type="dxa" w:w="120"/>
+            </w:tcMar>
+          </w:tcPr>
+          <w:p>
+            <w:pPr>
+              <w:spacing w:before="0" w:after="0"/>
+            </w:pPr>
+            <w:r>
+              <w:rPr>
+                <w:rFonts w:ascii="BIZ UDPGothic" w:cs="BIZ UDPGothic" w:eastAsia="BIZ UDPGothic" w:hAnsi="BIZ UDPGothic"/>
+                <w:color w:val="404040"/>
+                <w:sz w:val="18"/>
+                <w:szCs w:val="18"/>
+              </w:rPr>
+              <w:t xml:space="preserve">1</w:t>
+            </w:r>
+          </w:p>
+        </w:tc>
+        <w:tc>
+          <w:tcPr>
+            <w:tcW w:type="dxa" w:w="1901"/>
+            <w:tcBorders>
+              <w:top w:val="single" w:color="CCCCCC" w:sz="4"/>
+              <w:left w:val="single" w:color="CCCCCC" w:sz="4"/>
+              <w:bottom w:val="single" w:color="CCCCCC" w:sz="4"/>
+              <w:right w:val="single" w:color="CCCCCC" w:sz="4"/>
+            </w:tcBorders>
+            <w:shd w:fill="FFFFFF" w:val="clear"/>
+            <w:tcMar>
+              <w:top w:type="dxa" w:w="80"/>
+              <w:left w:type="dxa" w:w="120"/>
+              <w:bottom w:type="dxa" w:w="80"/>
+              <w:right w:type="dxa" w:w="120"/>
+            </w:tcMar>
+          </w:tcPr>
+          <w:p>
+            <w:pPr>
+              <w:spacing w:before="0" w:after="0"/>
+            </w:pPr>
+            <w:r>
+              <w:rPr>
+                <w:rFonts w:ascii="Courier New" w:cs="Courier New" w:eastAsia="Courier New" w:hAnsi="Courier New"/>
+                <w:color w:val="404040"/>
+                <w:sz w:val="16"/>
+                <w:szCs w:val="16"/>
+              </w:rPr>
+              <w:t xml:space="preserve">PromotionTier が 2 に変更されていることを確認</w:t>
+            </w:r>
+          </w:p>
+          <w:p>
+            <w:pPr>
+              <w:spacing w:before="0" w:after="0"/>
+            </w:pPr>
+            <w:r>
+              <w:rPr>
+                <w:rFonts w:ascii="Courier New" w:cs="Courier New" w:eastAsia="Courier New" w:hAnsi="Courier New"/>
+                <w:color w:val="404040"/>
+                <w:sz w:val="16"/>
+                <w:szCs w:val="16"/>
+              </w:rPr>
+              <w:t xml:space="preserve">aws rds describe-db-instances \</w:t>
+            </w:r>
+          </w:p>
+          <w:p>
+            <w:pPr>
+              <w:spacing w:before="0" w:after="0"/>
+            </w:pPr>
+            <w:r>
+              <w:rPr>
+                <w:rFonts w:ascii="Courier New" w:cs="Courier New" w:eastAsia="Courier New" w:hAnsi="Courier New"/>
+                <w:color w:val="404040"/>
+                <w:sz w:val="16"/>
+                <w:szCs w:val="16"/>
+              </w:rPr>
+              <w:t xml:space="preserve">--region ap-northeast-1 \</w:t>
+            </w:r>
+          </w:p>
+          <w:p>
+            <w:pPr>
+              <w:spacing w:before="0" w:after="0"/>
+            </w:pPr>
+            <w:r>
+              <w:rPr>
+                <w:rFonts w:ascii="Courier New" w:cs="Courier New" w:eastAsia="Courier New" w:hAnsi="Courier New"/>
+                <w:color w:val="404040"/>
+                <w:sz w:val="16"/>
+                <w:szCs w:val="16"/>
+              </w:rPr>
+              <w:t xml:space="preserve">--db-instance-identifier ksm-posprd-db-instance-2 \</w:t>
+            </w:r>
+          </w:p>
+          <w:p>
+            <w:pPr>
+              <w:spacing w:before="0" w:after="0"/>
+            </w:pPr>
+            <w:r>
+              <w:rPr>
+                <w:rFonts w:ascii="Courier New" w:cs="Courier New" w:eastAsia="Courier New" w:hAnsi="Courier New"/>
+                <w:color w:val="404040"/>
+                <w:sz w:val="16"/>
+                <w:szCs w:val="16"/>
+              </w:rPr>
+              <w:t xml:space="preserve">--query "DBInstances[0].PromotionTier"</w:t>
+            </w:r>
+          </w:p>
+        </w:tc>
+        <w:tc>
+          <w:tcPr>
+            <w:tcW w:type="dxa" w:w="1901"/>
+            <w:tcBorders>
+              <w:top w:val="single" w:color="CCCCCC" w:sz="4"/>
+              <w:left w:val="single" w:color="CCCCCC" w:sz="4"/>
+              <w:bottom w:val="single" w:color="CCCCCC" w:sz="4"/>
+              <w:right w:val="single" w:color="CCCCCC" w:sz="4"/>
+            </w:tcBorders>
+            <w:shd w:fill="FFFFFF" w:val="clear"/>
+            <w:tcMar>
+              <w:top w:type="dxa" w:w="80"/>
+              <w:left w:type="dxa" w:w="120"/>
+              <w:bottom w:type="dxa" w:w="80"/>
+              <w:right w:type="dxa" w:w="120"/>
+            </w:tcMar>
+          </w:tcPr>
+          <w:p>
+            <w:pPr>
+              <w:spacing w:before="0" w:after="0"/>
+            </w:pPr>
+            <w:r>
+              <w:rPr>
+                <w:rFonts w:ascii="BIZ UDPGothic" w:cs="BIZ UDPGothic" w:eastAsia="BIZ UDPGothic" w:hAnsi="BIZ UDPGothic"/>
+                <w:color w:val="404040"/>
+                <w:sz w:val="18"/>
+                <w:szCs w:val="18"/>
+              </w:rPr>
+              <w:t xml:space="preserve">2 と表示されること</w:t>
+            </w:r>
+          </w:p>
+        </w:tc>
+        <w:tc>
+          <w:tcPr>
+            <w:tcW w:type="dxa" w:w="1901"/>
+            <w:tcBorders>
+              <w:top w:val="single" w:color="CCCCCC" w:sz="4"/>
+              <w:left w:val="single" w:color="CCCCCC" w:sz="4"/>
+              <w:bottom w:val="single" w:color="CCCCCC" w:sz="4"/>
+              <w:right w:val="single" w:color="CCCCCC" w:sz="4"/>
+            </w:tcBorders>
+            <w:shd w:fill="FFFFFF" w:val="clear"/>
+            <w:tcMar>
+              <w:top w:type="dxa" w:w="80"/>
+              <w:left w:type="dxa" w:w="120"/>
+              <w:bottom w:type="dxa" w:w="80"/>
+              <w:right w:type="dxa" w:w="120"/>
+            </w:tcMar>
+          </w:tcPr>
+          <w:p>
+            <w:pPr>
+              <w:spacing w:before="0" w:after="0"/>
+            </w:pPr>
+            <w:r>
+              <w:rPr>
+                <w:rFonts w:ascii="BIZ UDPGothic" w:cs="BIZ UDPGothic" w:eastAsia="BIZ UDPGothic" w:hAnsi="BIZ UDPGothic"/>
+                <w:color w:val="404040"/>
+                <w:sz w:val="18"/>
+                <w:szCs w:val="18"/>
+              </w:rPr>
+              <w:t xml:space="preserve"/>
+            </w:r>
+          </w:p>
+        </w:tc>
+        <w:tc>
+          <w:tcPr>
+            <w:tcW w:type="dxa" w:w="1902"/>
+            <w:tcBorders>
+              <w:top w:val="single" w:color="CCCCCC" w:sz="4"/>
+              <w:left w:val="single" w:color="CCCCCC" w:sz="4"/>
+              <w:bottom w:val="single" w:color="CCCCCC" w:sz="4"/>
+              <w:right w:val="single" w:color="CCCCCC" w:sz="4"/>
+            </w:tcBorders>
+            <w:shd w:fill="FFFFFF" w:val="clear"/>
+            <w:tcMar>
+              <w:top w:type="dxa" w:w="80"/>
+              <w:left w:type="dxa" w:w="120"/>
+              <w:bottom w:type="dxa" w:w="80"/>
+              <w:right w:type="dxa" w:w="120"/>
+            </w:tcMar>
+          </w:tcPr>
+          <w:p>
+            <w:pPr>
+              <w:spacing w:before="0" w:after="0"/>
+            </w:pPr>
+            <w:r>
+              <w:rPr>
+                <w:rFonts w:ascii="BIZ UDPGothic" w:cs="BIZ UDPGothic" w:eastAsia="BIZ UDPGothic" w:hAnsi="BIZ UDPGothic"/>
+                <w:color w:val="404040"/>
+                <w:sz w:val="18"/>
+                <w:szCs w:val="18"/>
+              </w:rPr>
+              <w:t xml:space="preserve"/>
+            </w:r>
+          </w:p>
+        </w:tc>
+      </w:tr>
+      <w:tr>
+        <w:trPr>
+          <w:cantSplit/>
+        </w:trPr>
+        <w:tc>
+          <w:tcPr>
+            <w:tcW w:type="dxa" w:w="1901"/>
+            <w:tcBorders>
+              <w:top w:val="single" w:color="CCCCCC" w:sz="4"/>
+              <w:left w:val="single" w:color="CCCCCC" w:sz="4"/>
+              <w:bottom w:val="single" w:color="CCCCCC" w:sz="4"/>
+              <w:right w:val="single" w:color="CCCCCC" w:sz="4"/>
+            </w:tcBorders>
+            <w:shd w:fill="FFFFFF" w:val="clear"/>
+            <w:tcMar>
+              <w:top w:type="dxa" w:w="80"/>
+              <w:left w:type="dxa" w:w="120"/>
+              <w:bottom w:type="dxa" w:w="80"/>
+              <w:right w:type="dxa" w:w="120"/>
+            </w:tcMar>
+          </w:tcPr>
+          <w:p>
+            <w:pPr>
+              <w:spacing w:before="0" w:after="0"/>
+            </w:pPr>
+            <w:r>
+              <w:rPr>
+                <w:rFonts w:ascii="BIZ UDPGothic" w:cs="BIZ UDPGothic" w:eastAsia="BIZ UDPGothic" w:hAnsi="BIZ UDPGothic"/>
+                <w:color w:val="404040"/>
+                <w:sz w:val="18"/>
+                <w:szCs w:val="18"/>
+              </w:rPr>
+              <w:t xml:space="preserve">2</w:t>
+            </w:r>
+          </w:p>
+        </w:tc>
+        <w:tc>
+          <w:tcPr>
+            <w:tcW w:type="dxa" w:w="1901"/>
+            <w:tcBorders>
+              <w:top w:val="single" w:color="CCCCCC" w:sz="4"/>
+              <w:left w:val="single" w:color="CCCCCC" w:sz="4"/>
+              <w:bottom w:val="single" w:color="CCCCCC" w:sz="4"/>
+              <w:right w:val="single" w:color="CCCCCC" w:sz="4"/>
+            </w:tcBorders>
+            <w:shd w:fill="FFFFFF" w:val="clear"/>
+            <w:tcMar>
+              <w:top w:type="dxa" w:w="80"/>
+              <w:left w:type="dxa" w:w="120"/>
+              <w:bottom w:type="dxa" w:w="80"/>
+              <w:right w:type="dxa" w:w="120"/>
+            </w:tcMar>
+          </w:tcPr>
+          <w:p>
+            <w:pPr>
+              <w:spacing w:before="0" w:after="0"/>
+            </w:pPr>
+            <w:r>
+              <w:rPr>
+                <w:rFonts w:ascii="Courier New" w:cs="Courier New" w:eastAsia="Courier New" w:hAnsi="Courier New"/>
+                <w:color w:val="404040"/>
+                <w:sz w:val="16"/>
+                <w:szCs w:val="16"/>
+              </w:rPr>
+              <w:t xml:space="preserve">フェイルオーバーテスト（STGのみ実施）</w:t>
+            </w:r>
+          </w:p>
+          <w:p>
+            <w:pPr>
+              <w:spacing w:before="0" w:after="0"/>
+            </w:pPr>
+            <w:r>
+              <w:rPr>
+                <w:rFonts w:ascii="Courier New" w:cs="Courier New" w:eastAsia="Courier New" w:hAnsi="Courier New"/>
+                <w:color w:val="404040"/>
+                <w:sz w:val="16"/>
+                <w:szCs w:val="16"/>
+              </w:rPr>
+              <w:t xml:space="preserve">aws rds failover-db-cluster \</w:t>
+            </w:r>
+          </w:p>
+          <w:p>
+            <w:pPr>
+              <w:spacing w:before="0" w:after="0"/>
+            </w:pPr>
+            <w:r>
+              <w:rPr>
+                <w:rFonts w:ascii="Courier New" w:cs="Courier New" w:eastAsia="Courier New" w:hAnsi="Courier New"/>
+                <w:color w:val="404040"/>
+                <w:sz w:val="16"/>
+                <w:szCs w:val="16"/>
+              </w:rPr>
+              <w:t xml:space="preserve">--region ap-northeast-1 \</w:t>
+            </w:r>
+          </w:p>
+          <w:p>
+            <w:pPr>
+              <w:spacing w:before="0" w:after="0"/>
+            </w:pPr>
+            <w:r>
+              <w:rPr>
+                <w:rFonts w:ascii="Courier New" w:cs="Courier New" w:eastAsia="Courier New" w:hAnsi="Courier New"/>
+                <w:color w:val="404040"/>
+                <w:sz w:val="16"/>
+                <w:szCs w:val="16"/>
+              </w:rPr>
+              <w:t xml:space="preserve">--db-cluster-identifier ksm-posstg-db-cluster</w:t>
+            </w:r>
+          </w:p>
+        </w:tc>
+        <w:tc>
+          <w:tcPr>
+            <w:tcW w:type="dxa" w:w="1901"/>
+            <w:tcBorders>
+              <w:top w:val="single" w:color="CCCCCC" w:sz="4"/>
+              <w:left w:val="single" w:color="CCCCCC" w:sz="4"/>
+              <w:bottom w:val="single" w:color="CCCCCC" w:sz="4"/>
+              <w:right w:val="single" w:color="CCCCCC" w:sz="4"/>
+            </w:tcBorders>
+            <w:shd w:fill="FFFFFF" w:val="clear"/>
+            <w:tcMar>
+              <w:top w:type="dxa" w:w="80"/>
+              <w:left w:type="dxa" w:w="120"/>
+              <w:bottom w:type="dxa" w:w="80"/>
+              <w:right w:type="dxa" w:w="120"/>
+            </w:tcMar>
+          </w:tcPr>
+          <w:p>
+            <w:pPr>
+              <w:spacing w:before="0" w:after="0"/>
+            </w:pPr>
+            <w:r>
+              <w:rPr>
+                <w:rFonts w:ascii="BIZ UDPGothic" w:cs="BIZ UDPGothic" w:eastAsia="BIZ UDPGothic" w:hAnsi="BIZ UDPGothic"/>
+                <w:color w:val="404040"/>
+                <w:sz w:val="18"/>
+                <w:szCs w:val="18"/>
+              </w:rPr>
+              <w:t xml:space="preserve">instance-1がWriterに復帰すること</w:t>
+            </w:r>
+          </w:p>
+        </w:tc>
+        <w:tc>
+          <w:tcPr>
+            <w:tcW w:type="dxa" w:w="1901"/>
+            <w:tcBorders>
+              <w:top w:val="single" w:color="CCCCCC" w:sz="4"/>
+              <w:left w:val="single" w:color="CCCCCC" w:sz="4"/>
+              <w:bottom w:val="single" w:color="CCCCCC" w:sz="4"/>
+              <w:right w:val="single" w:color="CCCCCC" w:sz="4"/>
+            </w:tcBorders>
+            <w:shd w:fill="FFFFFF" w:val="clear"/>
+            <w:tcMar>
+              <w:top w:type="dxa" w:w="80"/>
+              <w:left w:type="dxa" w:w="120"/>
+              <w:bottom w:type="dxa" w:w="80"/>
+              <w:right w:type="dxa" w:w="120"/>
+            </w:tcMar>
+          </w:tcPr>
+          <w:p>
+            <w:pPr>
+              <w:spacing w:before="0" w:after="0"/>
+            </w:pPr>
+            <w:r>
+              <w:rPr>
+                <w:rFonts w:ascii="BIZ UDPGothic" w:cs="BIZ UDPGothic" w:eastAsia="BIZ UDPGothic" w:hAnsi="BIZ UDPGothic"/>
+                <w:color w:val="404040"/>
+                <w:sz w:val="18"/>
+                <w:szCs w:val="18"/>
+              </w:rPr>
+              <w:t xml:space="preserve"/>
+            </w:r>
+          </w:p>
+        </w:tc>
+        <w:tc>
+          <w:tcPr>
+            <w:tcW w:type="dxa" w:w="1902"/>
+            <w:tcBorders>
+              <w:top w:val="single" w:color="CCCCCC" w:sz="4"/>
+              <w:left w:val="single" w:color="CCCCCC" w:sz="4"/>
+              <w:bottom w:val="single" w:color="CCCCCC" w:sz="4"/>
+              <w:right w:val="single" w:color="CCCCCC" w:sz="4"/>
+            </w:tcBorders>
+            <w:shd w:fill="FFFFFF" w:val="clear"/>
+            <w:tcMar>
+              <w:top w:type="dxa" w:w="80"/>
+              <w:left w:type="dxa" w:w="120"/>
+              <w:bottom w:type="dxa" w:w="80"/>
+              <w:right w:type="dxa" w:w="120"/>
+            </w:tcMar>
+          </w:tcPr>
+          <w:p>
+            <w:pPr>
+              <w:spacing w:before="0" w:after="0"/>
+            </w:pPr>
+            <w:r>
+              <w:rPr>
+                <w:rFonts w:ascii="BIZ UDPGothic" w:cs="BIZ UDPGothic" w:eastAsia="BIZ UDPGothic" w:hAnsi="BIZ UDPGothic"/>
+                <w:color w:val="404040"/>
+                <w:sz w:val="18"/>
+                <w:szCs w:val="18"/>
+              </w:rPr>
+              <w:t xml:space="preserve"/>
+            </w:r>
+          </w:p>
+        </w:tc>
+      </w:tr>
+    </w:tbl>
+    <w:p>
+      <w:pPr>
+        <w:pBdr>
+          <w:left w:val="thick" w:color="C8102E" w:sz="20" w:space="6"/>
+        </w:pBdr>
+        <w:spacing w:before="280" w:after="100"/>
+      </w:pPr>
+      <w:r>
+        <w:rPr>
+          <w:rFonts w:ascii="BIZ UDPGothic" w:cs="BIZ UDPGothic" w:eastAsia="BIZ UDPGothic" w:hAnsi="BIZ UDPGothic"/>
+          <w:b/>
+          <w:bCs/>
+          <w:color w:val="C8102E"/>
+          <w:sz w:val="24"/>
+          <w:szCs w:val="24"/>
+        </w:rPr>
+        <w:t xml:space="preserve">■ 報告方法</w:t>
+      </w:r>
+      <w:r>
+        <w:br/>
+      </w:r>
+      <w:r>
+        <w:rPr>
+          <w:rFonts w:ascii="BIZ UDPGothic" w:cs="BIZ UDPGothic" w:eastAsia="BIZ UDPGothic" w:hAnsi="BIZ UDPGothic"/>
+          <w:i/>
+          <w:iCs/>
+          <w:color w:val="AA3344"/>
+          <w:sz w:val="17"/>
+          <w:szCs w:val="17"/>
+        </w:rPr>
+        <w:t xml:space="preserve">　Phương thức báo cáo</w:t>
+      </w:r>
+    </w:p>
+    <w:p>
+      <w:pPr>
+        <w:spacing w:before="100" w:after="100"/>
+      </w:pPr>
+      <w:r>
+        <w:rPr>
+          <w:rFonts w:ascii="BIZ UDPGothic" w:cs="BIZ UDPGothic" w:eastAsia="BIZ UDPGothic" w:hAnsi="BIZ UDPGothic"/>
+          <w:color w:val="404040"/>
+          <w:sz w:val="18"/>
+          <w:szCs w:val="18"/>
+        </w:rPr>
+        <w:t xml:space="preserve">全テスト完了後、結果欄（OK</w:t>
+      </w:r>
+      <w:r>
+        <w:br/>
+      </w:r>
+      <w:r>
+        <w:rPr>
+          <w:rFonts w:ascii="BIZ UDPGothic" w:cs="BIZ UDPGothic" w:eastAsia="BIZ UDPGothic" w:hAnsi="BIZ UDPGothic"/>
+          <w:i/>
+          <w:iCs/>
+          <w:color w:val="777777"/>
+          <w:sz w:val="16"/>
+          <w:szCs w:val="16"/>
+        </w:rPr>
+        <w:t xml:space="preserve">/ NG）を記入して Thanh Nguyên へ提出すること。 / Sau khi hoàn thành tất cả kiểm thử, điền kết quả (OK/NG) và gửi cho Thanh Nguyên.</w:t>
+      </w:r>
+    </w:p>
+    <w:p>
+      <w:pPr>
+        <w:spacing w:before="100" w:after="100"/>
+      </w:pPr>
+      <w:r>
+        <w:rPr>
+          <w:rFonts w:ascii="BIZ UDPGothic" w:cs="BIZ UDPGothic" w:eastAsia="BIZ UDPGothic" w:hAnsi="BIZ UDPGothic"/>
+          <w:color w:val="404040"/>
+          <w:sz w:val="18"/>
+          <w:szCs w:val="18"/>
+        </w:rPr>
+        <w:t xml:space="preserve">提出先: nguyenthanhloc@luvina.net</w:t>
+      </w:r>
+      <w:r>
+        <w:br/>
+      </w:r>
+      <w:r>
+        <w:rPr>
+          <w:rFonts w:ascii="BIZ UDPGothic" w:cs="BIZ UDPGothic" w:eastAsia="BIZ UDPGothic" w:hAnsi="BIZ UDPGothic"/>
+          <w:i/>
+          <w:iCs/>
+          <w:color w:val="777777"/>
+          <w:sz w:val="16"/>
+          <w:szCs w:val="16"/>
+        </w:rPr>
+        <w:t xml:space="preserve">/ Địa chỉ nộp: nguyenthanhloc@luvina.net</w:t>
       </w:r>
     </w:p>
     <w:p>

--- a/40_AWS/05_改修資料/KSM_AWS_MOD_019_改修指示書_PromotionTier修正_ja_vi.docx
+++ b/40_AWS/05_改修資料/KSM_AWS_MOD_019_改修指示書_PromotionTier修正_ja_vi.docx
@@ -3124,6 +3124,1352 @@
         <w:t xml:space="preserve">/ Địa chỉ nộp: nguyenthanhloc@luvina.net</w:t>
       </w:r>
     </w:p>
+    <w:p>
+      <w:pPr>
+        <w:pBdr>
+          <w:left w:val="thick" w:color="C8102E" w:sz="20" w:space="6"/>
+        </w:pBdr>
+        <w:spacing w:before="280" w:after="100"/>
+      </w:pPr>
+      <w:r>
+        <w:rPr>
+          <w:rFonts w:ascii="BIZ UDPGothic" w:cs="BIZ UDPGothic" w:eastAsia="BIZ UDPGothic" w:hAnsi="BIZ UDPGothic"/>
+          <w:b/>
+          <w:bCs/>
+          <w:color w:val="C8102E"/>
+          <w:sz w:val="24"/>
+          <w:szCs w:val="24"/>
+        </w:rPr>
+        <w:t xml:space="preserve">■ デプロイ時確認・注意事項</w:t>
+      </w:r>
+      <w:r>
+        <w:br/>
+      </w:r>
+      <w:r>
+        <w:rPr>
+          <w:rFonts w:ascii="BIZ UDPGothic" w:cs="BIZ UDPGothic" w:eastAsia="BIZ UDPGothic" w:hAnsi="BIZ UDPGothic"/>
+          <w:i/>
+          <w:iCs/>
+          <w:color w:val="AA3344"/>
+          <w:sz w:val="17"/>
+          <w:szCs w:val="17"/>
+        </w:rPr>
+        <w:t xml:space="preserve">　Lưu Ý &amp; Xác Nhận Khi Triển Khai</w:t>
+      </w:r>
+    </w:p>
+    <w:p>
+      <w:pPr>
+        <w:spacing w:before="100" w:after="100"/>
+      </w:pPr>
+      <w:r>
+        <w:rPr>
+          <w:rFonts w:ascii="BIZ UDPGothic" w:cs="BIZ UDPGothic" w:eastAsia="BIZ UDPGothic" w:hAnsi="BIZ UDPGothic"/>
+          <w:color w:val="404040"/>
+          <w:sz w:val="18"/>
+          <w:szCs w:val="18"/>
+        </w:rPr>
+        <w:t xml:space="preserve">本改修のデプロイにあたり、以下の8項目を事前・事後に確認すること。</w:t>
+      </w:r>
+      <w:r>
+        <w:br/>
+      </w:r>
+      <w:r>
+        <w:rPr>
+          <w:rFonts w:ascii="BIZ UDPGothic" w:cs="BIZ UDPGothic" w:eastAsia="BIZ UDPGothic" w:hAnsi="BIZ UDPGothic"/>
+          <w:i/>
+          <w:iCs/>
+          <w:color w:val="777777"/>
+          <w:sz w:val="16"/>
+          <w:szCs w:val="16"/>
+        </w:rPr>
+        <w:t xml:space="preserve">/ Khi triển khai sửa đổi này, cần xác nhận 8 hạng mục dưới đây trước và sau khi deploy.</w:t>
+      </w:r>
+    </w:p>
+    <w:tbl>
+      <w:tblPr>
+        <w:tblW w:type="dxa" w:w="9506"/>
+        <w:tblBorders>
+          <w:top w:val="single" w:color="CCCCCC" w:sz="4"/>
+          <w:left w:val="single" w:color="CCCCCC" w:sz="4"/>
+          <w:bottom w:val="single" w:color="CCCCCC" w:sz="4"/>
+          <w:right w:val="single" w:color="CCCCCC" w:sz="4"/>
+          <w:insideH w:val="single" w:color="auto" w:sz="4"/>
+          <w:insideV w:val="single" w:color="auto" w:sz="4"/>
+        </w:tblBorders>
+      </w:tblPr>
+      <w:tblGrid>
+        <w:gridCol w:w="400"/>
+        <w:gridCol w:w="2200"/>
+        <w:gridCol w:w="6906"/>
+      </w:tblGrid>
+      <w:tr>
+        <w:trPr>
+          <w:cantSplit/>
+          <w:tblHeader/>
+        </w:trPr>
+        <w:tc>
+          <w:tcPr>
+            <w:tcW w:type="dxa" w:w="400"/>
+            <w:tcBorders>
+              <w:top w:val="single" w:color="CCCCCC" w:sz="4"/>
+              <w:left w:val="single" w:color="CCCCCC" w:sz="4"/>
+              <w:bottom w:val="single" w:color="CCCCCC" w:sz="4"/>
+              <w:right w:val="single" w:color="CCCCCC" w:sz="4"/>
+            </w:tcBorders>
+            <w:shd w:fill="E8E8E8" w:val="clear"/>
+            <w:tcMar>
+              <w:top w:type="dxa" w:w="80"/>
+              <w:left w:type="dxa" w:w="120"/>
+              <w:bottom w:type="dxa" w:w="80"/>
+              <w:right w:type="dxa" w:w="120"/>
+            </w:tcMar>
+            <w:vAlign w:val="center"/>
+          </w:tcPr>
+          <w:p>
+            <w:pPr>
+              <w:jc w:val="center"/>
+            </w:pPr>
+            <w:r>
+              <w:rPr>
+                <w:rFonts w:ascii="BIZ UDPGothic" w:cs="BIZ UDPGothic" w:eastAsia="BIZ UDPGothic" w:hAnsi="BIZ UDPGothic"/>
+                <w:b/>
+                <w:bCs/>
+                <w:color w:val="000000"/>
+                <w:sz w:val="18"/>
+                <w:szCs w:val="18"/>
+              </w:rPr>
+              <w:t xml:space="preserve">No.</w:t>
+            </w:r>
+          </w:p>
+        </w:tc>
+        <w:tc>
+          <w:tcPr>
+            <w:tcW w:type="dxa" w:w="2200"/>
+            <w:tcBorders>
+              <w:top w:val="single" w:color="CCCCCC" w:sz="4"/>
+              <w:left w:val="single" w:color="CCCCCC" w:sz="4"/>
+              <w:bottom w:val="single" w:color="CCCCCC" w:sz="4"/>
+              <w:right w:val="single" w:color="CCCCCC" w:sz="4"/>
+            </w:tcBorders>
+            <w:shd w:fill="E8E8E8" w:val="clear"/>
+            <w:tcMar>
+              <w:top w:type="dxa" w:w="80"/>
+              <w:left w:type="dxa" w:w="120"/>
+              <w:bottom w:type="dxa" w:w="80"/>
+              <w:right w:type="dxa" w:w="120"/>
+            </w:tcMar>
+            <w:vAlign w:val="center"/>
+          </w:tcPr>
+          <w:p>
+            <w:pPr>
+              <w:jc w:val="left"/>
+            </w:pPr>
+            <w:r>
+              <w:rPr>
+                <w:rFonts w:ascii="BIZ UDPGothic" w:cs="BIZ UDPGothic" w:eastAsia="BIZ UDPGothic" w:hAnsi="BIZ UDPGothic"/>
+                <w:b/>
+                <w:bCs/>
+                <w:color w:val="000000"/>
+                <w:sz w:val="18"/>
+                <w:szCs w:val="18"/>
+              </w:rPr>
+              <w:t xml:space="preserve">項目</w:t>
+            </w:r>
+            <w:r>
+              <w:rPr>
+                <w:rFonts w:ascii="BIZ UDPGothic" w:cs="BIZ UDPGothic" w:eastAsia="BIZ UDPGothic" w:hAnsi="BIZ UDPGothic"/>
+                <w:i/>
+                <w:iCs/>
+                <w:color w:val="888888"/>
+                <w:sz w:val="16"/>
+                <w:szCs w:val="16"/>
+              </w:rPr>
+              <w:t xml:space="preserve"> / </w:t>
+            </w:r>
+            <w:r>
+              <w:rPr>
+                <w:rFonts w:ascii="BIZ UDPGothic" w:cs="BIZ UDPGothic" w:eastAsia="BIZ UDPGothic" w:hAnsi="BIZ UDPGothic"/>
+                <w:i/>
+                <w:iCs/>
+                <w:color w:val="888888"/>
+                <w:sz w:val="16"/>
+                <w:szCs w:val="16"/>
+              </w:rPr>
+              <w:t xml:space="preserve">Hạng mục</w:t>
+            </w:r>
+          </w:p>
+        </w:tc>
+        <w:tc>
+          <w:tcPr>
+            <w:tcW w:type="dxa" w:w="6906"/>
+            <w:tcBorders>
+              <w:top w:val="single" w:color="CCCCCC" w:sz="4"/>
+              <w:left w:val="single" w:color="CCCCCC" w:sz="4"/>
+              <w:bottom w:val="single" w:color="CCCCCC" w:sz="4"/>
+              <w:right w:val="single" w:color="CCCCCC" w:sz="4"/>
+            </w:tcBorders>
+            <w:shd w:fill="E8E8E8" w:val="clear"/>
+            <w:tcMar>
+              <w:top w:type="dxa" w:w="80"/>
+              <w:left w:type="dxa" w:w="120"/>
+              <w:bottom w:type="dxa" w:w="80"/>
+              <w:right w:type="dxa" w:w="120"/>
+            </w:tcMar>
+            <w:vAlign w:val="center"/>
+          </w:tcPr>
+          <w:p>
+            <w:pPr>
+              <w:jc w:val="left"/>
+            </w:pPr>
+            <w:r>
+              <w:rPr>
+                <w:rFonts w:ascii="BIZ UDPGothic" w:cs="BIZ UDPGothic" w:eastAsia="BIZ UDPGothic" w:hAnsi="BIZ UDPGothic"/>
+                <w:b/>
+                <w:bCs/>
+                <w:color w:val="000000"/>
+                <w:sz w:val="18"/>
+                <w:szCs w:val="18"/>
+              </w:rPr>
+              <w:t xml:space="preserve">確認・注意事項</w:t>
+            </w:r>
+            <w:r>
+              <w:rPr>
+                <w:rFonts w:ascii="BIZ UDPGothic" w:cs="BIZ UDPGothic" w:eastAsia="BIZ UDPGothic" w:hAnsi="BIZ UDPGothic"/>
+                <w:i/>
+                <w:iCs/>
+                <w:color w:val="888888"/>
+                <w:sz w:val="16"/>
+                <w:szCs w:val="16"/>
+              </w:rPr>
+              <w:t xml:space="preserve"> / </w:t>
+            </w:r>
+            <w:r>
+              <w:rPr>
+                <w:rFonts w:ascii="BIZ UDPGothic" w:cs="BIZ UDPGothic" w:eastAsia="BIZ UDPGothic" w:hAnsi="BIZ UDPGothic"/>
+                <w:i/>
+                <w:iCs/>
+                <w:color w:val="888888"/>
+                <w:sz w:val="16"/>
+                <w:szCs w:val="16"/>
+              </w:rPr>
+              <w:t xml:space="preserve">Xác nhận &amp; Lưu ý</w:t>
+            </w:r>
+          </w:p>
+        </w:tc>
+      </w:tr>
+      <w:tr>
+        <w:trPr>
+          <w:cantSplit/>
+        </w:trPr>
+        <w:tc>
+          <w:tcPr>
+            <w:tcW w:type="dxa" w:w="400"/>
+            <w:tcBorders>
+              <w:top w:val="single" w:color="CCCCCC" w:sz="4"/>
+              <w:left w:val="single" w:color="CCCCCC" w:sz="4"/>
+              <w:bottom w:val="single" w:color="CCCCCC" w:sz="4"/>
+              <w:right w:val="single" w:color="CCCCCC" w:sz="4"/>
+            </w:tcBorders>
+            <w:shd w:fill="FFFFFF" w:val="clear"/>
+            <w:tcMar>
+              <w:top w:type="dxa" w:w="80"/>
+              <w:left w:type="dxa" w:w="120"/>
+              <w:bottom w:type="dxa" w:w="80"/>
+              <w:right w:type="dxa" w:w="120"/>
+            </w:tcMar>
+            <w:vAlign w:val="center"/>
+          </w:tcPr>
+          <w:p>
+            <w:pPr>
+              <w:jc w:val="center"/>
+            </w:pPr>
+            <w:r>
+              <w:rPr>
+                <w:rFonts w:ascii="BIZ UDPGothic" w:cs="BIZ UDPGothic" w:eastAsia="BIZ UDPGothic" w:hAnsi="BIZ UDPGothic"/>
+                <w:b w:val="false"/>
+                <w:bCs w:val="false"/>
+                <w:color w:val="404040"/>
+                <w:sz w:val="18"/>
+                <w:szCs w:val="18"/>
+              </w:rPr>
+              <w:t xml:space="preserve">1</w:t>
+            </w:r>
+          </w:p>
+        </w:tc>
+        <w:tc>
+          <w:tcPr>
+            <w:tcW w:type="dxa" w:w="2200"/>
+            <w:tcBorders>
+              <w:top w:val="single" w:color="CCCCCC" w:sz="4"/>
+              <w:left w:val="single" w:color="CCCCCC" w:sz="4"/>
+              <w:bottom w:val="single" w:color="CCCCCC" w:sz="4"/>
+              <w:right w:val="single" w:color="CCCCCC" w:sz="4"/>
+            </w:tcBorders>
+            <w:shd w:fill="FFFFFF" w:val="clear"/>
+            <w:tcMar>
+              <w:top w:type="dxa" w:w="80"/>
+              <w:left w:type="dxa" w:w="120"/>
+              <w:bottom w:type="dxa" w:w="80"/>
+              <w:right w:type="dxa" w:w="120"/>
+            </w:tcMar>
+          </w:tcPr>
+          <w:p>
+            <w:pPr>
+              <w:spacing w:before="0" w:after="0"/>
+            </w:pPr>
+            <w:r>
+              <w:rPr>
+                <w:rFonts w:ascii="BIZ UDPGothic" w:cs="BIZ UDPGothic" w:eastAsia="BIZ UDPGothic" w:hAnsi="BIZ UDPGothic"/>
+                <w:color w:val="404040"/>
+                <w:sz w:val="18"/>
+                <w:szCs w:val="18"/>
+              </w:rPr>
+              <w:t xml:space="preserve">[事前] ロールバック計画</w:t>
+            </w:r>
+          </w:p>
+          <w:p>
+            <w:pPr>
+              <w:spacing w:before="0" w:after="0"/>
+            </w:pPr>
+            <w:r>
+              <w:rPr>
+                <w:rFonts w:ascii="BIZ UDPGothic" w:cs="BIZ UDPGothic" w:eastAsia="BIZ UDPGothic" w:hAnsi="BIZ UDPGothic"/>
+                <w:color w:val="404040"/>
+                <w:sz w:val="18"/>
+                <w:szCs w:val="18"/>
+              </w:rPr>
+              <w:t xml:space="preserve">/ Kế hoạch rollback</w:t>
+            </w:r>
+          </w:p>
+        </w:tc>
+        <w:tc>
+          <w:tcPr>
+            <w:tcW w:type="dxa" w:w="6906"/>
+            <w:tcBorders>
+              <w:top w:val="single" w:color="CCCCCC" w:sz="4"/>
+              <w:left w:val="single" w:color="CCCCCC" w:sz="4"/>
+              <w:bottom w:val="single" w:color="CCCCCC" w:sz="4"/>
+              <w:right w:val="single" w:color="CCCCCC" w:sz="4"/>
+            </w:tcBorders>
+            <w:shd w:fill="FFFFFF" w:val="clear"/>
+            <w:tcMar>
+              <w:top w:type="dxa" w:w="80"/>
+              <w:left w:type="dxa" w:w="120"/>
+              <w:bottom w:type="dxa" w:w="80"/>
+              <w:right w:type="dxa" w:w="120"/>
+            </w:tcMar>
+          </w:tcPr>
+          <w:p>
+            <w:pPr>
+              <w:spacing w:before="0" w:after="0"/>
+            </w:pPr>
+            <w:r>
+              <w:rPr>
+                <w:rFonts w:ascii="BIZ UDPGothic" w:cs="BIZ UDPGothic" w:eastAsia="BIZ UDPGothic" w:hAnsi="BIZ UDPGothic"/>
+                <w:color w:val="404040"/>
+                <w:sz w:val="18"/>
+                <w:szCs w:val="18"/>
+              </w:rPr>
+              <w:t xml:space="preserve">PromotionTierを元の値に戻す</w:t>
+            </w:r>
+          </w:p>
+          <w:p>
+            <w:pPr>
+              <w:spacing w:before="0" w:after="0"/>
+            </w:pPr>
+            <w:r>
+              <w:rPr>
+                <w:rFonts w:ascii="BIZ UDPGothic" w:cs="BIZ UDPGothic" w:eastAsia="BIZ UDPGothic" w:hAnsi="BIZ UDPGothic"/>
+                <w:color w:val="404040"/>
+                <w:sz w:val="18"/>
+                <w:szCs w:val="18"/>
+              </w:rPr>
+              <w:t xml:space="preserve">aws rds modify-db-instance --promotion-tier &lt;旧値&gt;</w:t>
+            </w:r>
+          </w:p>
+        </w:tc>
+      </w:tr>
+      <w:tr>
+        <w:trPr>
+          <w:cantSplit/>
+        </w:trPr>
+        <w:tc>
+          <w:tcPr>
+            <w:tcW w:type="dxa" w:w="400"/>
+            <w:tcBorders>
+              <w:top w:val="single" w:color="CCCCCC" w:sz="4"/>
+              <w:left w:val="single" w:color="CCCCCC" w:sz="4"/>
+              <w:bottom w:val="single" w:color="CCCCCC" w:sz="4"/>
+              <w:right w:val="single" w:color="CCCCCC" w:sz="4"/>
+            </w:tcBorders>
+            <w:shd w:fill="FFFFFF" w:val="clear"/>
+            <w:tcMar>
+              <w:top w:type="dxa" w:w="80"/>
+              <w:left w:type="dxa" w:w="120"/>
+              <w:bottom w:type="dxa" w:w="80"/>
+              <w:right w:type="dxa" w:w="120"/>
+            </w:tcMar>
+            <w:vAlign w:val="center"/>
+          </w:tcPr>
+          <w:p>
+            <w:pPr>
+              <w:jc w:val="center"/>
+            </w:pPr>
+            <w:r>
+              <w:rPr>
+                <w:rFonts w:ascii="BIZ UDPGothic" w:cs="BIZ UDPGothic" w:eastAsia="BIZ UDPGothic" w:hAnsi="BIZ UDPGothic"/>
+                <w:b w:val="false"/>
+                <w:bCs w:val="false"/>
+                <w:color w:val="404040"/>
+                <w:sz w:val="18"/>
+                <w:szCs w:val="18"/>
+              </w:rPr>
+              <w:t xml:space="preserve">2</w:t>
+            </w:r>
+          </w:p>
+        </w:tc>
+        <w:tc>
+          <w:tcPr>
+            <w:tcW w:type="dxa" w:w="2200"/>
+            <w:tcBorders>
+              <w:top w:val="single" w:color="CCCCCC" w:sz="4"/>
+              <w:left w:val="single" w:color="CCCCCC" w:sz="4"/>
+              <w:bottom w:val="single" w:color="CCCCCC" w:sz="4"/>
+              <w:right w:val="single" w:color="CCCCCC" w:sz="4"/>
+            </w:tcBorders>
+            <w:shd w:fill="FFFFFF" w:val="clear"/>
+            <w:tcMar>
+              <w:top w:type="dxa" w:w="80"/>
+              <w:left w:type="dxa" w:w="120"/>
+              <w:bottom w:type="dxa" w:w="80"/>
+              <w:right w:type="dxa" w:w="120"/>
+            </w:tcMar>
+          </w:tcPr>
+          <w:p>
+            <w:pPr>
+              <w:spacing w:before="0" w:after="0"/>
+            </w:pPr>
+            <w:r>
+              <w:rPr>
+                <w:rFonts w:ascii="BIZ UDPGothic" w:cs="BIZ UDPGothic" w:eastAsia="BIZ UDPGothic" w:hAnsi="BIZ UDPGothic"/>
+                <w:color w:val="404040"/>
+                <w:sz w:val="18"/>
+                <w:szCs w:val="18"/>
+              </w:rPr>
+              <w:t xml:space="preserve">[事前] データバックアップ</w:t>
+            </w:r>
+          </w:p>
+          <w:p>
+            <w:pPr>
+              <w:spacing w:before="0" w:after="0"/>
+            </w:pPr>
+            <w:r>
+              <w:rPr>
+                <w:rFonts w:ascii="BIZ UDPGothic" w:cs="BIZ UDPGothic" w:eastAsia="BIZ UDPGothic" w:hAnsi="BIZ UDPGothic"/>
+                <w:color w:val="404040"/>
+                <w:sz w:val="18"/>
+                <w:szCs w:val="18"/>
+              </w:rPr>
+              <w:t xml:space="preserve">/ Sao lưu dữ liệu</w:t>
+            </w:r>
+          </w:p>
+        </w:tc>
+        <w:tc>
+          <w:tcPr>
+            <w:tcW w:type="dxa" w:w="6906"/>
+            <w:tcBorders>
+              <w:top w:val="single" w:color="CCCCCC" w:sz="4"/>
+              <w:left w:val="single" w:color="CCCCCC" w:sz="4"/>
+              <w:bottom w:val="single" w:color="CCCCCC" w:sz="4"/>
+              <w:right w:val="single" w:color="CCCCCC" w:sz="4"/>
+            </w:tcBorders>
+            <w:shd w:fill="FFFFFF" w:val="clear"/>
+            <w:tcMar>
+              <w:top w:type="dxa" w:w="80"/>
+              <w:left w:type="dxa" w:w="120"/>
+              <w:bottom w:type="dxa" w:w="80"/>
+              <w:right w:type="dxa" w:w="120"/>
+            </w:tcMar>
+          </w:tcPr>
+          <w:p>
+            <w:pPr>
+              <w:spacing w:before="0" w:after="0"/>
+            </w:pPr>
+            <w:r>
+              <w:rPr>
+                <w:rFonts w:ascii="BIZ UDPGothic" w:cs="BIZ UDPGothic" w:eastAsia="BIZ UDPGothic" w:hAnsi="BIZ UDPGothic"/>
+                <w:color w:val="404040"/>
+                <w:sz w:val="18"/>
+                <w:szCs w:val="18"/>
+              </w:rPr>
+              <w:t xml:space="preserve">不要（メタデータ変更のみ）</w:t>
+            </w:r>
+          </w:p>
+          <w:p>
+            <w:pPr>
+              <w:spacing w:before="0" w:after="0"/>
+            </w:pPr>
+            <w:r>
+              <w:rPr>
+                <w:rFonts w:ascii="BIZ UDPGothic" w:cs="BIZ UDPGothic" w:eastAsia="BIZ UDPGothic" w:hAnsi="BIZ UDPGothic"/>
+                <w:color w:val="404040"/>
+                <w:sz w:val="18"/>
+                <w:szCs w:val="18"/>
+              </w:rPr>
+              <w:t xml:space="preserve">変更前の値を記録: aws rds describe-db-instances --query 'DBInstances[].PromotionTier'</w:t>
+            </w:r>
+          </w:p>
+        </w:tc>
+      </w:tr>
+      <w:tr>
+        <w:trPr>
+          <w:cantSplit/>
+        </w:trPr>
+        <w:tc>
+          <w:tcPr>
+            <w:tcW w:type="dxa" w:w="400"/>
+            <w:tcBorders>
+              <w:top w:val="single" w:color="CCCCCC" w:sz="4"/>
+              <w:left w:val="single" w:color="CCCCCC" w:sz="4"/>
+              <w:bottom w:val="single" w:color="CCCCCC" w:sz="4"/>
+              <w:right w:val="single" w:color="CCCCCC" w:sz="4"/>
+            </w:tcBorders>
+            <w:shd w:fill="FFFFFF" w:val="clear"/>
+            <w:tcMar>
+              <w:top w:type="dxa" w:w="80"/>
+              <w:left w:type="dxa" w:w="120"/>
+              <w:bottom w:type="dxa" w:w="80"/>
+              <w:right w:type="dxa" w:w="120"/>
+            </w:tcMar>
+            <w:vAlign w:val="center"/>
+          </w:tcPr>
+          <w:p>
+            <w:pPr>
+              <w:jc w:val="center"/>
+            </w:pPr>
+            <w:r>
+              <w:rPr>
+                <w:rFonts w:ascii="BIZ UDPGothic" w:cs="BIZ UDPGothic" w:eastAsia="BIZ UDPGothic" w:hAnsi="BIZ UDPGothic"/>
+                <w:b w:val="false"/>
+                <w:bCs w:val="false"/>
+                <w:color w:val="404040"/>
+                <w:sz w:val="18"/>
+                <w:szCs w:val="18"/>
+              </w:rPr>
+              <w:t xml:space="preserve">3</w:t>
+            </w:r>
+          </w:p>
+        </w:tc>
+        <w:tc>
+          <w:tcPr>
+            <w:tcW w:type="dxa" w:w="2200"/>
+            <w:tcBorders>
+              <w:top w:val="single" w:color="CCCCCC" w:sz="4"/>
+              <w:left w:val="single" w:color="CCCCCC" w:sz="4"/>
+              <w:bottom w:val="single" w:color="CCCCCC" w:sz="4"/>
+              <w:right w:val="single" w:color="CCCCCC" w:sz="4"/>
+            </w:tcBorders>
+            <w:shd w:fill="FFFFFF" w:val="clear"/>
+            <w:tcMar>
+              <w:top w:type="dxa" w:w="80"/>
+              <w:left w:type="dxa" w:w="120"/>
+              <w:bottom w:type="dxa" w:w="80"/>
+              <w:right w:type="dxa" w:w="120"/>
+            </w:tcMar>
+          </w:tcPr>
+          <w:p>
+            <w:pPr>
+              <w:spacing w:before="0" w:after="0"/>
+            </w:pPr>
+            <w:r>
+              <w:rPr>
+                <w:rFonts w:ascii="BIZ UDPGothic" w:cs="BIZ UDPGothic" w:eastAsia="BIZ UDPGothic" w:hAnsi="BIZ UDPGothic"/>
+                <w:color w:val="404040"/>
+                <w:sz w:val="18"/>
+                <w:szCs w:val="18"/>
+              </w:rPr>
+              <w:t xml:space="preserve">[事前] AWS事前作業確認</w:t>
+            </w:r>
+          </w:p>
+          <w:p>
+            <w:pPr>
+              <w:spacing w:before="0" w:after="0"/>
+            </w:pPr>
+            <w:r>
+              <w:rPr>
+                <w:rFonts w:ascii="BIZ UDPGothic" w:cs="BIZ UDPGothic" w:eastAsia="BIZ UDPGothic" w:hAnsi="BIZ UDPGothic"/>
+                <w:color w:val="404040"/>
+                <w:sz w:val="18"/>
+                <w:szCs w:val="18"/>
+              </w:rPr>
+              <w:t xml:space="preserve">/ Xác nhận công việc AWS</w:t>
+            </w:r>
+          </w:p>
+        </w:tc>
+        <w:tc>
+          <w:tcPr>
+            <w:tcW w:type="dxa" w:w="6906"/>
+            <w:tcBorders>
+              <w:top w:val="single" w:color="CCCCCC" w:sz="4"/>
+              <w:left w:val="single" w:color="CCCCCC" w:sz="4"/>
+              <w:bottom w:val="single" w:color="CCCCCC" w:sz="4"/>
+              <w:right w:val="single" w:color="CCCCCC" w:sz="4"/>
+            </w:tcBorders>
+            <w:shd w:fill="FFFFFF" w:val="clear"/>
+            <w:tcMar>
+              <w:top w:type="dxa" w:w="80"/>
+              <w:left w:type="dxa" w:w="120"/>
+              <w:bottom w:type="dxa" w:w="80"/>
+              <w:right w:type="dxa" w:w="120"/>
+            </w:tcMar>
+          </w:tcPr>
+          <w:p>
+            <w:pPr>
+              <w:spacing w:before="0" w:after="0"/>
+            </w:pPr>
+            <w:r>
+              <w:rPr>
+                <w:rFonts w:ascii="BIZ UDPGothic" w:cs="BIZ UDPGothic" w:eastAsia="BIZ UDPGothic" w:hAnsi="BIZ UDPGothic"/>
+                <w:color w:val="404040"/>
+                <w:sz w:val="18"/>
+                <w:szCs w:val="18"/>
+              </w:rPr>
+              <w:t xml:space="preserve">PRDアカウント（332802448674）CloudShellアクセス確認</w:t>
+            </w:r>
+          </w:p>
+          <w:p>
+            <w:pPr>
+              <w:spacing w:before="0" w:after="0"/>
+            </w:pPr>
+            <w:r>
+              <w:rPr>
+                <w:rFonts w:ascii="BIZ UDPGothic" w:cs="BIZ UDPGothic" w:eastAsia="BIZ UDPGothic" w:hAnsi="BIZ UDPGothic"/>
+                <w:color w:val="404040"/>
+                <w:sz w:val="18"/>
+                <w:szCs w:val="18"/>
+              </w:rPr>
+              <w:t xml:space="preserve">RDSインスタンス名確認: instance-2</w:t>
+            </w:r>
+          </w:p>
+        </w:tc>
+      </w:tr>
+      <w:tr>
+        <w:trPr>
+          <w:cantSplit/>
+        </w:trPr>
+        <w:tc>
+          <w:tcPr>
+            <w:tcW w:type="dxa" w:w="400"/>
+            <w:tcBorders>
+              <w:top w:val="single" w:color="CCCCCC" w:sz="4"/>
+              <w:left w:val="single" w:color="CCCCCC" w:sz="4"/>
+              <w:bottom w:val="single" w:color="CCCCCC" w:sz="4"/>
+              <w:right w:val="single" w:color="CCCCCC" w:sz="4"/>
+            </w:tcBorders>
+            <w:shd w:fill="FFFFFF" w:val="clear"/>
+            <w:tcMar>
+              <w:top w:type="dxa" w:w="80"/>
+              <w:left w:type="dxa" w:w="120"/>
+              <w:bottom w:type="dxa" w:w="80"/>
+              <w:right w:type="dxa" w:w="120"/>
+            </w:tcMar>
+            <w:vAlign w:val="center"/>
+          </w:tcPr>
+          <w:p>
+            <w:pPr>
+              <w:jc w:val="center"/>
+            </w:pPr>
+            <w:r>
+              <w:rPr>
+                <w:rFonts w:ascii="BIZ UDPGothic" w:cs="BIZ UDPGothic" w:eastAsia="BIZ UDPGothic" w:hAnsi="BIZ UDPGothic"/>
+                <w:b w:val="false"/>
+                <w:bCs w:val="false"/>
+                <w:color w:val="404040"/>
+                <w:sz w:val="18"/>
+                <w:szCs w:val="18"/>
+              </w:rPr>
+              <w:t xml:space="preserve">4</w:t>
+            </w:r>
+          </w:p>
+        </w:tc>
+        <w:tc>
+          <w:tcPr>
+            <w:tcW w:type="dxa" w:w="2200"/>
+            <w:tcBorders>
+              <w:top w:val="single" w:color="CCCCCC" w:sz="4"/>
+              <w:left w:val="single" w:color="CCCCCC" w:sz="4"/>
+              <w:bottom w:val="single" w:color="CCCCCC" w:sz="4"/>
+              <w:right w:val="single" w:color="CCCCCC" w:sz="4"/>
+            </w:tcBorders>
+            <w:shd w:fill="FFFFFF" w:val="clear"/>
+            <w:tcMar>
+              <w:top w:type="dxa" w:w="80"/>
+              <w:left w:type="dxa" w:w="120"/>
+              <w:bottom w:type="dxa" w:w="80"/>
+              <w:right w:type="dxa" w:w="120"/>
+            </w:tcMar>
+          </w:tcPr>
+          <w:p>
+            <w:pPr>
+              <w:spacing w:before="0" w:after="0"/>
+            </w:pPr>
+            <w:r>
+              <w:rPr>
+                <w:rFonts w:ascii="BIZ UDPGothic" w:cs="BIZ UDPGothic" w:eastAsia="BIZ UDPGothic" w:hAnsi="BIZ UDPGothic"/>
+                <w:color w:val="404040"/>
+                <w:sz w:val="18"/>
+                <w:szCs w:val="18"/>
+              </w:rPr>
+              <w:t xml:space="preserve">[事前] デプロイタイムライン</w:t>
+            </w:r>
+          </w:p>
+          <w:p>
+            <w:pPr>
+              <w:spacing w:before="0" w:after="0"/>
+            </w:pPr>
+            <w:r>
+              <w:rPr>
+                <w:rFonts w:ascii="BIZ UDPGothic" w:cs="BIZ UDPGothic" w:eastAsia="BIZ UDPGothic" w:hAnsi="BIZ UDPGothic"/>
+                <w:color w:val="404040"/>
+                <w:sz w:val="18"/>
+                <w:szCs w:val="18"/>
+              </w:rPr>
+              <w:t xml:space="preserve">/ Timeline triển khai</w:t>
+            </w:r>
+          </w:p>
+        </w:tc>
+        <w:tc>
+          <w:tcPr>
+            <w:tcW w:type="dxa" w:w="6906"/>
+            <w:tcBorders>
+              <w:top w:val="single" w:color="CCCCCC" w:sz="4"/>
+              <w:left w:val="single" w:color="CCCCCC" w:sz="4"/>
+              <w:bottom w:val="single" w:color="CCCCCC" w:sz="4"/>
+              <w:right w:val="single" w:color="CCCCCC" w:sz="4"/>
+            </w:tcBorders>
+            <w:shd w:fill="FFFFFF" w:val="clear"/>
+            <w:tcMar>
+              <w:top w:type="dxa" w:w="80"/>
+              <w:left w:type="dxa" w:w="120"/>
+              <w:bottom w:type="dxa" w:w="80"/>
+              <w:right w:type="dxa" w:w="120"/>
+            </w:tcMar>
+          </w:tcPr>
+          <w:p>
+            <w:pPr>
+              <w:spacing w:before="0" w:after="0"/>
+            </w:pPr>
+            <w:r>
+              <w:rPr>
+                <w:rFonts w:ascii="BIZ UDPGothic" w:cs="BIZ UDPGothic" w:eastAsia="BIZ UDPGothic" w:hAnsi="BIZ UDPGothic"/>
+                <w:color w:val="404040"/>
+                <w:sz w:val="18"/>
+                <w:szCs w:val="18"/>
+              </w:rPr>
+              <w:t xml:space="preserve">① 変更実施: 5分</w:t>
+            </w:r>
+          </w:p>
+          <w:p>
+            <w:pPr>
+              <w:spacing w:before="0" w:after="0"/>
+            </w:pPr>
+            <w:r>
+              <w:rPr>
+                <w:rFonts w:ascii="BIZ UDPGothic" w:cs="BIZ UDPGothic" w:eastAsia="BIZ UDPGothic" w:hAnsi="BIZ UDPGothic"/>
+                <w:color w:val="404040"/>
+                <w:sz w:val="18"/>
+                <w:szCs w:val="18"/>
+              </w:rPr>
+              <w:t xml:space="preserve">② 確認: 5分</w:t>
+            </w:r>
+          </w:p>
+          <w:p>
+            <w:pPr>
+              <w:spacing w:before="0" w:after="0"/>
+            </w:pPr>
+            <w:r>
+              <w:rPr>
+                <w:rFonts w:ascii="BIZ UDPGothic" w:cs="BIZ UDPGothic" w:eastAsia="BIZ UDPGothic" w:hAnsi="BIZ UDPGothic"/>
+                <w:color w:val="404040"/>
+                <w:sz w:val="18"/>
+                <w:szCs w:val="18"/>
+              </w:rPr>
+              <w:t xml:space="preserve">合計: 約10分</w:t>
+            </w:r>
+          </w:p>
+        </w:tc>
+      </w:tr>
+      <w:tr>
+        <w:trPr>
+          <w:cantSplit/>
+        </w:trPr>
+        <w:tc>
+          <w:tcPr>
+            <w:tcW w:type="dxa" w:w="400"/>
+            <w:tcBorders>
+              <w:top w:val="single" w:color="CCCCCC" w:sz="4"/>
+              <w:left w:val="single" w:color="CCCCCC" w:sz="4"/>
+              <w:bottom w:val="single" w:color="CCCCCC" w:sz="4"/>
+              <w:right w:val="single" w:color="CCCCCC" w:sz="4"/>
+            </w:tcBorders>
+            <w:shd w:fill="FFFFFF" w:val="clear"/>
+            <w:tcMar>
+              <w:top w:type="dxa" w:w="80"/>
+              <w:left w:type="dxa" w:w="120"/>
+              <w:bottom w:type="dxa" w:w="80"/>
+              <w:right w:type="dxa" w:w="120"/>
+            </w:tcMar>
+            <w:vAlign w:val="center"/>
+          </w:tcPr>
+          <w:p>
+            <w:pPr>
+              <w:jc w:val="center"/>
+            </w:pPr>
+            <w:r>
+              <w:rPr>
+                <w:rFonts w:ascii="BIZ UDPGothic" w:cs="BIZ UDPGothic" w:eastAsia="BIZ UDPGothic" w:hAnsi="BIZ UDPGothic"/>
+                <w:b w:val="false"/>
+                <w:bCs w:val="false"/>
+                <w:color w:val="404040"/>
+                <w:sz w:val="18"/>
+                <w:szCs w:val="18"/>
+              </w:rPr>
+              <w:t xml:space="preserve">5</w:t>
+            </w:r>
+          </w:p>
+        </w:tc>
+        <w:tc>
+          <w:tcPr>
+            <w:tcW w:type="dxa" w:w="2200"/>
+            <w:tcBorders>
+              <w:top w:val="single" w:color="CCCCCC" w:sz="4"/>
+              <w:left w:val="single" w:color="CCCCCC" w:sz="4"/>
+              <w:bottom w:val="single" w:color="CCCCCC" w:sz="4"/>
+              <w:right w:val="single" w:color="CCCCCC" w:sz="4"/>
+            </w:tcBorders>
+            <w:shd w:fill="FFFFFF" w:val="clear"/>
+            <w:tcMar>
+              <w:top w:type="dxa" w:w="80"/>
+              <w:left w:type="dxa" w:w="120"/>
+              <w:bottom w:type="dxa" w:w="80"/>
+              <w:right w:type="dxa" w:w="120"/>
+            </w:tcMar>
+          </w:tcPr>
+          <w:p>
+            <w:pPr>
+              <w:spacing w:before="0" w:after="0"/>
+            </w:pPr>
+            <w:r>
+              <w:rPr>
+                <w:rFonts w:ascii="BIZ UDPGothic" w:cs="BIZ UDPGothic" w:eastAsia="BIZ UDPGothic" w:hAnsi="BIZ UDPGothic"/>
+                <w:color w:val="404040"/>
+                <w:sz w:val="18"/>
+                <w:szCs w:val="18"/>
+              </w:rPr>
+              <w:t xml:space="preserve">[事前] 担当者確認</w:t>
+            </w:r>
+          </w:p>
+          <w:p>
+            <w:pPr>
+              <w:spacing w:before="0" w:after="0"/>
+            </w:pPr>
+            <w:r>
+              <w:rPr>
+                <w:rFonts w:ascii="BIZ UDPGothic" w:cs="BIZ UDPGothic" w:eastAsia="BIZ UDPGothic" w:hAnsi="BIZ UDPGothic"/>
+                <w:color w:val="404040"/>
+                <w:sz w:val="18"/>
+                <w:szCs w:val="18"/>
+              </w:rPr>
+              <w:t xml:space="preserve">/ Xác nhận người phụ trách</w:t>
+            </w:r>
+          </w:p>
+        </w:tc>
+        <w:tc>
+          <w:tcPr>
+            <w:tcW w:type="dxa" w:w="6906"/>
+            <w:tcBorders>
+              <w:top w:val="single" w:color="CCCCCC" w:sz="4"/>
+              <w:left w:val="single" w:color="CCCCCC" w:sz="4"/>
+              <w:bottom w:val="single" w:color="CCCCCC" w:sz="4"/>
+              <w:right w:val="single" w:color="CCCCCC" w:sz="4"/>
+            </w:tcBorders>
+            <w:shd w:fill="FFFFFF" w:val="clear"/>
+            <w:tcMar>
+              <w:top w:type="dxa" w:w="80"/>
+              <w:left w:type="dxa" w:w="120"/>
+              <w:bottom w:type="dxa" w:w="80"/>
+              <w:right w:type="dxa" w:w="120"/>
+            </w:tcMar>
+          </w:tcPr>
+          <w:p>
+            <w:pPr>
+              <w:spacing w:before="0" w:after="0"/>
+            </w:pPr>
+            <w:r>
+              <w:rPr>
+                <w:rFonts w:ascii="BIZ UDPGothic" w:cs="BIZ UDPGothic" w:eastAsia="BIZ UDPGothic" w:hAnsi="BIZ UDPGothic"/>
+                <w:color w:val="404040"/>
+                <w:sz w:val="18"/>
+                <w:szCs w:val="18"/>
+              </w:rPr>
+              <w:t xml:space="preserve">作業: Thanh Nguyên</w:t>
+            </w:r>
+          </w:p>
+          <w:p>
+            <w:pPr>
+              <w:spacing w:before="0" w:after="0"/>
+            </w:pPr>
+            <w:r>
+              <w:rPr>
+                <w:rFonts w:ascii="BIZ UDPGothic" w:cs="BIZ UDPGothic" w:eastAsia="BIZ UDPGothic" w:hAnsi="BIZ UDPGothic"/>
+                <w:color w:val="404040"/>
+                <w:sz w:val="18"/>
+                <w:szCs w:val="18"/>
+              </w:rPr>
+              <w:t xml:space="preserve">レビュー: きよはら</w:t>
+            </w:r>
+          </w:p>
+          <w:p>
+            <w:pPr>
+              <w:spacing w:before="0" w:after="0"/>
+            </w:pPr>
+            <w:r>
+              <w:rPr>
+                <w:rFonts w:ascii="BIZ UDPGothic" w:cs="BIZ UDPGothic" w:eastAsia="BIZ UDPGothic" w:hAnsi="BIZ UDPGothic"/>
+                <w:color w:val="404040"/>
+                <w:sz w:val="18"/>
+                <w:szCs w:val="18"/>
+              </w:rPr>
+              <w:t xml:space="preserve">立会: 不要</w:t>
+            </w:r>
+          </w:p>
+        </w:tc>
+      </w:tr>
+      <w:tr>
+        <w:trPr>
+          <w:cantSplit/>
+        </w:trPr>
+        <w:tc>
+          <w:tcPr>
+            <w:tcW w:type="dxa" w:w="400"/>
+            <w:tcBorders>
+              <w:top w:val="single" w:color="CCCCCC" w:sz="4"/>
+              <w:left w:val="single" w:color="CCCCCC" w:sz="4"/>
+              <w:bottom w:val="single" w:color="CCCCCC" w:sz="4"/>
+              <w:right w:val="single" w:color="CCCCCC" w:sz="4"/>
+            </w:tcBorders>
+            <w:shd w:fill="FFFFFF" w:val="clear"/>
+            <w:tcMar>
+              <w:top w:type="dxa" w:w="80"/>
+              <w:left w:type="dxa" w:w="120"/>
+              <w:bottom w:type="dxa" w:w="80"/>
+              <w:right w:type="dxa" w:w="120"/>
+            </w:tcMar>
+            <w:vAlign w:val="center"/>
+          </w:tcPr>
+          <w:p>
+            <w:pPr>
+              <w:jc w:val="center"/>
+            </w:pPr>
+            <w:r>
+              <w:rPr>
+                <w:rFonts w:ascii="BIZ UDPGothic" w:cs="BIZ UDPGothic" w:eastAsia="BIZ UDPGothic" w:hAnsi="BIZ UDPGothic"/>
+                <w:b w:val="false"/>
+                <w:bCs w:val="false"/>
+                <w:color w:val="404040"/>
+                <w:sz w:val="18"/>
+                <w:szCs w:val="18"/>
+              </w:rPr>
+              <w:t xml:space="preserve">6</w:t>
+            </w:r>
+          </w:p>
+        </w:tc>
+        <w:tc>
+          <w:tcPr>
+            <w:tcW w:type="dxa" w:w="2200"/>
+            <w:tcBorders>
+              <w:top w:val="single" w:color="CCCCCC" w:sz="4"/>
+              <w:left w:val="single" w:color="CCCCCC" w:sz="4"/>
+              <w:bottom w:val="single" w:color="CCCCCC" w:sz="4"/>
+              <w:right w:val="single" w:color="CCCCCC" w:sz="4"/>
+            </w:tcBorders>
+            <w:shd w:fill="FFFFFF" w:val="clear"/>
+            <w:tcMar>
+              <w:top w:type="dxa" w:w="80"/>
+              <w:left w:type="dxa" w:w="120"/>
+              <w:bottom w:type="dxa" w:w="80"/>
+              <w:right w:type="dxa" w:w="120"/>
+            </w:tcMar>
+          </w:tcPr>
+          <w:p>
+            <w:pPr>
+              <w:spacing w:before="0" w:after="0"/>
+            </w:pPr>
+            <w:r>
+              <w:rPr>
+                <w:rFonts w:ascii="BIZ UDPGothic" w:cs="BIZ UDPGothic" w:eastAsia="BIZ UDPGothic" w:hAnsi="BIZ UDPGothic"/>
+                <w:color w:val="404040"/>
+                <w:sz w:val="18"/>
+                <w:szCs w:val="18"/>
+              </w:rPr>
+              <w:t xml:space="preserve">[事後] デプロイ後確認</w:t>
+            </w:r>
+          </w:p>
+          <w:p>
+            <w:pPr>
+              <w:spacing w:before="0" w:after="0"/>
+            </w:pPr>
+            <w:r>
+              <w:rPr>
+                <w:rFonts w:ascii="BIZ UDPGothic" w:cs="BIZ UDPGothic" w:eastAsia="BIZ UDPGothic" w:hAnsi="BIZ UDPGothic"/>
+                <w:color w:val="404040"/>
+                <w:sz w:val="18"/>
+                <w:szCs w:val="18"/>
+              </w:rPr>
+              <w:t xml:space="preserve">/ Kiểm tra sau deploy</w:t>
+            </w:r>
+          </w:p>
+        </w:tc>
+        <w:tc>
+          <w:tcPr>
+            <w:tcW w:type="dxa" w:w="6906"/>
+            <w:tcBorders>
+              <w:top w:val="single" w:color="CCCCCC" w:sz="4"/>
+              <w:left w:val="single" w:color="CCCCCC" w:sz="4"/>
+              <w:bottom w:val="single" w:color="CCCCCC" w:sz="4"/>
+              <w:right w:val="single" w:color="CCCCCC" w:sz="4"/>
+            </w:tcBorders>
+            <w:shd w:fill="FFFFFF" w:val="clear"/>
+            <w:tcMar>
+              <w:top w:type="dxa" w:w="80"/>
+              <w:left w:type="dxa" w:w="120"/>
+              <w:bottom w:type="dxa" w:w="80"/>
+              <w:right w:type="dxa" w:w="120"/>
+            </w:tcMar>
+          </w:tcPr>
+          <w:p>
+            <w:pPr>
+              <w:spacing w:before="0" w:after="0"/>
+            </w:pPr>
+            <w:r>
+              <w:rPr>
+                <w:rFonts w:ascii="BIZ UDPGothic" w:cs="BIZ UDPGothic" w:eastAsia="BIZ UDPGothic" w:hAnsi="BIZ UDPGothic"/>
+                <w:color w:val="404040"/>
+                <w:sz w:val="18"/>
+                <w:szCs w:val="18"/>
+              </w:rPr>
+              <w:t xml:space="preserve">□ instance-2のPromotionTierが変更後の値であること</w:t>
+            </w:r>
+          </w:p>
+          <w:p>
+            <w:pPr>
+              <w:spacing w:before="0" w:after="0"/>
+            </w:pPr>
+            <w:r>
+              <w:rPr>
+                <w:rFonts w:ascii="BIZ UDPGothic" w:cs="BIZ UDPGothic" w:eastAsia="BIZ UDPGothic" w:hAnsi="BIZ UDPGothic"/>
+                <w:color w:val="404040"/>
+                <w:sz w:val="18"/>
+                <w:szCs w:val="18"/>
+              </w:rPr>
+              <w:t xml:space="preserve">□ フェイルオーバー優先順位が意図通りであること</w:t>
+            </w:r>
+          </w:p>
+        </w:tc>
+      </w:tr>
+      <w:tr>
+        <w:trPr>
+          <w:cantSplit/>
+        </w:trPr>
+        <w:tc>
+          <w:tcPr>
+            <w:tcW w:type="dxa" w:w="400"/>
+            <w:tcBorders>
+              <w:top w:val="single" w:color="CCCCCC" w:sz="4"/>
+              <w:left w:val="single" w:color="CCCCCC" w:sz="4"/>
+              <w:bottom w:val="single" w:color="CCCCCC" w:sz="4"/>
+              <w:right w:val="single" w:color="CCCCCC" w:sz="4"/>
+            </w:tcBorders>
+            <w:shd w:fill="FFFFFF" w:val="clear"/>
+            <w:tcMar>
+              <w:top w:type="dxa" w:w="80"/>
+              <w:left w:type="dxa" w:w="120"/>
+              <w:bottom w:type="dxa" w:w="80"/>
+              <w:right w:type="dxa" w:w="120"/>
+            </w:tcMar>
+            <w:vAlign w:val="center"/>
+          </w:tcPr>
+          <w:p>
+            <w:pPr>
+              <w:jc w:val="center"/>
+            </w:pPr>
+            <w:r>
+              <w:rPr>
+                <w:rFonts w:ascii="BIZ UDPGothic" w:cs="BIZ UDPGothic" w:eastAsia="BIZ UDPGothic" w:hAnsi="BIZ UDPGothic"/>
+                <w:b w:val="false"/>
+                <w:bCs w:val="false"/>
+                <w:color w:val="404040"/>
+                <w:sz w:val="18"/>
+                <w:szCs w:val="18"/>
+              </w:rPr>
+              <w:t xml:space="preserve">7</w:t>
+            </w:r>
+          </w:p>
+        </w:tc>
+        <w:tc>
+          <w:tcPr>
+            <w:tcW w:type="dxa" w:w="2200"/>
+            <w:tcBorders>
+              <w:top w:val="single" w:color="CCCCCC" w:sz="4"/>
+              <w:left w:val="single" w:color="CCCCCC" w:sz="4"/>
+              <w:bottom w:val="single" w:color="CCCCCC" w:sz="4"/>
+              <w:right w:val="single" w:color="CCCCCC" w:sz="4"/>
+            </w:tcBorders>
+            <w:shd w:fill="FFFFFF" w:val="clear"/>
+            <w:tcMar>
+              <w:top w:type="dxa" w:w="80"/>
+              <w:left w:type="dxa" w:w="120"/>
+              <w:bottom w:type="dxa" w:w="80"/>
+              <w:right w:type="dxa" w:w="120"/>
+            </w:tcMar>
+          </w:tcPr>
+          <w:p>
+            <w:pPr>
+              <w:spacing w:before="0" w:after="0"/>
+            </w:pPr>
+            <w:r>
+              <w:rPr>
+                <w:rFonts w:ascii="BIZ UDPGothic" w:cs="BIZ UDPGothic" w:eastAsia="BIZ UDPGothic" w:hAnsi="BIZ UDPGothic"/>
+                <w:color w:val="404040"/>
+                <w:sz w:val="18"/>
+                <w:szCs w:val="18"/>
+              </w:rPr>
+              <w:t xml:space="preserve">[事後] Go-Live後の監視</w:t>
+            </w:r>
+          </w:p>
+          <w:p>
+            <w:pPr>
+              <w:spacing w:before="0" w:after="0"/>
+            </w:pPr>
+            <w:r>
+              <w:rPr>
+                <w:rFonts w:ascii="BIZ UDPGothic" w:cs="BIZ UDPGothic" w:eastAsia="BIZ UDPGothic" w:hAnsi="BIZ UDPGothic"/>
+                <w:color w:val="404040"/>
+                <w:sz w:val="18"/>
+                <w:szCs w:val="18"/>
+              </w:rPr>
+              <w:t xml:space="preserve">/ Giám sát sau Go-Live</w:t>
+            </w:r>
+          </w:p>
+        </w:tc>
+        <w:tc>
+          <w:tcPr>
+            <w:tcW w:type="dxa" w:w="6906"/>
+            <w:tcBorders>
+              <w:top w:val="single" w:color="CCCCCC" w:sz="4"/>
+              <w:left w:val="single" w:color="CCCCCC" w:sz="4"/>
+              <w:bottom w:val="single" w:color="CCCCCC" w:sz="4"/>
+              <w:right w:val="single" w:color="CCCCCC" w:sz="4"/>
+            </w:tcBorders>
+            <w:shd w:fill="FFFFFF" w:val="clear"/>
+            <w:tcMar>
+              <w:top w:type="dxa" w:w="80"/>
+              <w:left w:type="dxa" w:w="120"/>
+              <w:bottom w:type="dxa" w:w="80"/>
+              <w:right w:type="dxa" w:w="120"/>
+            </w:tcMar>
+          </w:tcPr>
+          <w:p>
+            <w:pPr>
+              <w:spacing w:before="0" w:after="0"/>
+            </w:pPr>
+            <w:r>
+              <w:rPr>
+                <w:rFonts w:ascii="BIZ UDPGothic" w:cs="BIZ UDPGothic" w:eastAsia="BIZ UDPGothic" w:hAnsi="BIZ UDPGothic"/>
+                <w:color w:val="404040"/>
+                <w:sz w:val="18"/>
+                <w:szCs w:val="18"/>
+              </w:rPr>
+              <w:t xml:space="preserve">監視期間: 作業後1営業日</w:t>
+            </w:r>
+          </w:p>
+          <w:p>
+            <w:pPr>
+              <w:spacing w:before="0" w:after="0"/>
+            </w:pPr>
+            <w:r>
+              <w:rPr>
+                <w:rFonts w:ascii="BIZ UDPGothic" w:cs="BIZ UDPGothic" w:eastAsia="BIZ UDPGothic" w:hAnsi="BIZ UDPGothic"/>
+                <w:color w:val="404040"/>
+                <w:sz w:val="18"/>
+                <w:szCs w:val="18"/>
+              </w:rPr>
+              <w:t xml:space="preserve">確認方法: aws rds describe-db-instances で PromotionTier確認</w:t>
+            </w:r>
+          </w:p>
+          <w:p>
+            <w:pPr>
+              <w:spacing w:before="0" w:after="0"/>
+            </w:pPr>
+            <w:r>
+              <w:rPr>
+                <w:rFonts w:ascii="BIZ UDPGothic" w:cs="BIZ UDPGothic" w:eastAsia="BIZ UDPGothic" w:hAnsi="BIZ UDPGothic"/>
+                <w:color w:val="404040"/>
+                <w:sz w:val="18"/>
+                <w:szCs w:val="18"/>
+              </w:rPr>
+              <w:t xml:space="preserve">異常時: 元の値に戻す</w:t>
+            </w:r>
+          </w:p>
+        </w:tc>
+      </w:tr>
+      <w:tr>
+        <w:trPr>
+          <w:cantSplit/>
+        </w:trPr>
+        <w:tc>
+          <w:tcPr>
+            <w:tcW w:type="dxa" w:w="400"/>
+            <w:tcBorders>
+              <w:top w:val="single" w:color="CCCCCC" w:sz="4"/>
+              <w:left w:val="single" w:color="CCCCCC" w:sz="4"/>
+              <w:bottom w:val="single" w:color="CCCCCC" w:sz="4"/>
+              <w:right w:val="single" w:color="CCCCCC" w:sz="4"/>
+            </w:tcBorders>
+            <w:shd w:fill="FFFFFF" w:val="clear"/>
+            <w:tcMar>
+              <w:top w:type="dxa" w:w="80"/>
+              <w:left w:type="dxa" w:w="120"/>
+              <w:bottom w:type="dxa" w:w="80"/>
+              <w:right w:type="dxa" w:w="120"/>
+            </w:tcMar>
+            <w:vAlign w:val="center"/>
+          </w:tcPr>
+          <w:p>
+            <w:pPr>
+              <w:jc w:val="center"/>
+            </w:pPr>
+            <w:r>
+              <w:rPr>
+                <w:rFonts w:ascii="BIZ UDPGothic" w:cs="BIZ UDPGothic" w:eastAsia="BIZ UDPGothic" w:hAnsi="BIZ UDPGothic"/>
+                <w:b w:val="false"/>
+                <w:bCs w:val="false"/>
+                <w:color w:val="404040"/>
+                <w:sz w:val="18"/>
+                <w:szCs w:val="18"/>
+              </w:rPr>
+              <w:t xml:space="preserve">8</w:t>
+            </w:r>
+          </w:p>
+        </w:tc>
+        <w:tc>
+          <w:tcPr>
+            <w:tcW w:type="dxa" w:w="2200"/>
+            <w:tcBorders>
+              <w:top w:val="single" w:color="CCCCCC" w:sz="4"/>
+              <w:left w:val="single" w:color="CCCCCC" w:sz="4"/>
+              <w:bottom w:val="single" w:color="CCCCCC" w:sz="4"/>
+              <w:right w:val="single" w:color="CCCCCC" w:sz="4"/>
+            </w:tcBorders>
+            <w:shd w:fill="FFFFFF" w:val="clear"/>
+            <w:tcMar>
+              <w:top w:type="dxa" w:w="80"/>
+              <w:left w:type="dxa" w:w="120"/>
+              <w:bottom w:type="dxa" w:w="80"/>
+              <w:right w:type="dxa" w:w="120"/>
+            </w:tcMar>
+          </w:tcPr>
+          <w:p>
+            <w:pPr>
+              <w:spacing w:before="0" w:after="0"/>
+            </w:pPr>
+            <w:r>
+              <w:rPr>
+                <w:rFonts w:ascii="BIZ UDPGothic" w:cs="BIZ UDPGothic" w:eastAsia="BIZ UDPGothic" w:hAnsi="BIZ UDPGothic"/>
+                <w:color w:val="404040"/>
+                <w:sz w:val="18"/>
+                <w:szCs w:val="18"/>
+              </w:rPr>
+              <w:t xml:space="preserve">[参考] テストシナリオ</w:t>
+            </w:r>
+          </w:p>
+          <w:p>
+            <w:pPr>
+              <w:spacing w:before="0" w:after="0"/>
+            </w:pPr>
+            <w:r>
+              <w:rPr>
+                <w:rFonts w:ascii="BIZ UDPGothic" w:cs="BIZ UDPGothic" w:eastAsia="BIZ UDPGothic" w:hAnsi="BIZ UDPGothic"/>
+                <w:color w:val="404040"/>
+                <w:sz w:val="18"/>
+                <w:szCs w:val="18"/>
+              </w:rPr>
+              <w:t xml:space="preserve">/ Kịch bản kiểm thử</w:t>
+            </w:r>
+          </w:p>
+        </w:tc>
+        <w:tc>
+          <w:tcPr>
+            <w:tcW w:type="dxa" w:w="6906"/>
+            <w:tcBorders>
+              <w:top w:val="single" w:color="CCCCCC" w:sz="4"/>
+              <w:left w:val="single" w:color="CCCCCC" w:sz="4"/>
+              <w:bottom w:val="single" w:color="CCCCCC" w:sz="4"/>
+              <w:right w:val="single" w:color="CCCCCC" w:sz="4"/>
+            </w:tcBorders>
+            <w:shd w:fill="FFFFFF" w:val="clear"/>
+            <w:tcMar>
+              <w:top w:type="dxa" w:w="80"/>
+              <w:left w:type="dxa" w:w="120"/>
+              <w:bottom w:type="dxa" w:w="80"/>
+              <w:right w:type="dxa" w:w="120"/>
+            </w:tcMar>
+          </w:tcPr>
+          <w:p>
+            <w:pPr>
+              <w:spacing w:before="0" w:after="0"/>
+            </w:pPr>
+            <w:r>
+              <w:rPr>
+                <w:rFonts w:ascii="BIZ UDPGothic" w:cs="BIZ UDPGothic" w:eastAsia="BIZ UDPGothic" w:hAnsi="BIZ UDPGothic"/>
+                <w:color w:val="404040"/>
+                <w:sz w:val="18"/>
+                <w:szCs w:val="18"/>
+              </w:rPr>
+              <w:t xml:space="preserve">T1: PromotionTier変更前確認</w:t>
+            </w:r>
+          </w:p>
+          <w:p>
+            <w:pPr>
+              <w:spacing w:before="0" w:after="0"/>
+            </w:pPr>
+            <w:r>
+              <w:rPr>
+                <w:rFonts w:ascii="BIZ UDPGothic" w:cs="BIZ UDPGothic" w:eastAsia="BIZ UDPGothic" w:hAnsi="BIZ UDPGothic"/>
+                <w:color w:val="404040"/>
+                <w:sz w:val="18"/>
+                <w:szCs w:val="18"/>
+              </w:rPr>
+              <w:t xml:space="preserve">T2: 変更実施</w:t>
+            </w:r>
+          </w:p>
+          <w:p>
+            <w:pPr>
+              <w:spacing w:before="0" w:after="0"/>
+            </w:pPr>
+            <w:r>
+              <w:rPr>
+                <w:rFonts w:ascii="BIZ UDPGothic" w:cs="BIZ UDPGothic" w:eastAsia="BIZ UDPGothic" w:hAnsi="BIZ UDPGothic"/>
+                <w:color w:val="404040"/>
+                <w:sz w:val="18"/>
+                <w:szCs w:val="18"/>
+              </w:rPr>
+              <w:t xml:space="preserve">T3: PromotionTier変更後確認</w:t>
+            </w:r>
+          </w:p>
+        </w:tc>
+      </w:tr>
+    </w:tbl>
     <w:p>
       <w:pPr>
         <w:spacing w:before="100" w:after="100"/>
